--- a/Cahiers des charges/Word/KWISMO_Cahier_des_charges_MOBILE.docx
+++ b/Cahiers des charges/Word/KWISMO_Cahier_des_charges_MOBILE.docx
@@ -760,7 +760,7 @@
           <w:sz w:val="21"/>
           <w:szCs w:val="21"/>
         </w:rPr>
-        <w:t xml:space="preserve">Connexion</w:t>
+        <w:t xml:space="preserve">Compte</w:t>
       </w:r>
       <w:r>
         <w:rPr>
@@ -773,7 +773,7 @@
           <w:sz w:val="21"/>
           <w:szCs w:val="21"/>
         </w:rPr>
-        <w:t xml:space="preserve"> : sélection du pays (liste avec drapeaux + indicatifs) puis saisie et validation du numéro (regex selon l’indicatif), suivie de la vérification OTP.</w:t>
+        <w:t xml:space="preserve"> : inscription avec nom, prénom, email et mot de passe, vérifiée par OTP envoyé par email.</w:t>
       </w:r>
     </w:p>
     <w:p>
@@ -797,7 +797,7 @@
           <w:sz w:val="21"/>
           <w:szCs w:val="21"/>
         </w:rPr>
-        <w:t xml:space="preserve">Application</w:t>
+        <w:t xml:space="preserve">Connexion</w:t>
       </w:r>
       <w:r>
         <w:rPr>
@@ -810,7 +810,81 @@
           <w:sz w:val="21"/>
           <w:szCs w:val="21"/>
         </w:rPr>
-        <w:t xml:space="preserve"> : Accueil/Dashboard (avec KPI personnels), Vérification de numéro, Transfert USSD (pays → opérateur → action), Liste de contacts à insignes, Alerte WhatsApp en cas de piratage, Détection d’appel suspect, Signalement, Formulaire d’enquête, Profil &amp; sécurité.</w:t>
+        <w:t xml:space="preserve"> : email + mot de passe. Un OTP par email n’est demandé que lors d’une connexion depuis un nouvel appareil.</w:t>
+      </w:r>
+    </w:p>
+    <w:p>
+      <w:pPr>
+        <w:pStyle w:val="ListParagraph"/>
+        <w:numPr>
+          <w:ilvl w:val="0"/>
+          <w:numId w:val="2"/>
+        </w:numPr>
+        <w:spacing w:after="70" w:line="268"/>
+        <w:jc w:val="left"/>
+      </w:pPr>
+      <w:r>
+        <w:rPr>
+          <w:rFonts w:ascii="Aptos" w:cs="Aptos" w:eastAsia="Aptos" w:hAnsi="Aptos"/>
+          <w:b/>
+          <w:bCs/>
+          <w:i w:val="false"/>
+          <w:iCs w:val="false"/>
+          <w:color w:val="20222E"/>
+          <w:sz w:val="21"/>
+          <w:szCs w:val="21"/>
+        </w:rPr>
+        <w:t xml:space="preserve">Mes numéros</w:t>
+      </w:r>
+      <w:r>
+        <w:rPr>
+          <w:rFonts w:ascii="Aptos" w:cs="Aptos" w:eastAsia="Aptos" w:hAnsi="Aptos"/>
+          <w:b w:val="false"/>
+          <w:bCs w:val="false"/>
+          <w:i w:val="false"/>
+          <w:iCs w:val="false"/>
+          <w:color w:val="20222E"/>
+          <w:sz w:val="21"/>
+          <w:szCs w:val="21"/>
+        </w:rPr>
+        <w:t xml:space="preserve"> : l’utilisateur rattache autant de numéros qu’il souhaite à son compte unique ; chaque numéro est vérifié par OTP envoyé par SMS.</w:t>
+      </w:r>
+    </w:p>
+    <w:p>
+      <w:pPr>
+        <w:pStyle w:val="ListParagraph"/>
+        <w:numPr>
+          <w:ilvl w:val="0"/>
+          <w:numId w:val="2"/>
+        </w:numPr>
+        <w:spacing w:after="70" w:line="268"/>
+        <w:jc w:val="left"/>
+      </w:pPr>
+      <w:r>
+        <w:rPr>
+          <w:rFonts w:ascii="Aptos" w:cs="Aptos" w:eastAsia="Aptos" w:hAnsi="Aptos"/>
+          <w:b/>
+          <w:bCs/>
+          <w:i w:val="false"/>
+          <w:iCs w:val="false"/>
+          <w:color w:val="20222E"/>
+          <w:sz w:val="21"/>
+          <w:szCs w:val="21"/>
+        </w:rPr>
+        <w:t xml:space="preserve">Application</w:t>
+      </w:r>
+      <w:r>
+        <w:rPr>
+          <w:rFonts w:ascii="Aptos" w:cs="Aptos" w:eastAsia="Aptos" w:hAnsi="Aptos"/>
+          <w:b w:val="false"/>
+          <w:bCs w:val="false"/>
+          <w:i w:val="false"/>
+          <w:iCs w:val="false"/>
+          <w:color w:val="20222E"/>
+          <w:sz w:val="21"/>
+          <w:szCs w:val="21"/>
+        </w:rPr>
+        <w:t xml:space="preserve"> : Accueil/Dashboard (avec KPI personnels), Vérification de numéro, Transfert USSD (pays → opérateur → action), Liste de contacts à insignes, Mes numéros, Déclaration d’un numéro compromis et alerte WhatsApp, Détection d’appel suspect, Signalement, Formulaire d’enquête, Profil &amp; sécurité.</w:t>
       </w:r>
     </w:p>
     <w:tbl>
@@ -853,7 +927,7 @@
                 <w:sz w:val="20"/>
                 <w:szCs w:val="20"/>
               </w:rPr>
-              <w:t xml:space="preserve">Note sur l’authentification</w:t>
+              <w:t xml:space="preserve">Modèle de compte : un compte, plusieurs numéros</w:t>
             </w:r>
           </w:p>
           <w:p>
@@ -868,7 +942,7 @@
                 <w:sz w:val="19"/>
                 <w:szCs w:val="19"/>
               </w:rPr>
-              <w:t xml:space="preserve">La connexion mobile repose sur numéro de téléphone + OTP (pas de mot de passe à la connexion).</w:t>
+              <w:t xml:space="preserve">L’identité du compte est l’EMAIL, non le numéro de téléphone. Cela permet à un utilisateur possédant plusieurs SIM de tout gérer depuis un seul compte, sans se déconnecter.</w:t>
             </w:r>
           </w:p>
           <w:p>
@@ -883,7 +957,22 @@
                 <w:sz w:val="19"/>
                 <w:szCs w:val="19"/>
               </w:rPr>
-              <w:t xml:space="preserve">Une page de mot de passe oublié / réinitialisation par email est néanmoins prévue pour les comptes disposant d’un mot de passe (récupération d’accès).</w:t>
+              <w:t xml:space="preserve">Deux canaux d’OTP coexistent : OTP par EMAIL (inscription et connexion sur nouvel appareil) et OTP par SMS (vérification d’un numéro ajouté).</w:t>
+            </w:r>
+          </w:p>
+          <w:p>
+            <w:pPr>
+              <w:spacing w:after="40"/>
+              <w:jc w:val="left"/>
+            </w:pPr>
+            <w:r>
+              <w:rPr>
+                <w:rFonts w:ascii="Aptos" w:cs="Aptos" w:eastAsia="Aptos" w:hAnsi="Aptos"/>
+                <w:color w:val="20222E"/>
+                <w:sz w:val="19"/>
+                <w:szCs w:val="19"/>
+              </w:rPr>
+              <w:t xml:space="preserve">Un même numéro ne peut être rattaché qu’à un seul compte (unicité globale). Il n’existe pas de numéro « principal » : tous les numéros du compte sont égaux.</w:t>
             </w:r>
           </w:p>
         </w:tc>
@@ -7738,7 +7827,7 @@
                 <w:sz w:val="16"/>
                 <w:szCs w:val="16"/>
               </w:rPr>
-              <w:t xml:space="preserve">│  │  ├─ login.tsx              # Pays + numéro</w:t>
+              <w:t xml:space="preserve">│  │  ├─ register.tsx           # Nom, prénom, email, mot de passe</w:t>
             </w:r>
           </w:p>
           <w:p>
@@ -7752,7 +7841,7 @@
                 <w:sz w:val="16"/>
                 <w:szCs w:val="16"/>
               </w:rPr>
-              <w:t xml:space="preserve">│  │  ├─ otp.tsx                # Vérification OTP</w:t>
+              <w:t xml:space="preserve">│  │  ├─ verify-email.tsx       # OTP par email (inscription)</w:t>
             </w:r>
           </w:p>
           <w:p>
@@ -7766,7 +7855,7 @@
                 <w:sz w:val="16"/>
                 <w:szCs w:val="16"/>
               </w:rPr>
-              <w:t xml:space="preserve">│  │  ├─ forgot-password.tsx    # Réinit. par email</w:t>
+              <w:t xml:space="preserve">│  │  ├─ login.tsx              # Email + mot de passe</w:t>
             </w:r>
           </w:p>
           <w:p>
@@ -7780,7 +7869,7 @@
                 <w:sz w:val="16"/>
                 <w:szCs w:val="16"/>
               </w:rPr>
-              <w:t xml:space="preserve">│  │  └─ reset-password.tsx</w:t>
+              <w:t xml:space="preserve">│  │  ├─ verify-device.tsx      # OTP email (nouvel appareil)</w:t>
             </w:r>
           </w:p>
           <w:p>
@@ -7794,7 +7883,7 @@
                 <w:sz w:val="16"/>
                 <w:szCs w:val="16"/>
               </w:rPr>
-              <w:t xml:space="preserve">│  └─ (app)/                    # Groupe authentifié (protégé)</w:t>
+              <w:t xml:space="preserve">│  │  ├─ forgot-password.tsx    # Réinit. par email</w:t>
             </w:r>
           </w:p>
           <w:p>
@@ -7808,7 +7897,7 @@
                 <w:sz w:val="16"/>
                 <w:szCs w:val="16"/>
               </w:rPr>
-              <w:t xml:space="preserve">│     ├─ _layout.tsx            # Barre d’onglets (tabs)</w:t>
+              <w:t xml:space="preserve">│  │  └─ reset-password.tsx</w:t>
             </w:r>
           </w:p>
           <w:p>
@@ -7822,7 +7911,7 @@
                 <w:sz w:val="16"/>
                 <w:szCs w:val="16"/>
               </w:rPr>
-              <w:t xml:space="preserve">│     ├─ index.tsx             # Accueil / Dashboard + KPI perso</w:t>
+              <w:t xml:space="preserve">│  └─ (app)/                    # Groupe authentifié (protégé)</w:t>
             </w:r>
           </w:p>
           <w:p>
@@ -7836,7 +7925,7 @@
                 <w:sz w:val="16"/>
                 <w:szCs w:val="16"/>
               </w:rPr>
-              <w:t xml:space="preserve">│     ├─ verify.tsx            # Vérification de numéro</w:t>
+              <w:t xml:space="preserve">│     ├─ _layout.tsx            # Barre d’onglets (tabs)</w:t>
             </w:r>
           </w:p>
           <w:p>
@@ -7850,7 +7939,7 @@
                 <w:sz w:val="16"/>
                 <w:szCs w:val="16"/>
               </w:rPr>
-              <w:t xml:space="preserve">│     ├─ transfer.tsx          # Transfert USSD</w:t>
+              <w:t xml:space="preserve">│     ├─ index.tsx             # Accueil / Dashboard + KPI perso</w:t>
             </w:r>
           </w:p>
           <w:p>
@@ -7864,7 +7953,7 @@
                 <w:sz w:val="16"/>
                 <w:szCs w:val="16"/>
               </w:rPr>
-              <w:t xml:space="preserve">│     ├─ contacts.tsx          # Liste de contacts à insignes</w:t>
+              <w:t xml:space="preserve">│     ├─ verify.tsx            # Vérification d’un numéro tiers</w:t>
             </w:r>
           </w:p>
           <w:p>
@@ -7878,7 +7967,7 @@
                 <w:sz w:val="16"/>
                 <w:szCs w:val="16"/>
               </w:rPr>
-              <w:t xml:space="preserve">│     ├─ alert-whatsapp.tsx    # Alerte WhatsApp piratage</w:t>
+              <w:t xml:space="preserve">│     ├─ transfer.tsx          # Transfert USSD (SIM actives)</w:t>
             </w:r>
           </w:p>
           <w:p>
@@ -7892,7 +7981,7 @@
                 <w:sz w:val="16"/>
                 <w:szCs w:val="16"/>
               </w:rPr>
-              <w:t xml:space="preserve">│     ├─ report.tsx            # Signalement</w:t>
+              <w:t xml:space="preserve">│     ├─ contacts.tsx          # Liste de contacts à insignes</w:t>
             </w:r>
           </w:p>
           <w:p>
@@ -7906,7 +7995,7 @@
                 <w:sz w:val="16"/>
                 <w:szCs w:val="16"/>
               </w:rPr>
-              <w:t xml:space="preserve">│     ├─ survey.tsx            # Formulaire d’enquête</w:t>
+              <w:t xml:space="preserve">│     ├─ my-numbers/           # ★ Mes numéros (multi-SIM)</w:t>
             </w:r>
           </w:p>
           <w:p>
@@ -7920,7 +8009,7 @@
                 <w:sz w:val="16"/>
                 <w:szCs w:val="16"/>
               </w:rPr>
-              <w:t xml:space="preserve">│     └─ profile.tsx           # Profil &amp; sécurité</w:t>
+              <w:t xml:space="preserve">│     │  ├─ index.tsx          # Liste des numéros du compte</w:t>
             </w:r>
           </w:p>
           <w:p>
@@ -7934,7 +8023,7 @@
                 <w:sz w:val="16"/>
                 <w:szCs w:val="16"/>
               </w:rPr>
-              <w:t xml:space="preserve">├─ src/</w:t>
+              <w:t xml:space="preserve">│     │  ├─ add.tsx            # Ajout : pays + numéro</w:t>
             </w:r>
           </w:p>
           <w:p>
@@ -7948,7 +8037,7 @@
                 <w:sz w:val="16"/>
                 <w:szCs w:val="16"/>
               </w:rPr>
-              <w:t xml:space="preserve">│  ├─ features/                 # Logique métier par fonctionnalité</w:t>
+              <w:t xml:space="preserve">│     │  └─ verify-phone.tsx   # OTP SMS de vérification</w:t>
             </w:r>
           </w:p>
           <w:p>
@@ -7962,7 +8051,7 @@
                 <w:sz w:val="16"/>
                 <w:szCs w:val="16"/>
               </w:rPr>
-              <w:t xml:space="preserve">│  │  ├─ auth/                  # hooks, services, schemas, composants</w:t>
+              <w:t xml:space="preserve">│     ├─ compromised.tsx       # Déclaration + alerte WhatsApp</w:t>
             </w:r>
           </w:p>
           <w:p>
@@ -7976,7 +8065,7 @@
                 <w:sz w:val="16"/>
                 <w:szCs w:val="16"/>
               </w:rPr>
-              <w:t xml:space="preserve">│  │  ├─ dashboard/             # KPI personnels, cartes, graphes</w:t>
+              <w:t xml:space="preserve">│     ├─ report.tsx            # Signalement</w:t>
             </w:r>
           </w:p>
           <w:p>
@@ -7990,7 +8079,7 @@
                 <w:sz w:val="16"/>
                 <w:szCs w:val="16"/>
               </w:rPr>
-              <w:t xml:space="preserve">│  │  ├─ verify/                # vérification de numéro</w:t>
+              <w:t xml:space="preserve">│     ├─ survey.tsx            # Formulaire d’enquête</w:t>
             </w:r>
           </w:p>
           <w:p>
@@ -8004,7 +8093,7 @@
                 <w:sz w:val="16"/>
                 <w:szCs w:val="16"/>
               </w:rPr>
-              <w:t xml:space="preserve">│  │  ├─ transfer/             # sélection pays/opérateur/action, USSD</w:t>
+              <w:t xml:space="preserve">│     └─ profile.tsx           # Profil &amp; sécurité</w:t>
             </w:r>
           </w:p>
           <w:p>
@@ -8018,7 +8107,7 @@
                 <w:sz w:val="16"/>
                 <w:szCs w:val="16"/>
               </w:rPr>
-              <w:t xml:space="preserve">│  │  ├─ contacts/             # lecture répertoire, statut, insignes</w:t>
+              <w:t xml:space="preserve">├─ src/</w:t>
             </w:r>
           </w:p>
           <w:p>
@@ -8032,7 +8121,105 @@
                 <w:sz w:val="16"/>
                 <w:szCs w:val="16"/>
               </w:rPr>
-              <w:t xml:space="preserve">│  │  ├─ whatsapp-alert/       # incident + diffusion du message</w:t>
+              <w:t xml:space="preserve">│  ├─ features/                 # Logique métier par fonctionnalité</w:t>
+            </w:r>
+          </w:p>
+          <w:p>
+            <w:pPr>
+              <w:spacing w:after="0" w:line="240"/>
+            </w:pPr>
+            <w:r>
+              <w:rPr>
+                <w:rFonts w:ascii="Consolas" w:cs="Consolas" w:eastAsia="Consolas" w:hAnsi="Consolas"/>
+                <w:color w:val="20222E"/>
+                <w:sz w:val="16"/>
+                <w:szCs w:val="16"/>
+              </w:rPr>
+              <w:t xml:space="preserve">│  │  ├─ auth/                  # hooks, services, schemas, composants</w:t>
+            </w:r>
+          </w:p>
+          <w:p>
+            <w:pPr>
+              <w:spacing w:after="0" w:line="240"/>
+            </w:pPr>
+            <w:r>
+              <w:rPr>
+                <w:rFonts w:ascii="Consolas" w:cs="Consolas" w:eastAsia="Consolas" w:hAnsi="Consolas"/>
+                <w:color w:val="20222E"/>
+                <w:sz w:val="16"/>
+                <w:szCs w:val="16"/>
+              </w:rPr>
+              <w:t xml:space="preserve">│  │  ├─ dashboard/             # KPI personnels, cartes, graphes</w:t>
+            </w:r>
+          </w:p>
+          <w:p>
+            <w:pPr>
+              <w:spacing w:after="0" w:line="240"/>
+            </w:pPr>
+            <w:r>
+              <w:rPr>
+                <w:rFonts w:ascii="Consolas" w:cs="Consolas" w:eastAsia="Consolas" w:hAnsi="Consolas"/>
+                <w:color w:val="20222E"/>
+                <w:sz w:val="16"/>
+                <w:szCs w:val="16"/>
+              </w:rPr>
+              <w:t xml:space="preserve">│  │  ├─ verify/                # vérification de numéro</w:t>
+            </w:r>
+          </w:p>
+          <w:p>
+            <w:pPr>
+              <w:spacing w:after="0" w:line="240"/>
+            </w:pPr>
+            <w:r>
+              <w:rPr>
+                <w:rFonts w:ascii="Consolas" w:cs="Consolas" w:eastAsia="Consolas" w:hAnsi="Consolas"/>
+                <w:color w:val="20222E"/>
+                <w:sz w:val="16"/>
+                <w:szCs w:val="16"/>
+              </w:rPr>
+              <w:t xml:space="preserve">│  │  ├─ transfer/             # sélection pays/opérateur/action, USSD</w:t>
+            </w:r>
+          </w:p>
+          <w:p>
+            <w:pPr>
+              <w:spacing w:after="0" w:line="240"/>
+            </w:pPr>
+            <w:r>
+              <w:rPr>
+                <w:rFonts w:ascii="Consolas" w:cs="Consolas" w:eastAsia="Consolas" w:hAnsi="Consolas"/>
+                <w:color w:val="20222E"/>
+                <w:sz w:val="16"/>
+                <w:szCs w:val="16"/>
+              </w:rPr>
+              <w:t xml:space="preserve">│  │  ├─ contacts/             # lecture répertoire, statut, insignes</w:t>
+            </w:r>
+          </w:p>
+          <w:p>
+            <w:pPr>
+              <w:spacing w:after="0" w:line="240"/>
+            </w:pPr>
+            <w:r>
+              <w:rPr>
+                <w:rFonts w:ascii="Consolas" w:cs="Consolas" w:eastAsia="Consolas" w:hAnsi="Consolas"/>
+                <w:color w:val="20222E"/>
+                <w:sz w:val="16"/>
+                <w:szCs w:val="16"/>
+              </w:rPr>
+              <w:t xml:space="preserve">│  │  ├─ my-numbers/           # ★ ajout, vérif OTP SMS, suppression</w:t>
+            </w:r>
+          </w:p>
+          <w:p>
+            <w:pPr>
+              <w:spacing w:after="0" w:line="240"/>
+            </w:pPr>
+            <w:r>
+              <w:rPr>
+                <w:rFonts w:ascii="Consolas" w:cs="Consolas" w:eastAsia="Consolas" w:hAnsi="Consolas"/>
+                <w:color w:val="20222E"/>
+                <w:sz w:val="16"/>
+                <w:szCs w:val="16"/>
+              </w:rPr>
+              <w:t xml:space="preserve">│  │  ├─ compromised/          # incident + diffusion du message</w:t>
             </w:r>
           </w:p>
           <w:p>
@@ -9339,7 +9526,7 @@
           <w:sz w:val="21"/>
           <w:szCs w:val="21"/>
         </w:rPr>
-        <w:t xml:space="preserve"> : Accueil, Vérifier, Contacts, Signaler, Profil. Les fonctions secondaires (Transfert, Alerte WhatsApp, Enquête) sont accessibles depuis l’accueil ou un bouton d’action central.</w:t>
+        <w:t xml:space="preserve"> : Accueil, Vérifier, Contacts, Mes numéros, Profil. Les fonctions secondaires (Transfert, Déclaration de compromission, Signalement, Enquête) sont accessibles depuis l’accueil ou un bouton d’action central.</w:t>
       </w:r>
     </w:p>
     <w:p>
@@ -9515,7 +9702,7 @@
         <w:t xml:space="preserve">Bouton</w:t>
       </w:r>
     </w:p>
-    75
+    77
     <w:p>
       <w:pPr>
         <w:pStyle w:val="Heading3"/>
@@ -9533,7 +9720,7 @@
         <w:t xml:space="preserve">Champ de saisie</w:t>
       </w:r>
     </w:p>
-    78
+    80
     <w:p>
       <w:pPr>
         <w:pStyle w:val="Heading3"/>
@@ -9551,7 +9738,7 @@
         <w:t xml:space="preserve">Badge de statut (insigne)</w:t>
       </w:r>
     </w:p>
-    81
+    83
     <w:p>
       <w:pPr>
         <w:pStyle w:val="Heading3"/>
@@ -9569,7 +9756,7 @@
         <w:t xml:space="preserve">Bottom sheet &amp; Modale</w:t>
       </w:r>
     </w:p>
-    84
+    86
     <w:p>
       <w:pPr>
         <w:pStyle w:val="Heading3"/>
@@ -9587,7 +9774,7 @@
         <w:t xml:space="preserve">Composant d’état d’écran (ScreenState)</w:t>
       </w:r>
     </w:p>
-    87
+    89
     <w:p>
       <w:r>
         <w:br w:type="page"/>
@@ -9911,7 +10098,52 @@
           <w:sz w:val="30"/>
           <w:szCs w:val="30"/>
         </w:rPr>
-        <w:t xml:space="preserve">Connexion (numéro de téléphone)</w:t>
+        <w:t xml:space="preserve">Compte &amp; authentification</w:t>
+      </w:r>
+    </w:p>
+    <w:p>
+      <w:pPr>
+        <w:spacing w:after="140" w:line="276"/>
+        <w:jc w:val="both"/>
+      </w:pPr>
+      <w:r>
+        <w:rPr>
+          <w:rFonts w:ascii="Aptos" w:cs="Aptos" w:eastAsia="Aptos" w:hAnsi="Aptos"/>
+          <w:b w:val="false"/>
+          <w:bCs w:val="false"/>
+          <w:i w:val="false"/>
+          <w:iCs w:val="false"/>
+          <w:color w:val="20222E"/>
+          <w:sz w:val="21"/>
+          <w:szCs w:val="21"/>
+        </w:rPr>
+        <w:t xml:space="preserve">L’identité du compte est l’</w:t>
+      </w:r>
+      <w:r>
+        <w:rPr>
+          <w:rFonts w:ascii="Aptos" w:cs="Aptos" w:eastAsia="Aptos" w:hAnsi="Aptos"/>
+          <w:b/>
+          <w:bCs/>
+          <w:i w:val="false"/>
+          <w:iCs w:val="false"/>
+          <w:color w:val="2D2E83"/>
+          <w:sz w:val="21"/>
+          <w:szCs w:val="21"/>
+        </w:rPr>
+        <w:t xml:space="preserve">adresse email</w:t>
+      </w:r>
+      <w:r>
+        <w:rPr>
+          <w:rFonts w:ascii="Aptos" w:cs="Aptos" w:eastAsia="Aptos" w:hAnsi="Aptos"/>
+          <w:b w:val="false"/>
+          <w:bCs w:val="false"/>
+          <w:i w:val="false"/>
+          <w:iCs w:val="false"/>
+          <w:color w:val="20222E"/>
+          <w:sz w:val="21"/>
+          <w:szCs w:val="21"/>
+        </w:rPr>
+        <w:t xml:space="preserve">, et non le numéro de téléphone. Ce choix permet à un utilisateur possédant plusieurs cartes SIM — situation très courante — de gérer toutes ses lignes depuis un compte unique.</w:t>
       </w:r>
     </w:p>
     <w:p>
@@ -9928,7 +10160,7 @@
           <w:sz w:val="25"/>
           <w:szCs w:val="25"/>
         </w:rPr>
-        <w:t xml:space="preserve">7.1  Écran « Pays + Numéro »</w:t>
+        <w:t xml:space="preserve">7.1  Écran d’inscription</w:t>
       </w:r>
     </w:p>
     <w:p>
@@ -9965,7 +10197,7 @@
           <w:sz w:val="21"/>
           <w:szCs w:val="21"/>
         </w:rPr>
-        <w:t xml:space="preserve"> : logo vertical en haut, titre « Connexion / Inscription », sélecteur de pays, champ numéro, bouton « Continuer » pleine largeur en bas.</w:t>
+        <w:t xml:space="preserve"> : logo vertical en haut, titre « Créer un compte », puis les champs Nom, Prénom, Email, Mot de passe et Confirmation, et un bouton « S’inscrire » pleine largeur.</w:t>
       </w:r>
     </w:p>
     <w:p>
@@ -9989,7 +10221,7 @@
           <w:sz w:val="21"/>
           <w:szCs w:val="21"/>
         </w:rPr>
-        <w:t xml:space="preserve">Sélecteur de pays</w:t>
+        <w:t xml:space="preserve">Mot de passe</w:t>
       </w:r>
       <w:r>
         <w:rPr>
@@ -10002,7 +10234,7 @@
           <w:sz w:val="21"/>
           <w:szCs w:val="21"/>
         </w:rPr>
-        <w:t xml:space="preserve"> : ouvre un bottom sheet listant les pays avec drapeau, nom et indicatif (+237, +234…), barre de recherche, Cameroun proposé en tête (pays par défaut).</w:t>
+        <w:t xml:space="preserve"> : bouton afficher/masquer, indicateur de robustesse (barre + critères : longueur, majuscule, chiffre, caractère spécial).</w:t>
       </w:r>
     </w:p>
     <w:p>
@@ -10026,7 +10258,7 @@
           <w:sz w:val="21"/>
           <w:szCs w:val="21"/>
         </w:rPr>
-        <w:t xml:space="preserve">Champ numéro</w:t>
+        <w:t xml:space="preserve">Validation</w:t>
       </w:r>
       <w:r>
         <w:rPr>
@@ -10039,7 +10271,7 @@
           <w:sz w:val="21"/>
           <w:szCs w:val="21"/>
         </w:rPr>
-        <w:t xml:space="preserve"> : préfixé par l’indicatif du pays sélectionné, clavier numérique, formatage en direct selon le pays (libphonenumber-js), et validation par regex propre à l’indicatif.</w:t>
+        <w:t xml:space="preserve"> : format d’email vérifié, correspondance des deux mots de passe, champs requis. Le bouton ne s’active que si tout est valide.</w:t>
       </w:r>
     </w:p>
     <w:p>
@@ -10063,7 +10295,7 @@
           <w:sz w:val="21"/>
           <w:szCs w:val="21"/>
         </w:rPr>
-        <w:t xml:space="preserve">Validation</w:t>
+        <w:t xml:space="preserve">Lien secondaire</w:t>
       </w:r>
       <w:r>
         <w:rPr>
@@ -10076,7 +10308,7 @@
           <w:sz w:val="21"/>
           <w:szCs w:val="21"/>
         </w:rPr>
-        <w:t xml:space="preserve"> : le bouton « Continuer » ne s’active que si le numéro est valide pour le pays choisi ; message d’erreur clair sinon (« Numéro invalide pour {Pays} »).</w:t>
+        <w:t xml:space="preserve"> : « J’ai déjà un compte » renvoie vers la connexion.</w:t>
       </w:r>
     </w:p>
     <w:p>
@@ -10228,7 +10460,7 @@
                 <w:sz w:val="18"/>
                 <w:szCs w:val="18"/>
               </w:rPr>
-              <w:t xml:space="preserve">Cameroun présélectionné, champ vide, bouton désactivé.</w:t>
+              <w:t xml:space="preserve">Champs vides, bouton désactivé.</w:t>
             </w:r>
           </w:p>
         </w:tc>
@@ -10286,7 +10518,7 @@
                 <w:sz w:val="18"/>
                 <w:szCs w:val="18"/>
               </w:rPr>
-              <w:t xml:space="preserve">Formatage progressif ; validation en direct.</w:t>
+              <w:t xml:space="preserve">Validation en direct de chaque champ.</w:t>
             </w:r>
           </w:p>
         </w:tc>
@@ -10344,7 +10576,7 @@
                 <w:sz w:val="18"/>
                 <w:szCs w:val="18"/>
               </w:rPr>
-              <w:t xml:space="preserve">Bordure rouge + message ; bouton reste désactivé.</w:t>
+              <w:t xml:space="preserve">Bordure rouge + message sous le champ concerné.</w:t>
             </w:r>
           </w:p>
         </w:tc>
@@ -10374,7 +10606,7 @@
                 <w:sz w:val="18"/>
                 <w:szCs w:val="18"/>
               </w:rPr>
-              <w:t xml:space="preserve">Chargement</w:t>
+              <w:t xml:space="preserve">Email déjà utilisé</w:t>
             </w:r>
           </w:p>
         </w:tc>
@@ -10402,7 +10634,7 @@
                 <w:sz w:val="18"/>
                 <w:szCs w:val="18"/>
               </w:rPr>
-              <w:t xml:space="preserve">Après « Continuer » : bouton en spinner pendant l’envoi de l’OTP.</w:t>
+              <w:t xml:space="preserve">Message explicite invitant à se connecter ou à réinitialiser le mot de passe.</w:t>
             </w:r>
           </w:p>
         </w:tc>
@@ -10432,7 +10664,7 @@
                 <w:sz w:val="18"/>
                 <w:szCs w:val="18"/>
               </w:rPr>
-              <w:t xml:space="preserve">Erreur réseau</w:t>
+              <w:t xml:space="preserve">Chargement</w:t>
             </w:r>
           </w:p>
         </w:tc>
@@ -10460,7 +10692,7 @@
                 <w:sz w:val="18"/>
                 <w:szCs w:val="18"/>
               </w:rPr>
-              <w:t xml:space="preserve">Toast d’erreur + possibilité de réessayer, numéro conservé.</w:t>
+              <w:t xml:space="preserve">Bouton en spinner pendant la création du compte.</w:t>
             </w:r>
           </w:p>
         </w:tc>
@@ -10518,7 +10750,7 @@
                 <w:sz w:val="18"/>
                 <w:szCs w:val="18"/>
               </w:rPr>
-              <w:t xml:space="preserve">Navigation vers l’écran OTP.</w:t>
+              <w:t xml:space="preserve">Navigation vers l’écran de vérification OTP par email.</w:t>
             </w:r>
           </w:p>
         </w:tc>
@@ -10538,7 +10770,7 @@
           <w:sz w:val="25"/>
           <w:szCs w:val="25"/>
         </w:rPr>
-        <w:t xml:space="preserve">7.2  Écran OTP</w:t>
+        <w:t xml:space="preserve">7.2  Écran de vérification OTP par email</w:t>
       </w:r>
     </w:p>
     <w:p>
@@ -10562,7 +10794,7 @@
           <w:sz w:val="21"/>
           <w:szCs w:val="21"/>
         </w:rPr>
-        <w:t xml:space="preserve">Structure</w:t>
+        <w:t xml:space="preserve">Contexte</w:t>
       </w:r>
       <w:r>
         <w:rPr>
@@ -10575,7 +10807,7 @@
           <w:sz w:val="21"/>
           <w:szCs w:val="21"/>
         </w:rPr>
-        <w:t xml:space="preserve"> : titre « Vérification », texte « Code envoyé au {numéro masqué} », champ OTP à cases (4–6 chiffres), minuteur de renvoi, lien « Modifier le numéro ».</w:t>
+        <w:t xml:space="preserve"> : affiché immédiatement après l’inscription. Le code est envoyé à l’adresse email saisie.</w:t>
       </w:r>
     </w:p>
     <w:p>
@@ -10599,7 +10831,7 @@
           <w:sz w:val="21"/>
           <w:szCs w:val="21"/>
         </w:rPr>
-        <w:t xml:space="preserve">Champ OTP</w:t>
+        <w:t xml:space="preserve">Structure</w:t>
       </w:r>
       <w:r>
         <w:rPr>
@@ -10612,7 +10844,7 @@
           <w:sz w:val="21"/>
           <w:szCs w:val="21"/>
         </w:rPr>
-        <w:t xml:space="preserve"> : cases séparées, saisie auto-avançante, collage supporté, remplissage automatique du code reçu par SMS (autofill « one-time-code »).</w:t>
+        <w:t xml:space="preserve"> : titre « Vérifiez votre email », texte « Code envoyé à {email masqué} », champ OTP à cases (4–6 chiffres), minuteur de renvoi, lien « Modifier l’adresse email ».</w:t>
       </w:r>
     </w:p>
     <w:p>
@@ -10636,7 +10868,7 @@
           <w:sz w:val="21"/>
           <w:szCs w:val="21"/>
         </w:rPr>
-        <w:t xml:space="preserve">Renvoi</w:t>
+        <w:t xml:space="preserve">Champ OTP</w:t>
       </w:r>
       <w:r>
         <w:rPr>
@@ -10649,7 +10881,7 @@
           <w:sz w:val="21"/>
           <w:szCs w:val="21"/>
         </w:rPr>
-        <w:t xml:space="preserve"> : bouton « Renvoyer le code » désactivé pendant le compte à rebours (ex. 30–60 s), puis réactivé.</w:t>
+        <w:t xml:space="preserve"> : cases séparées, saisie auto-avançante, collage supporté.</w:t>
       </w:r>
     </w:p>
     <w:p>
@@ -10673,7 +10905,7 @@
           <w:sz w:val="21"/>
           <w:szCs w:val="21"/>
         </w:rPr>
-        <w:t xml:space="preserve">Expiration</w:t>
+        <w:t xml:space="preserve">Renvoi &amp; expiration</w:t>
       </w:r>
       <w:r>
         <w:rPr>
@@ -10686,7 +10918,7 @@
           <w:sz w:val="21"/>
           <w:szCs w:val="21"/>
         </w:rPr>
-        <w:t xml:space="preserve"> : le code expire (ex. 5 min) ; au-delà, message « Code expiré, demandez-en un nouveau ».</w:t>
+        <w:t xml:space="preserve"> : bouton « Renvoyer le code » désactivé pendant un compte à rebours (30–60 s) ; le code expire au bout de quelques minutes.</w:t>
       </w:r>
     </w:p>
     <w:p>
@@ -11012,7 +11244,7 @@
                 <w:sz w:val="18"/>
                 <w:szCs w:val="18"/>
               </w:rPr>
-              <w:t xml:space="preserve">Cases en rouge + secousse (shake) + message « Code incorrect » ; réinitialisation du champ.</w:t>
+              <w:t xml:space="preserve">Cases en rouge + secousse (shake) + message « Code incorrect ».</w:t>
             </w:r>
           </w:p>
         </w:tc>
@@ -11148,7 +11380,7 @@
           <w:sz w:val="25"/>
           <w:szCs w:val="25"/>
         </w:rPr>
-        <w:t xml:space="preserve">7.3  Mot de passe oublié / réinitialisation (par email)</w:t>
+        <w:t xml:space="preserve">7.3  Écran de connexion</w:t>
       </w:r>
     </w:p>
     <w:p>
@@ -11164,6 +11396,19 @@
       <w:r>
         <w:rPr>
           <w:rFonts w:ascii="Aptos" w:cs="Aptos" w:eastAsia="Aptos" w:hAnsi="Aptos"/>
+          <w:b/>
+          <w:bCs/>
+          <w:i w:val="false"/>
+          <w:iCs w:val="false"/>
+          <w:color w:val="20222E"/>
+          <w:sz w:val="21"/>
+          <w:szCs w:val="21"/>
+        </w:rPr>
+        <w:t xml:space="preserve">Structure</w:t>
+      </w:r>
+      <w:r>
+        <w:rPr>
+          <w:rFonts w:ascii="Aptos" w:cs="Aptos" w:eastAsia="Aptos" w:hAnsi="Aptos"/>
           <w:b w:val="false"/>
           <w:bCs w:val="false"/>
           <w:i w:val="false"/>
@@ -11172,7 +11417,7 @@
           <w:sz w:val="21"/>
           <w:szCs w:val="21"/>
         </w:rPr>
-        <w:t xml:space="preserve">Accessible pour les comptes disposant d’un mot de passe (ex. accès étendu). Écran « Mot de passe oublié » : champ email + « Envoyer le lien ».</w:t>
+        <w:t xml:space="preserve"> : logo vertical, titre « Connexion », champs Email et Mot de passe (avec afficher/masquer), case « Se souvenir de moi », lien « Mot de passe oublié ? », bouton « Se connecter » pleine largeur.</w:t>
       </w:r>
     </w:p>
     <w:p>
@@ -11188,6 +11433,19 @@
       <w:r>
         <w:rPr>
           <w:rFonts w:ascii="Aptos" w:cs="Aptos" w:eastAsia="Aptos" w:hAnsi="Aptos"/>
+          <w:b/>
+          <w:bCs/>
+          <w:i w:val="false"/>
+          <w:iCs w:val="false"/>
+          <w:color w:val="20222E"/>
+          <w:sz w:val="21"/>
+          <w:szCs w:val="21"/>
+        </w:rPr>
+        <w:t xml:space="preserve">Pas d’OTP en temps normal</w:t>
+      </w:r>
+      <w:r>
+        <w:rPr>
+          <w:rFonts w:ascii="Aptos" w:cs="Aptos" w:eastAsia="Aptos" w:hAnsi="Aptos"/>
           <w:b w:val="false"/>
           <w:bCs w:val="false"/>
           <w:i w:val="false"/>
@@ -11196,7 +11454,7 @@
           <w:sz w:val="21"/>
           <w:szCs w:val="21"/>
         </w:rPr>
-        <w:t xml:space="preserve">Message neutre après envoi (pas d’énumération de comptes). Écran de réinitialisation (via lien) : nouveau mot de passe + confirmation + indicateur de robustesse.</w:t>
+        <w:t xml:space="preserve"> : sur un appareil déjà connu, l’email et le mot de passe suffisent.</w:t>
       </w:r>
     </w:p>
     <w:p>
@@ -11212,6 +11470,19 @@
       <w:r>
         <w:rPr>
           <w:rFonts w:ascii="Aptos" w:cs="Aptos" w:eastAsia="Aptos" w:hAnsi="Aptos"/>
+          <w:b/>
+          <w:bCs/>
+          <w:i w:val="false"/>
+          <w:iCs w:val="false"/>
+          <w:color w:val="20222E"/>
+          <w:sz w:val="21"/>
+          <w:szCs w:val="21"/>
+        </w:rPr>
+        <w:t xml:space="preserve">Nouvel appareil</w:t>
+      </w:r>
+      <w:r>
+        <w:rPr>
+          <w:rFonts w:ascii="Aptos" w:cs="Aptos" w:eastAsia="Aptos" w:hAnsi="Aptos"/>
           <w:b w:val="false"/>
           <w:bCs w:val="false"/>
           <w:i w:val="false"/>
@@ -11220,45 +11491,454 @@
           <w:sz w:val="21"/>
           <w:szCs w:val="21"/>
         </w:rPr>
-        <w:t xml:space="preserve">États : envoi (chargement), succès (confirmation), token expiré/invalide (message + recommencer).</w:t>
-      </w:r>
-    </w:p>
-    <w:p>
-      <w:r>
-        <w:br w:type="page"/>
-      </w:r>
-    </w:p>
-    <w:p>
-      <w:pPr>
-        <w:pStyle w:val="Heading1"/>
-        <w:pBdr>
-          <w:bottom w:val="single" w:color="F39200" w:sz="14" w:space="6"/>
-        </w:pBdr>
-        <w:spacing w:after="160" w:before="320"/>
+        <w:t xml:space="preserve"> : si l’appareil n’est pas reconnu, un OTP est envoyé par email et l’écran de vérification (§7.2) s’affiche avant l’accès. Une fois validé, l’appareil devient connu.</w:t>
+      </w:r>
+    </w:p>
+    <w:p>
+      <w:pPr>
+        <w:pStyle w:val="Heading4"/>
+        <w:spacing w:after="70" w:before="150"/>
       </w:pPr>
       <w:r>
         <w:rPr>
           <w:rFonts w:ascii="Aptos" w:cs="Aptos" w:eastAsia="Aptos" w:hAnsi="Aptos"/>
           <w:b/>
           <w:bCs/>
-          <w:color w:val="F39200"/>
-          <w:sz w:val="30"/>
-          <w:szCs w:val="30"/>
-        </w:rPr>
-        <w:t xml:space="preserve">8  </w:t>
-      </w:r>
-      <w:r>
-        <w:rPr>
-          <w:rFonts w:ascii="Aptos" w:cs="Aptos" w:eastAsia="Aptos" w:hAnsi="Aptos"/>
-          <w:b/>
-          <w:bCs/>
-          <w:color w:val="2D2E83"/>
-          <w:sz w:val="30"/>
-          <w:szCs w:val="30"/>
-        </w:rPr>
-        <w:t xml:space="preserve">Écrans de l’application</w:t>
-      </w:r>
-    </w:p>
+          <w:color w:val="20222E"/>
+          <w:sz w:val="20"/>
+          <w:szCs w:val="20"/>
+        </w:rPr>
+        <w:t xml:space="preserve">États</w:t>
+      </w:r>
+    </w:p>
+    <w:tbl>
+      <w:tblPr>
+        <w:tblW w:type="pct" w:w="100%"/>
+        <w:tblBorders>
+          <w:top w:val="single" w:color="D8DEE6" w:sz="4"/>
+          <w:left w:val="none"/>
+          <w:bottom w:val="single" w:color="D8DEE6" w:sz="4"/>
+          <w:right w:val="none"/>
+          <w:insideH w:val="single" w:color="D8DEE6" w:sz="4"/>
+          <w:insideV w:val="single" w:color="D8DEE6" w:sz="4"/>
+        </w:tblBorders>
+      </w:tblPr>
+      <w:tblGrid>
+        <w:gridCol w:w="2600"/>
+        <w:gridCol w:w="6760"/>
+      </w:tblGrid>
+      <w:tr>
+        <w:trPr>
+          <w:tblHeader/>
+        </w:trPr>
+        <w:tc>
+          <w:tcPr>
+            <w:tcW w:type="dxa" w:w="2600"/>
+            <w:shd w:fill="2D2E83" w:color="auto" w:val="clear"/>
+            <w:tcMar>
+              <w:top w:type="dxa" w:w="80"/>
+              <w:left w:type="dxa" w:w="110"/>
+              <w:bottom w:type="dxa" w:w="80"/>
+              <w:right w:type="dxa" w:w="110"/>
+            </w:tcMar>
+            <w:vAlign w:val="center"/>
+          </w:tcPr>
+          <w:p>
+            <w:pPr>
+              <w:jc w:val="left"/>
+            </w:pPr>
+            <w:r>
+              <w:rPr>
+                <w:rFonts w:ascii="Aptos" w:cs="Aptos" w:eastAsia="Aptos" w:hAnsi="Aptos"/>
+                <w:b/>
+                <w:bCs/>
+                <w:color w:val="FFFFFF"/>
+                <w:sz w:val="18"/>
+                <w:szCs w:val="18"/>
+              </w:rPr>
+              <w:t xml:space="preserve">État</w:t>
+            </w:r>
+          </w:p>
+        </w:tc>
+        <w:tc>
+          <w:tcPr>
+            <w:tcW w:type="dxa" w:w="6760"/>
+            <w:shd w:fill="2D2E83" w:color="auto" w:val="clear"/>
+            <w:tcMar>
+              <w:top w:type="dxa" w:w="80"/>
+              <w:left w:type="dxa" w:w="110"/>
+              <w:bottom w:type="dxa" w:w="80"/>
+              <w:right w:type="dxa" w:w="110"/>
+            </w:tcMar>
+            <w:vAlign w:val="center"/>
+          </w:tcPr>
+          <w:p>
+            <w:pPr>
+              <w:jc w:val="left"/>
+            </w:pPr>
+            <w:r>
+              <w:rPr>
+                <w:rFonts w:ascii="Aptos" w:cs="Aptos" w:eastAsia="Aptos" w:hAnsi="Aptos"/>
+                <w:b/>
+                <w:bCs/>
+                <w:color w:val="FFFFFF"/>
+                <w:sz w:val="18"/>
+                <w:szCs w:val="18"/>
+              </w:rPr>
+              <w:t xml:space="preserve">Comportement</w:t>
+            </w:r>
+          </w:p>
+        </w:tc>
+      </w:tr>
+      <w:tr>
+        <w:tc>
+          <w:tcPr>
+            <w:tcW w:type="dxa" w:w="2600"/>
+            <w:shd w:fill="FFFFFF" w:color="auto" w:val="clear"/>
+            <w:tcMar>
+              <w:top w:type="dxa" w:w="70"/>
+              <w:left w:type="dxa" w:w="110"/>
+              <w:bottom w:type="dxa" w:w="70"/>
+              <w:right w:type="dxa" w:w="110"/>
+            </w:tcMar>
+            <w:vAlign w:val="center"/>
+          </w:tcPr>
+          <w:p>
+            <w:pPr>
+              <w:spacing w:line="250"/>
+              <w:jc w:val="left"/>
+            </w:pPr>
+            <w:r>
+              <w:rPr>
+                <w:rFonts w:ascii="Aptos" w:cs="Aptos" w:eastAsia="Aptos" w:hAnsi="Aptos"/>
+                <w:color w:val="20222E"/>
+                <w:sz w:val="18"/>
+                <w:szCs w:val="18"/>
+              </w:rPr>
+              <w:t xml:space="preserve">Défaut</w:t>
+            </w:r>
+          </w:p>
+        </w:tc>
+        <w:tc>
+          <w:tcPr>
+            <w:tcW w:type="dxa" w:w="6760"/>
+            <w:shd w:fill="FFFFFF" w:color="auto" w:val="clear"/>
+            <w:tcMar>
+              <w:top w:type="dxa" w:w="70"/>
+              <w:left w:type="dxa" w:w="110"/>
+              <w:bottom w:type="dxa" w:w="70"/>
+              <w:right w:type="dxa" w:w="110"/>
+            </w:tcMar>
+            <w:vAlign w:val="center"/>
+          </w:tcPr>
+          <w:p>
+            <w:pPr>
+              <w:spacing w:line="250"/>
+              <w:jc w:val="left"/>
+            </w:pPr>
+            <w:r>
+              <w:rPr>
+                <w:rFonts w:ascii="Aptos" w:cs="Aptos" w:eastAsia="Aptos" w:hAnsi="Aptos"/>
+                <w:color w:val="20222E"/>
+                <w:sz w:val="18"/>
+                <w:szCs w:val="18"/>
+              </w:rPr>
+              <w:t xml:space="preserve">Champs vides, bouton actif dès que les deux champs sont renseignés.</w:t>
+            </w:r>
+          </w:p>
+        </w:tc>
+      </w:tr>
+      <w:tr>
+        <w:tc>
+          <w:tcPr>
+            <w:tcW w:type="dxa" w:w="2600"/>
+            <w:shd w:fill="FBFCFE" w:color="auto" w:val="clear"/>
+            <w:tcMar>
+              <w:top w:type="dxa" w:w="70"/>
+              <w:left w:type="dxa" w:w="110"/>
+              <w:bottom w:type="dxa" w:w="70"/>
+              <w:right w:type="dxa" w:w="110"/>
+            </w:tcMar>
+            <w:vAlign w:val="center"/>
+          </w:tcPr>
+          <w:p>
+            <w:pPr>
+              <w:spacing w:line="250"/>
+              <w:jc w:val="left"/>
+            </w:pPr>
+            <w:r>
+              <w:rPr>
+                <w:rFonts w:ascii="Aptos" w:cs="Aptos" w:eastAsia="Aptos" w:hAnsi="Aptos"/>
+                <w:color w:val="20222E"/>
+                <w:sz w:val="18"/>
+                <w:szCs w:val="18"/>
+              </w:rPr>
+              <w:t xml:space="preserve">Chargement</w:t>
+            </w:r>
+          </w:p>
+        </w:tc>
+        <w:tc>
+          <w:tcPr>
+            <w:tcW w:type="dxa" w:w="6760"/>
+            <w:shd w:fill="FBFCFE" w:color="auto" w:val="clear"/>
+            <w:tcMar>
+              <w:top w:type="dxa" w:w="70"/>
+              <w:left w:type="dxa" w:w="110"/>
+              <w:bottom w:type="dxa" w:w="70"/>
+              <w:right w:type="dxa" w:w="110"/>
+            </w:tcMar>
+            <w:vAlign w:val="center"/>
+          </w:tcPr>
+          <w:p>
+            <w:pPr>
+              <w:spacing w:line="250"/>
+              <w:jc w:val="left"/>
+            </w:pPr>
+            <w:r>
+              <w:rPr>
+                <w:rFonts w:ascii="Aptos" w:cs="Aptos" w:eastAsia="Aptos" w:hAnsi="Aptos"/>
+                <w:color w:val="20222E"/>
+                <w:sz w:val="18"/>
+                <w:szCs w:val="18"/>
+              </w:rPr>
+              <w:t xml:space="preserve">Bouton en spinner + champs désactivés.</w:t>
+            </w:r>
+          </w:p>
+        </w:tc>
+      </w:tr>
+      <w:tr>
+        <w:tc>
+          <w:tcPr>
+            <w:tcW w:type="dxa" w:w="2600"/>
+            <w:shd w:fill="FFFFFF" w:color="auto" w:val="clear"/>
+            <w:tcMar>
+              <w:top w:type="dxa" w:w="70"/>
+              <w:left w:type="dxa" w:w="110"/>
+              <w:bottom w:type="dxa" w:w="70"/>
+              <w:right w:type="dxa" w:w="110"/>
+            </w:tcMar>
+            <w:vAlign w:val="center"/>
+          </w:tcPr>
+          <w:p>
+            <w:pPr>
+              <w:spacing w:line="250"/>
+              <w:jc w:val="left"/>
+            </w:pPr>
+            <w:r>
+              <w:rPr>
+                <w:rFonts w:ascii="Aptos" w:cs="Aptos" w:eastAsia="Aptos" w:hAnsi="Aptos"/>
+                <w:color w:val="20222E"/>
+                <w:sz w:val="18"/>
+                <w:szCs w:val="18"/>
+              </w:rPr>
+              <w:t xml:space="preserve">Erreur d’identifiants</w:t>
+            </w:r>
+          </w:p>
+        </w:tc>
+        <w:tc>
+          <w:tcPr>
+            <w:tcW w:type="dxa" w:w="6760"/>
+            <w:shd w:fill="FFFFFF" w:color="auto" w:val="clear"/>
+            <w:tcMar>
+              <w:top w:type="dxa" w:w="70"/>
+              <w:left w:type="dxa" w:w="110"/>
+              <w:bottom w:type="dxa" w:w="70"/>
+              <w:right w:type="dxa" w:w="110"/>
+            </w:tcMar>
+            <w:vAlign w:val="center"/>
+          </w:tcPr>
+          <w:p>
+            <w:pPr>
+              <w:spacing w:line="250"/>
+              <w:jc w:val="left"/>
+            </w:pPr>
+            <w:r>
+              <w:rPr>
+                <w:rFonts w:ascii="Aptos" w:cs="Aptos" w:eastAsia="Aptos" w:hAnsi="Aptos"/>
+                <w:color w:val="20222E"/>
+                <w:sz w:val="18"/>
+                <w:szCs w:val="18"/>
+              </w:rPr>
+              <w:t xml:space="preserve">Message générique « Email ou mot de passe incorrect » — sans révéler lequel est faux (sécurité).</w:t>
+            </w:r>
+          </w:p>
+        </w:tc>
+      </w:tr>
+      <w:tr>
+        <w:tc>
+          <w:tcPr>
+            <w:tcW w:type="dxa" w:w="2600"/>
+            <w:shd w:fill="FBFCFE" w:color="auto" w:val="clear"/>
+            <w:tcMar>
+              <w:top w:type="dxa" w:w="70"/>
+              <w:left w:type="dxa" w:w="110"/>
+              <w:bottom w:type="dxa" w:w="70"/>
+              <w:right w:type="dxa" w:w="110"/>
+            </w:tcMar>
+            <w:vAlign w:val="center"/>
+          </w:tcPr>
+          <w:p>
+            <w:pPr>
+              <w:spacing w:line="250"/>
+              <w:jc w:val="left"/>
+            </w:pPr>
+            <w:r>
+              <w:rPr>
+                <w:rFonts w:ascii="Aptos" w:cs="Aptos" w:eastAsia="Aptos" w:hAnsi="Aptos"/>
+                <w:color w:val="20222E"/>
+                <w:sz w:val="18"/>
+                <w:szCs w:val="18"/>
+              </w:rPr>
+              <w:t xml:space="preserve">Nouvel appareil détecté</w:t>
+            </w:r>
+          </w:p>
+        </w:tc>
+        <w:tc>
+          <w:tcPr>
+            <w:tcW w:type="dxa" w:w="6760"/>
+            <w:shd w:fill="FBFCFE" w:color="auto" w:val="clear"/>
+            <w:tcMar>
+              <w:top w:type="dxa" w:w="70"/>
+              <w:left w:type="dxa" w:w="110"/>
+              <w:bottom w:type="dxa" w:w="70"/>
+              <w:right w:type="dxa" w:w="110"/>
+            </w:tcMar>
+            <w:vAlign w:val="center"/>
+          </w:tcPr>
+          <w:p>
+            <w:pPr>
+              <w:spacing w:line="250"/>
+              <w:jc w:val="left"/>
+            </w:pPr>
+            <w:r>
+              <w:rPr>
+                <w:rFonts w:ascii="Aptos" w:cs="Aptos" w:eastAsia="Aptos" w:hAnsi="Aptos"/>
+                <w:color w:val="20222E"/>
+                <w:sz w:val="18"/>
+                <w:szCs w:val="18"/>
+              </w:rPr>
+              <w:t xml:space="preserve">Redirection vers l’écran OTP email avec explication.</w:t>
+            </w:r>
+          </w:p>
+        </w:tc>
+      </w:tr>
+      <w:tr>
+        <w:tc>
+          <w:tcPr>
+            <w:tcW w:type="dxa" w:w="2600"/>
+            <w:shd w:fill="FFFFFF" w:color="auto" w:val="clear"/>
+            <w:tcMar>
+              <w:top w:type="dxa" w:w="70"/>
+              <w:left w:type="dxa" w:w="110"/>
+              <w:bottom w:type="dxa" w:w="70"/>
+              <w:right w:type="dxa" w:w="110"/>
+            </w:tcMar>
+            <w:vAlign w:val="center"/>
+          </w:tcPr>
+          <w:p>
+            <w:pPr>
+              <w:spacing w:line="250"/>
+              <w:jc w:val="left"/>
+            </w:pPr>
+            <w:r>
+              <w:rPr>
+                <w:rFonts w:ascii="Aptos" w:cs="Aptos" w:eastAsia="Aptos" w:hAnsi="Aptos"/>
+                <w:color w:val="20222E"/>
+                <w:sz w:val="18"/>
+                <w:szCs w:val="18"/>
+              </w:rPr>
+              <w:t xml:space="preserve">Compte non vérifié</w:t>
+            </w:r>
+          </w:p>
+        </w:tc>
+        <w:tc>
+          <w:tcPr>
+            <w:tcW w:type="dxa" w:w="6760"/>
+            <w:shd w:fill="FFFFFF" w:color="auto" w:val="clear"/>
+            <w:tcMar>
+              <w:top w:type="dxa" w:w="70"/>
+              <w:left w:type="dxa" w:w="110"/>
+              <w:bottom w:type="dxa" w:w="70"/>
+              <w:right w:type="dxa" w:w="110"/>
+            </w:tcMar>
+            <w:vAlign w:val="center"/>
+          </w:tcPr>
+          <w:p>
+            <w:pPr>
+              <w:spacing w:line="250"/>
+              <w:jc w:val="left"/>
+            </w:pPr>
+            <w:r>
+              <w:rPr>
+                <w:rFonts w:ascii="Aptos" w:cs="Aptos" w:eastAsia="Aptos" w:hAnsi="Aptos"/>
+                <w:color w:val="20222E"/>
+                <w:sz w:val="18"/>
+                <w:szCs w:val="18"/>
+              </w:rPr>
+              <w:t xml:space="preserve">Invitation à vérifier l’email + bouton pour renvoyer le code.</w:t>
+            </w:r>
+          </w:p>
+        </w:tc>
+      </w:tr>
+      <w:tr>
+        <w:tc>
+          <w:tcPr>
+            <w:tcW w:type="dxa" w:w="2600"/>
+            <w:shd w:fill="FBFCFE" w:color="auto" w:val="clear"/>
+            <w:tcMar>
+              <w:top w:type="dxa" w:w="70"/>
+              <w:left w:type="dxa" w:w="110"/>
+              <w:bottom w:type="dxa" w:w="70"/>
+              <w:right w:type="dxa" w:w="110"/>
+            </w:tcMar>
+            <w:vAlign w:val="center"/>
+          </w:tcPr>
+          <w:p>
+            <w:pPr>
+              <w:spacing w:line="250"/>
+              <w:jc w:val="left"/>
+            </w:pPr>
+            <w:r>
+              <w:rPr>
+                <w:rFonts w:ascii="Aptos" w:cs="Aptos" w:eastAsia="Aptos" w:hAnsi="Aptos"/>
+                <w:color w:val="20222E"/>
+                <w:sz w:val="18"/>
+                <w:szCs w:val="18"/>
+              </w:rPr>
+              <w:t xml:space="preserve">Succès</w:t>
+            </w:r>
+          </w:p>
+        </w:tc>
+        <w:tc>
+          <w:tcPr>
+            <w:tcW w:type="dxa" w:w="6760"/>
+            <w:shd w:fill="FBFCFE" w:color="auto" w:val="clear"/>
+            <w:tcMar>
+              <w:top w:type="dxa" w:w="70"/>
+              <w:left w:type="dxa" w:w="110"/>
+              <w:bottom w:type="dxa" w:w="70"/>
+              <w:right w:type="dxa" w:w="110"/>
+            </w:tcMar>
+            <w:vAlign w:val="center"/>
+          </w:tcPr>
+          <w:p>
+            <w:pPr>
+              <w:spacing w:line="250"/>
+              <w:jc w:val="left"/>
+            </w:pPr>
+            <w:r>
+              <w:rPr>
+                <w:rFonts w:ascii="Aptos" w:cs="Aptos" w:eastAsia="Aptos" w:hAnsi="Aptos"/>
+                <w:color w:val="20222E"/>
+                <w:sz w:val="18"/>
+                <w:szCs w:val="18"/>
+              </w:rPr>
+              <w:t xml:space="preserve">Entrée dans l’application.</w:t>
+            </w:r>
+          </w:p>
+        </w:tc>
+      </w:tr>
+    </w:tbl>
     <w:p>
       <w:pPr>
         <w:pStyle w:val="Heading2"/>
@@ -11273,7 +11953,7 @@
           <w:sz w:val="25"/>
           <w:szCs w:val="25"/>
         </w:rPr>
-        <w:t xml:space="preserve">8.1  Accueil / Dashboard (avec KPI personnels)</w:t>
+        <w:t xml:space="preserve">7.4  Mot de passe oublié / réinitialisation</w:t>
       </w:r>
     </w:p>
     <w:p>
@@ -11297,7 +11977,7 @@
           <w:sz w:val="21"/>
           <w:szCs w:val="21"/>
         </w:rPr>
-        <w:t xml:space="preserve">En-tête</w:t>
+        <w:t xml:space="preserve">Mot de passe oublié</w:t>
       </w:r>
       <w:r>
         <w:rPr>
@@ -11310,7 +11990,7 @@
           <w:sz w:val="21"/>
           <w:szCs w:val="21"/>
         </w:rPr>
-        <w:t xml:space="preserve"> : salutation personnalisée, logo/avatar, cloche de notifications.</w:t>
+        <w:t xml:space="preserve"> : champ email + bouton « Envoyer le lien de réinitialisation ».</w:t>
       </w:r>
     </w:p>
     <w:p>
@@ -11334,7 +12014,7 @@
           <w:sz w:val="21"/>
           <w:szCs w:val="21"/>
         </w:rPr>
-        <w:t xml:space="preserve">KPI personnels</w:t>
+        <w:t xml:space="preserve">Message neutre</w:t>
       </w:r>
       <w:r>
         <w:rPr>
@@ -11347,7 +12027,7 @@
           <w:sz w:val="21"/>
           <w:szCs w:val="21"/>
         </w:rPr>
-        <w:t xml:space="preserve"> : cartes — Numéros vérifiés, Menaces évitées, Signalements effectués, Transferts protégés. Chaque carte : valeur, variation, micro-graphe.</w:t>
+        <w:t xml:space="preserve"> : après envoi, afficher « Si un compte existe pour cet email, un lien a été envoyé » (évite l’énumération de comptes).</w:t>
       </w:r>
     </w:p>
     <w:p>
@@ -11371,7 +12051,7 @@
           <w:sz w:val="21"/>
           <w:szCs w:val="21"/>
         </w:rPr>
-        <w:t xml:space="preserve">Actions rapides</w:t>
+        <w:t xml:space="preserve">Réinitialisation</w:t>
       </w:r>
       <w:r>
         <w:rPr>
@@ -11384,7 +12064,7 @@
           <w:sz w:val="21"/>
           <w:szCs w:val="21"/>
         </w:rPr>
-        <w:t xml:space="preserve"> : raccourcis vers Vérifier un numéro, Transfert USSD, Alerte WhatsApp, Signaler.</w:t>
+        <w:t xml:space="preserve"> : via le lien reçu (jeton à durée limitée) — nouveau mot de passe + confirmation + indicateur de robustesse.</w:t>
       </w:r>
     </w:p>
     <w:p>
@@ -11408,7 +12088,7 @@
           <w:sz w:val="21"/>
           <w:szCs w:val="21"/>
         </w:rPr>
-        <w:t xml:space="preserve">Activité récente</w:t>
+        <w:t xml:space="preserve">États</w:t>
       </w:r>
       <w:r>
         <w:rPr>
@@ -11421,7 +12101,105 @@
           <w:sz w:val="21"/>
           <w:szCs w:val="21"/>
         </w:rPr>
-        <w:t xml:space="preserve"> : liste des dernières vérifications/alertes avec insignes de statut.</w:t>
+        <w:t xml:space="preserve"> : envoi (chargement), succès (confirmation), jeton expiré ou invalide (message + possibilité de recommencer).</w:t>
+      </w:r>
+    </w:p>
+    <w:p>
+      <w:r>
+        <w:br w:type="page"/>
+      </w:r>
+    </w:p>
+    <w:p>
+      <w:pPr>
+        <w:pStyle w:val="Heading1"/>
+        <w:pBdr>
+          <w:bottom w:val="single" w:color="F39200" w:sz="14" w:space="6"/>
+        </w:pBdr>
+        <w:spacing w:after="160" w:before="320"/>
+      </w:pPr>
+      <w:r>
+        <w:rPr>
+          <w:rFonts w:ascii="Aptos" w:cs="Aptos" w:eastAsia="Aptos" w:hAnsi="Aptos"/>
+          <w:b/>
+          <w:bCs/>
+          <w:color w:val="F39200"/>
+          <w:sz w:val="30"/>
+          <w:szCs w:val="30"/>
+        </w:rPr>
+        <w:t xml:space="preserve">8  </w:t>
+      </w:r>
+      <w:r>
+        <w:rPr>
+          <w:rFonts w:ascii="Aptos" w:cs="Aptos" w:eastAsia="Aptos" w:hAnsi="Aptos"/>
+          <w:b/>
+          <w:bCs/>
+          <w:color w:val="2D2E83"/>
+          <w:sz w:val="30"/>
+          <w:szCs w:val="30"/>
+        </w:rPr>
+        <w:t xml:space="preserve">Mes numéros — gestion multi-SIM</w:t>
+      </w:r>
+    </w:p>
+    <w:p>
+      <w:pPr>
+        <w:spacing w:after="140" w:line="276"/>
+        <w:jc w:val="both"/>
+      </w:pPr>
+      <w:r>
+        <w:rPr>
+          <w:rFonts w:ascii="Aptos" w:cs="Aptos" w:eastAsia="Aptos" w:hAnsi="Aptos"/>
+          <w:b w:val="false"/>
+          <w:bCs w:val="false"/>
+          <w:i w:val="false"/>
+          <w:iCs w:val="false"/>
+          <w:color w:val="20222E"/>
+          <w:sz w:val="21"/>
+          <w:szCs w:val="21"/>
+        </w:rPr>
+        <w:t xml:space="preserve">Écran central du nouveau modèle. Il permet de rattacher </w:t>
+      </w:r>
+      <w:r>
+        <w:rPr>
+          <w:rFonts w:ascii="Aptos" w:cs="Aptos" w:eastAsia="Aptos" w:hAnsi="Aptos"/>
+          <w:b/>
+          <w:bCs/>
+          <w:i w:val="false"/>
+          <w:iCs w:val="false"/>
+          <w:color w:val="2D2E83"/>
+          <w:sz w:val="21"/>
+          <w:szCs w:val="21"/>
+        </w:rPr>
+        <w:t xml:space="preserve">plusieurs numéros à un seul compte</w:t>
+      </w:r>
+      <w:r>
+        <w:rPr>
+          <w:rFonts w:ascii="Aptos" w:cs="Aptos" w:eastAsia="Aptos" w:hAnsi="Aptos"/>
+          <w:b w:val="false"/>
+          <w:bCs w:val="false"/>
+          <w:i w:val="false"/>
+          <w:iCs w:val="false"/>
+          <w:color w:val="20222E"/>
+          <w:sz w:val="21"/>
+          <w:szCs w:val="21"/>
+        </w:rPr>
+        <w:t xml:space="preserve">, chacun vérifié par un OTP envoyé par SMS sur la ligne concernée. C’est ce qui rend possible la déclaration de compromission d’une SIM parmi plusieurs, sans multiplier les comptes.</w:t>
+      </w:r>
+    </w:p>
+    <w:p>
+      <w:pPr>
+        <w:pStyle w:val="Heading2"/>
+        <w:spacing w:after="120" w:before="260"/>
+      </w:pPr>
+      <w:r>
+        <w:rPr>
+          <w:rFonts w:ascii="Aptos" w:cs="Aptos" w:eastAsia="Aptos" w:hAnsi="Aptos"/>
+          <w:b/>
+          <w:bCs/>
+          <w:color w:val="2D2E83"/>
+          <w:sz w:val="25"/>
+          <w:szCs w:val="25"/>
+        </w:rPr>
+        <w:t xml:space="preserve">8.1  Écran « Mes numéros » (liste)</w:t>
       </w:r>
     </w:p>
     <w:p>
@@ -11445,7 +12223,7 @@
           <w:sz w:val="21"/>
           <w:szCs w:val="21"/>
         </w:rPr>
-        <w:t xml:space="preserve">États</w:t>
+        <w:t xml:space="preserve">Accès</w:t>
       </w:r>
       <w:r>
         <w:rPr>
@@ -11458,24 +12236,7 @@
           <w:sz w:val="21"/>
           <w:szCs w:val="21"/>
         </w:rPr>
-        <w:t xml:space="preserve"> : Chargement (skeletons de cartes), Vide (« Commencez par vérifier un numéro »), Erreur (« Réessayer »), Succès.</w:t>
-      </w:r>
-    </w:p>
-    <w:p>
-      <w:pPr>
-        <w:pStyle w:val="Heading2"/>
-        <w:spacing w:after="120" w:before="260"/>
-      </w:pPr>
-      <w:r>
-        <w:rPr>
-          <w:rFonts w:ascii="Aptos" w:cs="Aptos" w:eastAsia="Aptos" w:hAnsi="Aptos"/>
-          <w:b/>
-          <w:bCs/>
-          <w:color w:val="2D2E83"/>
-          <w:sz w:val="25"/>
-          <w:szCs w:val="25"/>
-        </w:rPr>
-        <w:t xml:space="preserve">8.2  Vérification de numéro</w:t>
+        <w:t xml:space="preserve"> : onglet ou entrée dédiée depuis le profil et l’accueil.</w:t>
       </w:r>
     </w:p>
     <w:p>
@@ -11491,6 +12252,19 @@
       <w:r>
         <w:rPr>
           <w:rFonts w:ascii="Aptos" w:cs="Aptos" w:eastAsia="Aptos" w:hAnsi="Aptos"/>
+          <w:b/>
+          <w:bCs/>
+          <w:i w:val="false"/>
+          <w:iCs w:val="false"/>
+          <w:color w:val="20222E"/>
+          <w:sz w:val="21"/>
+          <w:szCs w:val="21"/>
+        </w:rPr>
+        <w:t xml:space="preserve">Contenu</w:t>
+      </w:r>
+      <w:r>
+        <w:rPr>
+          <w:rFonts w:ascii="Aptos" w:cs="Aptos" w:eastAsia="Aptos" w:hAnsi="Aptos"/>
           <w:b w:val="false"/>
           <w:bCs w:val="false"/>
           <w:i w:val="false"/>
@@ -11499,7 +12273,7 @@
           <w:sz w:val="21"/>
           <w:szCs w:val="21"/>
         </w:rPr>
-        <w:t xml:space="preserve">Champ de saisie (ou sélection depuis les contacts) ; bouton « Vérifier ».</w:t>
+        <w:t xml:space="preserve"> : liste des numéros du compte. Chaque ligne affiche le drapeau du pays, le numéro formaté, l’opérateur détecté et un badge de statut.</w:t>
       </w:r>
     </w:p>
     <w:p>
@@ -11515,6 +12289,19 @@
       <w:r>
         <w:rPr>
           <w:rFonts w:ascii="Aptos" w:cs="Aptos" w:eastAsia="Aptos" w:hAnsi="Aptos"/>
+          <w:b/>
+          <w:bCs/>
+          <w:i w:val="false"/>
+          <w:iCs w:val="false"/>
+          <w:color w:val="20222E"/>
+          <w:sz w:val="21"/>
+          <w:szCs w:val="21"/>
+        </w:rPr>
+        <w:t xml:space="preserve">Badges de statut</w:t>
+      </w:r>
+      <w:r>
+        <w:rPr>
+          <w:rFonts w:ascii="Aptos" w:cs="Aptos" w:eastAsia="Aptos" w:hAnsi="Aptos"/>
           <w:b w:val="false"/>
           <w:bCs w:val="false"/>
           <w:i w:val="false"/>
@@ -11523,7 +12310,7 @@
           <w:sz w:val="21"/>
           <w:szCs w:val="21"/>
         </w:rPr>
-        <w:t xml:space="preserve">Résultat : grande carte de statut colorée (vert « sécurisé » / orange « à signaler » / rouge « frauduleux »), score de risque, historique communautaire, boutons « Signaler » et « Transférer ».</w:t>
+        <w:t xml:space="preserve"> : « Vérifié » (vert), « En attente de vérification » (orange), « Compromis » (rouge).</w:t>
       </w:r>
     </w:p>
     <w:p>
@@ -11539,6 +12326,19 @@
       <w:r>
         <w:rPr>
           <w:rFonts w:ascii="Aptos" w:cs="Aptos" w:eastAsia="Aptos" w:hAnsi="Aptos"/>
+          <w:b/>
+          <w:bCs/>
+          <w:i w:val="false"/>
+          <w:iCs w:val="false"/>
+          <w:color w:val="20222E"/>
+          <w:sz w:val="21"/>
+          <w:szCs w:val="21"/>
+        </w:rPr>
+        <w:t xml:space="preserve">Actions par ligne</w:t>
+      </w:r>
+      <w:r>
+        <w:rPr>
+          <w:rFonts w:ascii="Aptos" w:cs="Aptos" w:eastAsia="Aptos" w:hAnsi="Aptos"/>
           <w:b w:val="false"/>
           <w:bCs w:val="false"/>
           <w:i w:val="false"/>
@@ -11547,194 +12347,7 @@
           <w:sz w:val="21"/>
           <w:szCs w:val="21"/>
         </w:rPr>
-        <w:t xml:space="preserve">États : Chargement (analyse en cours, animation), Erreur, Succès (carte de résultat), Vide (avant première recherche : conseils d’usage).</w:t>
-      </w:r>
-    </w:p>
-    <w:p>
-      <w:pPr>
-        <w:pStyle w:val="Heading2"/>
-        <w:spacing w:after="120" w:before="260"/>
-      </w:pPr>
-      <w:r>
-        <w:rPr>
-          <w:rFonts w:ascii="Aptos" w:cs="Aptos" w:eastAsia="Aptos" w:hAnsi="Aptos"/>
-          <w:b/>
-          <w:bCs/>
-          <w:color w:val="2D2E83"/>
-          <w:sz w:val="25"/>
-          <w:szCs w:val="25"/>
-        </w:rPr>
-        <w:t xml:space="preserve">8.3  Transfert d’argent (USSD)</w:t>
-      </w:r>
-    </w:p>
-    <w:p>
-      <w:pPr>
-        <w:spacing w:after="140" w:line="276"/>
-        <w:jc w:val="both"/>
-      </w:pPr>
-      <w:r>
-        <w:rPr>
-          <w:rFonts w:ascii="Aptos" w:cs="Aptos" w:eastAsia="Aptos" w:hAnsi="Aptos"/>
-          <w:b w:val="false"/>
-          <w:bCs w:val="false"/>
-          <w:i w:val="false"/>
-          <w:iCs w:val="false"/>
-          <w:color w:val="20222E"/>
-          <w:sz w:val="21"/>
-          <w:szCs w:val="21"/>
-        </w:rPr>
-        <w:t xml:space="preserve">Parcours conforme au diagramme de séquence : vérification du destinataire, puis génération et composition automatique du code USSD.</w:t>
-      </w:r>
-    </w:p>
-    <w:p>
-      <w:pPr>
-        <w:pStyle w:val="ListParagraph"/>
-        <w:numPr>
-          <w:ilvl w:val="0"/>
-          <w:numId w:val="3"/>
-        </w:numPr>
-        <w:spacing w:after="70" w:line="268"/>
-      </w:pPr>
-      <w:r>
-        <w:rPr>
-          <w:rFonts w:ascii="Aptos" w:cs="Aptos" w:eastAsia="Aptos" w:hAnsi="Aptos"/>
-          <w:b w:val="false"/>
-          <w:bCs w:val="false"/>
-          <w:i w:val="false"/>
-          <w:iCs w:val="false"/>
-          <w:color w:val="20222E"/>
-          <w:sz w:val="21"/>
-          <w:szCs w:val="21"/>
-        </w:rPr>
-        <w:t xml:space="preserve">Choisir un contact ou saisir un numéro destinataire ; vérification automatique du risque.</w:t>
-      </w:r>
-    </w:p>
-    <w:p>
-      <w:pPr>
-        <w:pStyle w:val="ListParagraph"/>
-        <w:numPr>
-          <w:ilvl w:val="0"/>
-          <w:numId w:val="3"/>
-        </w:numPr>
-        <w:spacing w:after="70" w:line="268"/>
-      </w:pPr>
-      <w:r>
-        <w:rPr>
-          <w:rFonts w:ascii="Aptos" w:cs="Aptos" w:eastAsia="Aptos" w:hAnsi="Aptos"/>
-          <w:b/>
-          <w:bCs/>
-          <w:i w:val="false"/>
-          <w:iCs w:val="false"/>
-          <w:color w:val="20222E"/>
-          <w:sz w:val="21"/>
-          <w:szCs w:val="21"/>
-        </w:rPr>
-        <w:t xml:space="preserve">Si numéro suspect</w:t>
-      </w:r>
-      <w:r>
-        <w:rPr>
-          <w:rFonts w:ascii="Aptos" w:cs="Aptos" w:eastAsia="Aptos" w:hAnsi="Aptos"/>
-          <w:b w:val="false"/>
-          <w:bCs w:val="false"/>
-          <w:i w:val="false"/>
-          <w:iCs w:val="false"/>
-          <w:color w:val="20222E"/>
-          <w:sz w:val="21"/>
-          <w:szCs w:val="21"/>
-        </w:rPr>
-        <w:t xml:space="preserve"> : modale d’alerte avec bouton « Continuer » ou « Annuler ».</w:t>
-      </w:r>
-    </w:p>
-    <w:p>
-      <w:pPr>
-        <w:pStyle w:val="ListParagraph"/>
-        <w:numPr>
-          <w:ilvl w:val="0"/>
-          <w:numId w:val="3"/>
-        </w:numPr>
-        <w:spacing w:after="70" w:line="268"/>
-      </w:pPr>
-      <w:r>
-        <w:rPr>
-          <w:rFonts w:ascii="Aptos" w:cs="Aptos" w:eastAsia="Aptos" w:hAnsi="Aptos"/>
-          <w:b w:val="false"/>
-          <w:bCs w:val="false"/>
-          <w:i w:val="false"/>
-          <w:iCs w:val="false"/>
-          <w:color w:val="20222E"/>
-          <w:sz w:val="21"/>
-          <w:szCs w:val="21"/>
-        </w:rPr>
-        <w:t xml:space="preserve">Saisir le montant.</w:t>
-      </w:r>
-    </w:p>
-    <w:p>
-      <w:pPr>
-        <w:pStyle w:val="ListParagraph"/>
-        <w:numPr>
-          <w:ilvl w:val="0"/>
-          <w:numId w:val="3"/>
-        </w:numPr>
-        <w:spacing w:after="70" w:line="268"/>
-      </w:pPr>
-      <w:r>
-        <w:rPr>
-          <w:rFonts w:ascii="Aptos" w:cs="Aptos" w:eastAsia="Aptos" w:hAnsi="Aptos"/>
-          <w:b w:val="false"/>
-          <w:bCs w:val="false"/>
-          <w:i w:val="false"/>
-          <w:iCs w:val="false"/>
-          <w:color w:val="20222E"/>
-          <w:sz w:val="21"/>
-          <w:szCs w:val="21"/>
-        </w:rPr>
-        <w:t xml:space="preserve">Sélectionner le pays (Cameroun par défaut), l’opérateur, puis l’action (transfert, retrait…).</w:t>
-      </w:r>
-    </w:p>
-    <w:p>
-      <w:pPr>
-        <w:pStyle w:val="ListParagraph"/>
-        <w:numPr>
-          <w:ilvl w:val="0"/>
-          <w:numId w:val="3"/>
-        </w:numPr>
-        <w:spacing w:after="70" w:line="268"/>
-      </w:pPr>
-      <w:r>
-        <w:rPr>
-          <w:rFonts w:ascii="Aptos" w:cs="Aptos" w:eastAsia="Aptos" w:hAnsi="Aptos"/>
-          <w:b w:val="false"/>
-          <w:bCs w:val="false"/>
-          <w:i w:val="false"/>
-          <w:iCs w:val="false"/>
-          <w:color w:val="20222E"/>
-          <w:sz w:val="21"/>
-          <w:szCs w:val="21"/>
-        </w:rPr>
-        <w:t xml:space="preserve">L’app génère le code USSD (format issu de la base pays/opérateur/action) et le compose automatiquement via l’interface native de l’opérateur.</w:t>
-      </w:r>
-    </w:p>
-    <w:p>
-      <w:pPr>
-        <w:pStyle w:val="ListParagraph"/>
-        <w:numPr>
-          <w:ilvl w:val="0"/>
-          <w:numId w:val="3"/>
-        </w:numPr>
-        <w:spacing w:after="70" w:line="268"/>
-      </w:pPr>
-      <w:r>
-        <w:rPr>
-          <w:rFonts w:ascii="Aptos" w:cs="Aptos" w:eastAsia="Aptos" w:hAnsi="Aptos"/>
-          <w:b w:val="false"/>
-          <w:bCs w:val="false"/>
-          <w:i w:val="false"/>
-          <w:iCs w:val="false"/>
-          <w:color w:val="20222E"/>
-          <w:sz w:val="21"/>
-          <w:szCs w:val="21"/>
-        </w:rPr>
-        <w:t xml:space="preserve">L’utilisateur saisit son code PIN dans l’interface native, confirme ou annule.</w:t>
+        <w:t xml:space="preserve"> : vérifier (si en attente), déclarer compromis, supprimer (avec confirmation).</w:t>
       </w:r>
     </w:p>
     <w:p>
@@ -11758,7 +12371,7 @@
           <w:sz w:val="21"/>
           <w:szCs w:val="21"/>
         </w:rPr>
-        <w:t xml:space="preserve">Design</w:t>
+        <w:t xml:space="preserve">Bouton principal</w:t>
       </w:r>
       <w:r>
         <w:rPr>
@@ -11771,7 +12384,353 @@
           <w:sz w:val="21"/>
           <w:szCs w:val="21"/>
         </w:rPr>
-        <w:t xml:space="preserve"> : parcours par étapes (stepper) clair ; récapitulatif avant composition ; le code USSD est affiché pour transparence.</w:t>
+        <w:t xml:space="preserve"> : « Ajouter un numéro », bien visible en bas ou en bouton flottant.</w:t>
+      </w:r>
+    </w:p>
+    <w:p>
+      <w:pPr>
+        <w:pStyle w:val="Heading4"/>
+        <w:spacing w:after="70" w:before="150"/>
+      </w:pPr>
+      <w:r>
+        <w:rPr>
+          <w:rFonts w:ascii="Aptos" w:cs="Aptos" w:eastAsia="Aptos" w:hAnsi="Aptos"/>
+          <w:b/>
+          <w:bCs/>
+          <w:color w:val="20222E"/>
+          <w:sz w:val="20"/>
+          <w:szCs w:val="20"/>
+        </w:rPr>
+        <w:t xml:space="preserve">États</w:t>
+      </w:r>
+    </w:p>
+    <w:tbl>
+      <w:tblPr>
+        <w:tblW w:type="pct" w:w="100%"/>
+        <w:tblBorders>
+          <w:top w:val="single" w:color="D8DEE6" w:sz="4"/>
+          <w:left w:val="none"/>
+          <w:bottom w:val="single" w:color="D8DEE6" w:sz="4"/>
+          <w:right w:val="none"/>
+          <w:insideH w:val="single" w:color="D8DEE6" w:sz="4"/>
+          <w:insideV w:val="single" w:color="D8DEE6" w:sz="4"/>
+        </w:tblBorders>
+      </w:tblPr>
+      <w:tblGrid>
+        <w:gridCol w:w="2600"/>
+        <w:gridCol w:w="6760"/>
+      </w:tblGrid>
+      <w:tr>
+        <w:trPr>
+          <w:tblHeader/>
+        </w:trPr>
+        <w:tc>
+          <w:tcPr>
+            <w:tcW w:type="dxa" w:w="2600"/>
+            <w:shd w:fill="2D2E83" w:color="auto" w:val="clear"/>
+            <w:tcMar>
+              <w:top w:type="dxa" w:w="80"/>
+              <w:left w:type="dxa" w:w="110"/>
+              <w:bottom w:type="dxa" w:w="80"/>
+              <w:right w:type="dxa" w:w="110"/>
+            </w:tcMar>
+            <w:vAlign w:val="center"/>
+          </w:tcPr>
+          <w:p>
+            <w:pPr>
+              <w:jc w:val="left"/>
+            </w:pPr>
+            <w:r>
+              <w:rPr>
+                <w:rFonts w:ascii="Aptos" w:cs="Aptos" w:eastAsia="Aptos" w:hAnsi="Aptos"/>
+                <w:b/>
+                <w:bCs/>
+                <w:color w:val="FFFFFF"/>
+                <w:sz w:val="18"/>
+                <w:szCs w:val="18"/>
+              </w:rPr>
+              <w:t xml:space="preserve">État</w:t>
+            </w:r>
+          </w:p>
+        </w:tc>
+        <w:tc>
+          <w:tcPr>
+            <w:tcW w:type="dxa" w:w="6760"/>
+            <w:shd w:fill="2D2E83" w:color="auto" w:val="clear"/>
+            <w:tcMar>
+              <w:top w:type="dxa" w:w="80"/>
+              <w:left w:type="dxa" w:w="110"/>
+              <w:bottom w:type="dxa" w:w="80"/>
+              <w:right w:type="dxa" w:w="110"/>
+            </w:tcMar>
+            <w:vAlign w:val="center"/>
+          </w:tcPr>
+          <w:p>
+            <w:pPr>
+              <w:jc w:val="left"/>
+            </w:pPr>
+            <w:r>
+              <w:rPr>
+                <w:rFonts w:ascii="Aptos" w:cs="Aptos" w:eastAsia="Aptos" w:hAnsi="Aptos"/>
+                <w:b/>
+                <w:bCs/>
+                <w:color w:val="FFFFFF"/>
+                <w:sz w:val="18"/>
+                <w:szCs w:val="18"/>
+              </w:rPr>
+              <w:t xml:space="preserve">Comportement</w:t>
+            </w:r>
+          </w:p>
+        </w:tc>
+      </w:tr>
+      <w:tr>
+        <w:tc>
+          <w:tcPr>
+            <w:tcW w:type="dxa" w:w="2600"/>
+            <w:shd w:fill="FFFFFF" w:color="auto" w:val="clear"/>
+            <w:tcMar>
+              <w:top w:type="dxa" w:w="70"/>
+              <w:left w:type="dxa" w:w="110"/>
+              <w:bottom w:type="dxa" w:w="70"/>
+              <w:right w:type="dxa" w:w="110"/>
+            </w:tcMar>
+            <w:vAlign w:val="center"/>
+          </w:tcPr>
+          <w:p>
+            <w:pPr>
+              <w:spacing w:line="250"/>
+              <w:jc w:val="left"/>
+            </w:pPr>
+            <w:r>
+              <w:rPr>
+                <w:rFonts w:ascii="Aptos" w:cs="Aptos" w:eastAsia="Aptos" w:hAnsi="Aptos"/>
+                <w:color w:val="20222E"/>
+                <w:sz w:val="18"/>
+                <w:szCs w:val="18"/>
+              </w:rPr>
+              <w:t xml:space="preserve">Chargement</w:t>
+            </w:r>
+          </w:p>
+        </w:tc>
+        <w:tc>
+          <w:tcPr>
+            <w:tcW w:type="dxa" w:w="6760"/>
+            <w:shd w:fill="FFFFFF" w:color="auto" w:val="clear"/>
+            <w:tcMar>
+              <w:top w:type="dxa" w:w="70"/>
+              <w:left w:type="dxa" w:w="110"/>
+              <w:bottom w:type="dxa" w:w="70"/>
+              <w:right w:type="dxa" w:w="110"/>
+            </w:tcMar>
+            <w:vAlign w:val="center"/>
+          </w:tcPr>
+          <w:p>
+            <w:pPr>
+              <w:spacing w:line="250"/>
+              <w:jc w:val="left"/>
+            </w:pPr>
+            <w:r>
+              <w:rPr>
+                <w:rFonts w:ascii="Aptos" w:cs="Aptos" w:eastAsia="Aptos" w:hAnsi="Aptos"/>
+                <w:color w:val="20222E"/>
+                <w:sz w:val="18"/>
+                <w:szCs w:val="18"/>
+              </w:rPr>
+              <w:t xml:space="preserve">Skeletons de lignes.</w:t>
+            </w:r>
+          </w:p>
+        </w:tc>
+      </w:tr>
+      <w:tr>
+        <w:tc>
+          <w:tcPr>
+            <w:tcW w:type="dxa" w:w="2600"/>
+            <w:shd w:fill="FBFCFE" w:color="auto" w:val="clear"/>
+            <w:tcMar>
+              <w:top w:type="dxa" w:w="70"/>
+              <w:left w:type="dxa" w:w="110"/>
+              <w:bottom w:type="dxa" w:w="70"/>
+              <w:right w:type="dxa" w:w="110"/>
+            </w:tcMar>
+            <w:vAlign w:val="center"/>
+          </w:tcPr>
+          <w:p>
+            <w:pPr>
+              <w:spacing w:line="250"/>
+              <w:jc w:val="left"/>
+            </w:pPr>
+            <w:r>
+              <w:rPr>
+                <w:rFonts w:ascii="Aptos" w:cs="Aptos" w:eastAsia="Aptos" w:hAnsi="Aptos"/>
+                <w:color w:val="20222E"/>
+                <w:sz w:val="18"/>
+                <w:szCs w:val="18"/>
+              </w:rPr>
+              <w:t xml:space="preserve">Vide</w:t>
+            </w:r>
+          </w:p>
+        </w:tc>
+        <w:tc>
+          <w:tcPr>
+            <w:tcW w:type="dxa" w:w="6760"/>
+            <w:shd w:fill="FBFCFE" w:color="auto" w:val="clear"/>
+            <w:tcMar>
+              <w:top w:type="dxa" w:w="70"/>
+              <w:left w:type="dxa" w:w="110"/>
+              <w:bottom w:type="dxa" w:w="70"/>
+              <w:right w:type="dxa" w:w="110"/>
+            </w:tcMar>
+            <w:vAlign w:val="center"/>
+          </w:tcPr>
+          <w:p>
+            <w:pPr>
+              <w:spacing w:line="250"/>
+              <w:jc w:val="left"/>
+            </w:pPr>
+            <w:r>
+              <w:rPr>
+                <w:rFonts w:ascii="Aptos" w:cs="Aptos" w:eastAsia="Aptos" w:hAnsi="Aptos"/>
+                <w:color w:val="20222E"/>
+                <w:sz w:val="18"/>
+                <w:szCs w:val="18"/>
+              </w:rPr>
+              <w:t xml:space="preserve">Illustration + message « Aucun numéro rattaché » + bouton « Ajouter un numéro ».</w:t>
+            </w:r>
+          </w:p>
+        </w:tc>
+      </w:tr>
+      <w:tr>
+        <w:tc>
+          <w:tcPr>
+            <w:tcW w:type="dxa" w:w="2600"/>
+            <w:shd w:fill="FFFFFF" w:color="auto" w:val="clear"/>
+            <w:tcMar>
+              <w:top w:type="dxa" w:w="70"/>
+              <w:left w:type="dxa" w:w="110"/>
+              <w:bottom w:type="dxa" w:w="70"/>
+              <w:right w:type="dxa" w:w="110"/>
+            </w:tcMar>
+            <w:vAlign w:val="center"/>
+          </w:tcPr>
+          <w:p>
+            <w:pPr>
+              <w:spacing w:line="250"/>
+              <w:jc w:val="left"/>
+            </w:pPr>
+            <w:r>
+              <w:rPr>
+                <w:rFonts w:ascii="Aptos" w:cs="Aptos" w:eastAsia="Aptos" w:hAnsi="Aptos"/>
+                <w:color w:val="20222E"/>
+                <w:sz w:val="18"/>
+                <w:szCs w:val="18"/>
+              </w:rPr>
+              <w:t xml:space="preserve">Erreur</w:t>
+            </w:r>
+          </w:p>
+        </w:tc>
+        <w:tc>
+          <w:tcPr>
+            <w:tcW w:type="dxa" w:w="6760"/>
+            <w:shd w:fill="FFFFFF" w:color="auto" w:val="clear"/>
+            <w:tcMar>
+              <w:top w:type="dxa" w:w="70"/>
+              <w:left w:type="dxa" w:w="110"/>
+              <w:bottom w:type="dxa" w:w="70"/>
+              <w:right w:type="dxa" w:w="110"/>
+            </w:tcMar>
+            <w:vAlign w:val="center"/>
+          </w:tcPr>
+          <w:p>
+            <w:pPr>
+              <w:spacing w:line="250"/>
+              <w:jc w:val="left"/>
+            </w:pPr>
+            <w:r>
+              <w:rPr>
+                <w:rFonts w:ascii="Aptos" w:cs="Aptos" w:eastAsia="Aptos" w:hAnsi="Aptos"/>
+                <w:color w:val="20222E"/>
+                <w:sz w:val="18"/>
+                <w:szCs w:val="18"/>
+              </w:rPr>
+              <w:t xml:space="preserve">Message + bouton « Réessayer ».</w:t>
+            </w:r>
+          </w:p>
+        </w:tc>
+      </w:tr>
+      <w:tr>
+        <w:tc>
+          <w:tcPr>
+            <w:tcW w:type="dxa" w:w="2600"/>
+            <w:shd w:fill="FBFCFE" w:color="auto" w:val="clear"/>
+            <w:tcMar>
+              <w:top w:type="dxa" w:w="70"/>
+              <w:left w:type="dxa" w:w="110"/>
+              <w:bottom w:type="dxa" w:w="70"/>
+              <w:right w:type="dxa" w:w="110"/>
+            </w:tcMar>
+            <w:vAlign w:val="center"/>
+          </w:tcPr>
+          <w:p>
+            <w:pPr>
+              <w:spacing w:line="250"/>
+              <w:jc w:val="left"/>
+            </w:pPr>
+            <w:r>
+              <w:rPr>
+                <w:rFonts w:ascii="Aptos" w:cs="Aptos" w:eastAsia="Aptos" w:hAnsi="Aptos"/>
+                <w:color w:val="20222E"/>
+                <w:sz w:val="18"/>
+                <w:szCs w:val="18"/>
+              </w:rPr>
+              <w:t xml:space="preserve">Succès</w:t>
+            </w:r>
+          </w:p>
+        </w:tc>
+        <w:tc>
+          <w:tcPr>
+            <w:tcW w:type="dxa" w:w="6760"/>
+            <w:shd w:fill="FBFCFE" w:color="auto" w:val="clear"/>
+            <w:tcMar>
+              <w:top w:type="dxa" w:w="70"/>
+              <w:left w:type="dxa" w:w="110"/>
+              <w:bottom w:type="dxa" w:w="70"/>
+              <w:right w:type="dxa" w:w="110"/>
+            </w:tcMar>
+            <w:vAlign w:val="center"/>
+          </w:tcPr>
+          <w:p>
+            <w:pPr>
+              <w:spacing w:line="250"/>
+              <w:jc w:val="left"/>
+            </w:pPr>
+            <w:r>
+              <w:rPr>
+                <w:rFonts w:ascii="Aptos" w:cs="Aptos" w:eastAsia="Aptos" w:hAnsi="Aptos"/>
+                <w:color w:val="20222E"/>
+                <w:sz w:val="18"/>
+                <w:szCs w:val="18"/>
+              </w:rPr>
+              <w:t xml:space="preserve">Liste des numéros avec leurs badges.</w:t>
+            </w:r>
+          </w:p>
+        </w:tc>
+      </w:tr>
+    </w:tbl>
+    <w:p>
+      <w:pPr>
+        <w:pStyle w:val="Heading2"/>
+        <w:spacing w:after="120" w:before="260"/>
+      </w:pPr>
+      <w:r>
+        <w:rPr>
+          <w:rFonts w:ascii="Aptos" w:cs="Aptos" w:eastAsia="Aptos" w:hAnsi="Aptos"/>
+          <w:b/>
+          <w:bCs/>
+          <w:color w:val="2D2E83"/>
+          <w:sz w:val="25"/>
+          <w:szCs w:val="25"/>
+        </w:rPr>
+        <w:t xml:space="preserve">8.2  Ajout d’un numéro</w:t>
       </w:r>
     </w:p>
     <w:p>
@@ -11795,7 +12754,7 @@
           <w:sz w:val="21"/>
           <w:szCs w:val="21"/>
         </w:rPr>
-        <w:t xml:space="preserve">États</w:t>
+        <w:t xml:space="preserve">Sélecteur de pays</w:t>
       </w:r>
       <w:r>
         <w:rPr>
@@ -11808,24 +12767,7 @@
           <w:sz w:val="21"/>
           <w:szCs w:val="21"/>
         </w:rPr>
-        <w:t xml:space="preserve"> : Chargement (récupération du code USSD), Erreur (code introuvable pour la combinaison), Succès (renvoi vers l’interface native), Annulation.</w:t>
-      </w:r>
-    </w:p>
-    <w:p>
-      <w:pPr>
-        <w:pStyle w:val="Heading2"/>
-        <w:spacing w:after="120" w:before="260"/>
-      </w:pPr>
-      <w:r>
-        <w:rPr>
-          <w:rFonts w:ascii="Aptos" w:cs="Aptos" w:eastAsia="Aptos" w:hAnsi="Aptos"/>
-          <w:b/>
-          <w:bCs/>
-          <w:color w:val="2D2E83"/>
-          <w:sz w:val="25"/>
-          <w:szCs w:val="25"/>
-        </w:rPr>
-        <w:t xml:space="preserve">8.4  Liste de contacts à insignes</w:t>
+        <w:t xml:space="preserve"> : bottom sheet listant les pays avec drapeau, nom et indicatif (+237, +234…), barre de recherche, Cameroun proposé en tête (pays par défaut).</w:t>
       </w:r>
     </w:p>
     <w:p>
@@ -11849,7 +12791,7 @@
           <w:sz w:val="21"/>
           <w:szCs w:val="21"/>
         </w:rPr>
-        <w:t xml:space="preserve">Contenu</w:t>
+        <w:t xml:space="preserve">Champ numéro</w:t>
       </w:r>
       <w:r>
         <w:rPr>
@@ -11862,7 +12804,7 @@
           <w:sz w:val="21"/>
           <w:szCs w:val="21"/>
         </w:rPr>
-        <w:t xml:space="preserve"> : liste des contacts du téléphone, chacun avec avatar/initiales, nom, numéro et un insigne de statut (sécurisé / à signaler / inconnu).</w:t>
+        <w:t xml:space="preserve"> : préfixé par l’indicatif du pays sélectionné, clavier numérique, formatage en direct (libphonenumber-js) et validation par regex propre à l’indicatif.</w:t>
       </w:r>
     </w:p>
     <w:p>
@@ -11886,7 +12828,7 @@
           <w:sz w:val="21"/>
           <w:szCs w:val="21"/>
         </w:rPr>
-        <w:t xml:space="preserve">Permission</w:t>
+        <w:t xml:space="preserve">Validation</w:t>
       </w:r>
       <w:r>
         <w:rPr>
@@ -11899,7 +12841,545 @@
           <w:sz w:val="21"/>
           <w:szCs w:val="21"/>
         </w:rPr>
-        <w:t xml:space="preserve"> : demande d’accès aux contacts expliquée avant lecture ; si refusée, écran d’explication + bouton vers les réglages.</w:t>
+        <w:t xml:space="preserve"> : le bouton « Continuer » ne s’active que si le numéro est valide pour le pays choisi ; message d’erreur clair sinon (« Numéro invalide pour {Pays} »).</w:t>
+      </w:r>
+    </w:p>
+    <w:p>
+      <w:pPr>
+        <w:pStyle w:val="Heading4"/>
+        <w:spacing w:after="70" w:before="150"/>
+      </w:pPr>
+      <w:r>
+        <w:rPr>
+          <w:rFonts w:ascii="Aptos" w:cs="Aptos" w:eastAsia="Aptos" w:hAnsi="Aptos"/>
+          <w:b/>
+          <w:bCs/>
+          <w:color w:val="20222E"/>
+          <w:sz w:val="20"/>
+          <w:szCs w:val="20"/>
+        </w:rPr>
+        <w:t xml:space="preserve">États</w:t>
+      </w:r>
+    </w:p>
+    <w:tbl>
+      <w:tblPr>
+        <w:tblW w:type="pct" w:w="100%"/>
+        <w:tblBorders>
+          <w:top w:val="single" w:color="D8DEE6" w:sz="4"/>
+          <w:left w:val="none"/>
+          <w:bottom w:val="single" w:color="D8DEE6" w:sz="4"/>
+          <w:right w:val="none"/>
+          <w:insideH w:val="single" w:color="D8DEE6" w:sz="4"/>
+          <w:insideV w:val="single" w:color="D8DEE6" w:sz="4"/>
+        </w:tblBorders>
+      </w:tblPr>
+      <w:tblGrid>
+        <w:gridCol w:w="2600"/>
+        <w:gridCol w:w="6760"/>
+      </w:tblGrid>
+      <w:tr>
+        <w:trPr>
+          <w:tblHeader/>
+        </w:trPr>
+        <w:tc>
+          <w:tcPr>
+            <w:tcW w:type="dxa" w:w="2600"/>
+            <w:shd w:fill="2D2E83" w:color="auto" w:val="clear"/>
+            <w:tcMar>
+              <w:top w:type="dxa" w:w="80"/>
+              <w:left w:type="dxa" w:w="110"/>
+              <w:bottom w:type="dxa" w:w="80"/>
+              <w:right w:type="dxa" w:w="110"/>
+            </w:tcMar>
+            <w:vAlign w:val="center"/>
+          </w:tcPr>
+          <w:p>
+            <w:pPr>
+              <w:jc w:val="left"/>
+            </w:pPr>
+            <w:r>
+              <w:rPr>
+                <w:rFonts w:ascii="Aptos" w:cs="Aptos" w:eastAsia="Aptos" w:hAnsi="Aptos"/>
+                <w:b/>
+                <w:bCs/>
+                <w:color w:val="FFFFFF"/>
+                <w:sz w:val="18"/>
+                <w:szCs w:val="18"/>
+              </w:rPr>
+              <w:t xml:space="preserve">État</w:t>
+            </w:r>
+          </w:p>
+        </w:tc>
+        <w:tc>
+          <w:tcPr>
+            <w:tcW w:type="dxa" w:w="6760"/>
+            <w:shd w:fill="2D2E83" w:color="auto" w:val="clear"/>
+            <w:tcMar>
+              <w:top w:type="dxa" w:w="80"/>
+              <w:left w:type="dxa" w:w="110"/>
+              <w:bottom w:type="dxa" w:w="80"/>
+              <w:right w:type="dxa" w:w="110"/>
+            </w:tcMar>
+            <w:vAlign w:val="center"/>
+          </w:tcPr>
+          <w:p>
+            <w:pPr>
+              <w:jc w:val="left"/>
+            </w:pPr>
+            <w:r>
+              <w:rPr>
+                <w:rFonts w:ascii="Aptos" w:cs="Aptos" w:eastAsia="Aptos" w:hAnsi="Aptos"/>
+                <w:b/>
+                <w:bCs/>
+                <w:color w:val="FFFFFF"/>
+                <w:sz w:val="18"/>
+                <w:szCs w:val="18"/>
+              </w:rPr>
+              <w:t xml:space="preserve">Comportement</w:t>
+            </w:r>
+          </w:p>
+        </w:tc>
+      </w:tr>
+      <w:tr>
+        <w:tc>
+          <w:tcPr>
+            <w:tcW w:type="dxa" w:w="2600"/>
+            <w:shd w:fill="FFFFFF" w:color="auto" w:val="clear"/>
+            <w:tcMar>
+              <w:top w:type="dxa" w:w="70"/>
+              <w:left w:type="dxa" w:w="110"/>
+              <w:bottom w:type="dxa" w:w="70"/>
+              <w:right w:type="dxa" w:w="110"/>
+            </w:tcMar>
+            <w:vAlign w:val="center"/>
+          </w:tcPr>
+          <w:p>
+            <w:pPr>
+              <w:spacing w:line="250"/>
+              <w:jc w:val="left"/>
+            </w:pPr>
+            <w:r>
+              <w:rPr>
+                <w:rFonts w:ascii="Aptos" w:cs="Aptos" w:eastAsia="Aptos" w:hAnsi="Aptos"/>
+                <w:color w:val="20222E"/>
+                <w:sz w:val="18"/>
+                <w:szCs w:val="18"/>
+              </w:rPr>
+              <w:t xml:space="preserve">Défaut</w:t>
+            </w:r>
+          </w:p>
+        </w:tc>
+        <w:tc>
+          <w:tcPr>
+            <w:tcW w:type="dxa" w:w="6760"/>
+            <w:shd w:fill="FFFFFF" w:color="auto" w:val="clear"/>
+            <w:tcMar>
+              <w:top w:type="dxa" w:w="70"/>
+              <w:left w:type="dxa" w:w="110"/>
+              <w:bottom w:type="dxa" w:w="70"/>
+              <w:right w:type="dxa" w:w="110"/>
+            </w:tcMar>
+            <w:vAlign w:val="center"/>
+          </w:tcPr>
+          <w:p>
+            <w:pPr>
+              <w:spacing w:line="250"/>
+              <w:jc w:val="left"/>
+            </w:pPr>
+            <w:r>
+              <w:rPr>
+                <w:rFonts w:ascii="Aptos" w:cs="Aptos" w:eastAsia="Aptos" w:hAnsi="Aptos"/>
+                <w:color w:val="20222E"/>
+                <w:sz w:val="18"/>
+                <w:szCs w:val="18"/>
+              </w:rPr>
+              <w:t xml:space="preserve">Cameroun présélectionné, champ vide, bouton désactivé.</w:t>
+            </w:r>
+          </w:p>
+        </w:tc>
+      </w:tr>
+      <w:tr>
+        <w:tc>
+          <w:tcPr>
+            <w:tcW w:type="dxa" w:w="2600"/>
+            <w:shd w:fill="FBFCFE" w:color="auto" w:val="clear"/>
+            <w:tcMar>
+              <w:top w:type="dxa" w:w="70"/>
+              <w:left w:type="dxa" w:w="110"/>
+              <w:bottom w:type="dxa" w:w="70"/>
+              <w:right w:type="dxa" w:w="110"/>
+            </w:tcMar>
+            <w:vAlign w:val="center"/>
+          </w:tcPr>
+          <w:p>
+            <w:pPr>
+              <w:spacing w:line="250"/>
+              <w:jc w:val="left"/>
+            </w:pPr>
+            <w:r>
+              <w:rPr>
+                <w:rFonts w:ascii="Aptos" w:cs="Aptos" w:eastAsia="Aptos" w:hAnsi="Aptos"/>
+                <w:color w:val="20222E"/>
+                <w:sz w:val="18"/>
+                <w:szCs w:val="18"/>
+              </w:rPr>
+              <w:t xml:space="preserve">Saisie</w:t>
+            </w:r>
+          </w:p>
+        </w:tc>
+        <w:tc>
+          <w:tcPr>
+            <w:tcW w:type="dxa" w:w="6760"/>
+            <w:shd w:fill="FBFCFE" w:color="auto" w:val="clear"/>
+            <w:tcMar>
+              <w:top w:type="dxa" w:w="70"/>
+              <w:left w:type="dxa" w:w="110"/>
+              <w:bottom w:type="dxa" w:w="70"/>
+              <w:right w:type="dxa" w:w="110"/>
+            </w:tcMar>
+            <w:vAlign w:val="center"/>
+          </w:tcPr>
+          <w:p>
+            <w:pPr>
+              <w:spacing w:line="250"/>
+              <w:jc w:val="left"/>
+            </w:pPr>
+            <w:r>
+              <w:rPr>
+                <w:rFonts w:ascii="Aptos" w:cs="Aptos" w:eastAsia="Aptos" w:hAnsi="Aptos"/>
+                <w:color w:val="20222E"/>
+                <w:sz w:val="18"/>
+                <w:szCs w:val="18"/>
+              </w:rPr>
+              <w:t xml:space="preserve">Formatage progressif ; validation en direct.</w:t>
+            </w:r>
+          </w:p>
+        </w:tc>
+      </w:tr>
+      <w:tr>
+        <w:tc>
+          <w:tcPr>
+            <w:tcW w:type="dxa" w:w="2600"/>
+            <w:shd w:fill="FFFFFF" w:color="auto" w:val="clear"/>
+            <w:tcMar>
+              <w:top w:type="dxa" w:w="70"/>
+              <w:left w:type="dxa" w:w="110"/>
+              <w:bottom w:type="dxa" w:w="70"/>
+              <w:right w:type="dxa" w:w="110"/>
+            </w:tcMar>
+            <w:vAlign w:val="center"/>
+          </w:tcPr>
+          <w:p>
+            <w:pPr>
+              <w:spacing w:line="250"/>
+              <w:jc w:val="left"/>
+            </w:pPr>
+            <w:r>
+              <w:rPr>
+                <w:rFonts w:ascii="Aptos" w:cs="Aptos" w:eastAsia="Aptos" w:hAnsi="Aptos"/>
+                <w:color w:val="20222E"/>
+                <w:sz w:val="18"/>
+                <w:szCs w:val="18"/>
+              </w:rPr>
+              <w:t xml:space="preserve">Erreur de format</w:t>
+            </w:r>
+          </w:p>
+        </w:tc>
+        <w:tc>
+          <w:tcPr>
+            <w:tcW w:type="dxa" w:w="6760"/>
+            <w:shd w:fill="FFFFFF" w:color="auto" w:val="clear"/>
+            <w:tcMar>
+              <w:top w:type="dxa" w:w="70"/>
+              <w:left w:type="dxa" w:w="110"/>
+              <w:bottom w:type="dxa" w:w="70"/>
+              <w:right w:type="dxa" w:w="110"/>
+            </w:tcMar>
+            <w:vAlign w:val="center"/>
+          </w:tcPr>
+          <w:p>
+            <w:pPr>
+              <w:spacing w:line="250"/>
+              <w:jc w:val="left"/>
+            </w:pPr>
+            <w:r>
+              <w:rPr>
+                <w:rFonts w:ascii="Aptos" w:cs="Aptos" w:eastAsia="Aptos" w:hAnsi="Aptos"/>
+                <w:color w:val="20222E"/>
+                <w:sz w:val="18"/>
+                <w:szCs w:val="18"/>
+              </w:rPr>
+              <w:t xml:space="preserve">Bordure rouge + message ; bouton désactivé.</w:t>
+            </w:r>
+          </w:p>
+        </w:tc>
+      </w:tr>
+      <w:tr>
+        <w:tc>
+          <w:tcPr>
+            <w:tcW w:type="dxa" w:w="2600"/>
+            <w:shd w:fill="FBFCFE" w:color="auto" w:val="clear"/>
+            <w:tcMar>
+              <w:top w:type="dxa" w:w="70"/>
+              <w:left w:type="dxa" w:w="110"/>
+              <w:bottom w:type="dxa" w:w="70"/>
+              <w:right w:type="dxa" w:w="110"/>
+            </w:tcMar>
+            <w:vAlign w:val="center"/>
+          </w:tcPr>
+          <w:p>
+            <w:pPr>
+              <w:spacing w:line="250"/>
+              <w:jc w:val="left"/>
+            </w:pPr>
+            <w:r>
+              <w:rPr>
+                <w:rFonts w:ascii="Aptos" w:cs="Aptos" w:eastAsia="Aptos" w:hAnsi="Aptos"/>
+                <w:color w:val="20222E"/>
+                <w:sz w:val="18"/>
+                <w:szCs w:val="18"/>
+              </w:rPr>
+              <w:t xml:space="preserve">Numéro déjà rattaché</w:t>
+            </w:r>
+          </w:p>
+        </w:tc>
+        <w:tc>
+          <w:tcPr>
+            <w:tcW w:type="dxa" w:w="6760"/>
+            <w:shd w:fill="FBFCFE" w:color="auto" w:val="clear"/>
+            <w:tcMar>
+              <w:top w:type="dxa" w:w="70"/>
+              <w:left w:type="dxa" w:w="110"/>
+              <w:bottom w:type="dxa" w:w="70"/>
+              <w:right w:type="dxa" w:w="110"/>
+            </w:tcMar>
+            <w:vAlign w:val="center"/>
+          </w:tcPr>
+          <w:p>
+            <w:pPr>
+              <w:spacing w:line="250"/>
+              <w:jc w:val="left"/>
+            </w:pPr>
+            <w:r>
+              <w:rPr>
+                <w:rFonts w:ascii="Aptos" w:cs="Aptos" w:eastAsia="Aptos" w:hAnsi="Aptos"/>
+                <w:color w:val="20222E"/>
+                <w:sz w:val="18"/>
+                <w:szCs w:val="18"/>
+              </w:rPr>
+              <w:t xml:space="preserve">Message explicite : « Ce numéro est déjà rattaché à un compte. »</w:t>
+            </w:r>
+          </w:p>
+        </w:tc>
+      </w:tr>
+      <w:tr>
+        <w:tc>
+          <w:tcPr>
+            <w:tcW w:type="dxa" w:w="2600"/>
+            <w:shd w:fill="FFFFFF" w:color="auto" w:val="clear"/>
+            <w:tcMar>
+              <w:top w:type="dxa" w:w="70"/>
+              <w:left w:type="dxa" w:w="110"/>
+              <w:bottom w:type="dxa" w:w="70"/>
+              <w:right w:type="dxa" w:w="110"/>
+            </w:tcMar>
+            <w:vAlign w:val="center"/>
+          </w:tcPr>
+          <w:p>
+            <w:pPr>
+              <w:spacing w:line="250"/>
+              <w:jc w:val="left"/>
+            </w:pPr>
+            <w:r>
+              <w:rPr>
+                <w:rFonts w:ascii="Aptos" w:cs="Aptos" w:eastAsia="Aptos" w:hAnsi="Aptos"/>
+                <w:color w:val="20222E"/>
+                <w:sz w:val="18"/>
+                <w:szCs w:val="18"/>
+              </w:rPr>
+              <w:t xml:space="preserve">Chargement</w:t>
+            </w:r>
+          </w:p>
+        </w:tc>
+        <w:tc>
+          <w:tcPr>
+            <w:tcW w:type="dxa" w:w="6760"/>
+            <w:shd w:fill="FFFFFF" w:color="auto" w:val="clear"/>
+            <w:tcMar>
+              <w:top w:type="dxa" w:w="70"/>
+              <w:left w:type="dxa" w:w="110"/>
+              <w:bottom w:type="dxa" w:w="70"/>
+              <w:right w:type="dxa" w:w="110"/>
+            </w:tcMar>
+            <w:vAlign w:val="center"/>
+          </w:tcPr>
+          <w:p>
+            <w:pPr>
+              <w:spacing w:line="250"/>
+              <w:jc w:val="left"/>
+            </w:pPr>
+            <w:r>
+              <w:rPr>
+                <w:rFonts w:ascii="Aptos" w:cs="Aptos" w:eastAsia="Aptos" w:hAnsi="Aptos"/>
+                <w:color w:val="20222E"/>
+                <w:sz w:val="18"/>
+                <w:szCs w:val="18"/>
+              </w:rPr>
+              <w:t xml:space="preserve">Bouton en spinner pendant l’envoi de l’OTP SMS.</w:t>
+            </w:r>
+          </w:p>
+        </w:tc>
+      </w:tr>
+      <w:tr>
+        <w:tc>
+          <w:tcPr>
+            <w:tcW w:type="dxa" w:w="2600"/>
+            <w:shd w:fill="FBFCFE" w:color="auto" w:val="clear"/>
+            <w:tcMar>
+              <w:top w:type="dxa" w:w="70"/>
+              <w:left w:type="dxa" w:w="110"/>
+              <w:bottom w:type="dxa" w:w="70"/>
+              <w:right w:type="dxa" w:w="110"/>
+            </w:tcMar>
+            <w:vAlign w:val="center"/>
+          </w:tcPr>
+          <w:p>
+            <w:pPr>
+              <w:spacing w:line="250"/>
+              <w:jc w:val="left"/>
+            </w:pPr>
+            <w:r>
+              <w:rPr>
+                <w:rFonts w:ascii="Aptos" w:cs="Aptos" w:eastAsia="Aptos" w:hAnsi="Aptos"/>
+                <w:color w:val="20222E"/>
+                <w:sz w:val="18"/>
+                <w:szCs w:val="18"/>
+              </w:rPr>
+              <w:t xml:space="preserve">Succès</w:t>
+            </w:r>
+          </w:p>
+        </w:tc>
+        <w:tc>
+          <w:tcPr>
+            <w:tcW w:type="dxa" w:w="6760"/>
+            <w:shd w:fill="FBFCFE" w:color="auto" w:val="clear"/>
+            <w:tcMar>
+              <w:top w:type="dxa" w:w="70"/>
+              <w:left w:type="dxa" w:w="110"/>
+              <w:bottom w:type="dxa" w:w="70"/>
+              <w:right w:type="dxa" w:w="110"/>
+            </w:tcMar>
+            <w:vAlign w:val="center"/>
+          </w:tcPr>
+          <w:p>
+            <w:pPr>
+              <w:spacing w:line="250"/>
+              <w:jc w:val="left"/>
+            </w:pPr>
+            <w:r>
+              <w:rPr>
+                <w:rFonts w:ascii="Aptos" w:cs="Aptos" w:eastAsia="Aptos" w:hAnsi="Aptos"/>
+                <w:color w:val="20222E"/>
+                <w:sz w:val="18"/>
+                <w:szCs w:val="18"/>
+              </w:rPr>
+              <w:t xml:space="preserve">Navigation vers la vérification OTP du numéro.</w:t>
+            </w:r>
+          </w:p>
+        </w:tc>
+      </w:tr>
+    </w:tbl>
+    <w:tbl>
+      <w:tblPr>
+        <w:tblW w:type="pct" w:w="100%"/>
+        <w:tblBorders>
+          <w:top w:val="none"/>
+          <w:left w:val="single" w:color="F39200" w:sz="24"/>
+          <w:bottom w:val="none"/>
+          <w:right w:val="none"/>
+          <w:insideH w:val="none"/>
+          <w:insideV w:val="none"/>
+        </w:tblBorders>
+      </w:tblPr>
+      <w:tblGrid>
+        <w:gridCol w:w="9360"/>
+      </w:tblGrid>
+      <w:tr>
+        <w:tc>
+          <w:tcPr>
+            <w:tcW w:type="dxa" w:w="9360"/>
+            <w:shd w:fill="FDEBD0" w:color="auto" w:val="clear"/>
+            <w:tcMar>
+              <w:top w:type="dxa" w:w="120"/>
+              <w:left w:type="dxa" w:w="200"/>
+              <w:bottom w:type="dxa" w:w="120"/>
+              <w:right w:type="dxa" w:w="160"/>
+            </w:tcMar>
+          </w:tcPr>
+          <w:p>
+            <w:pPr>
+              <w:spacing w:after="60"/>
+            </w:pPr>
+            <w:r>
+              <w:rPr>
+                <w:rFonts w:ascii="Aptos" w:cs="Aptos" w:eastAsia="Aptos" w:hAnsi="Aptos"/>
+                <w:b/>
+                <w:bCs/>
+                <w:color w:val="A05A00"/>
+                <w:sz w:val="20"/>
+                <w:szCs w:val="20"/>
+              </w:rPr>
+              <w:t xml:space="preserve">Unicité d’un numéro</w:t>
+            </w:r>
+          </w:p>
+          <w:p>
+            <w:pPr>
+              <w:spacing w:after="40"/>
+              <w:jc w:val="left"/>
+            </w:pPr>
+            <w:r>
+              <w:rPr>
+                <w:rFonts w:ascii="Aptos" w:cs="Aptos" w:eastAsia="Aptos" w:hAnsi="Aptos"/>
+                <w:color w:val="20222E"/>
+                <w:sz w:val="19"/>
+                <w:szCs w:val="19"/>
+              </w:rPr>
+              <w:t xml:space="preserve">Un même numéro ne peut être rattaché qu’à un seul compte KWISMO. Cette règle empêche qu’un tiers revendique le numéro d’autrui.</w:t>
+            </w:r>
+          </w:p>
+          <w:p>
+            <w:pPr>
+              <w:spacing w:after="40"/>
+              <w:jc w:val="left"/>
+            </w:pPr>
+            <w:r>
+              <w:rPr>
+                <w:rFonts w:ascii="Aptos" w:cs="Aptos" w:eastAsia="Aptos" w:hAnsi="Aptos"/>
+                <w:color w:val="20222E"/>
+                <w:sz w:val="19"/>
+                <w:szCs w:val="19"/>
+              </w:rPr>
+              <w:t xml:space="preserve">La vérification est effectuée côté serveur avant l’envoi de l’OTP.</w:t>
+            </w:r>
+          </w:p>
+        </w:tc>
+      </w:tr>
+    </w:tbl>
+    <w:p>
+      <w:pPr>
+        <w:pStyle w:val="Heading2"/>
+        <w:spacing w:after="120" w:before="260"/>
+      </w:pPr>
+      <w:r>
+        <w:rPr>
+          <w:rFonts w:ascii="Aptos" w:cs="Aptos" w:eastAsia="Aptos" w:hAnsi="Aptos"/>
+          <w:b/>
+          <w:bCs/>
+          <w:color w:val="2D2E83"/>
+          <w:sz w:val="25"/>
+          <w:szCs w:val="25"/>
+        </w:rPr>
+        <w:t xml:space="preserve">8.3  Vérification du numéro par OTP SMS</w:t>
       </w:r>
     </w:p>
     <w:p>
@@ -11923,7 +13403,7 @@
           <w:sz w:val="21"/>
           <w:szCs w:val="21"/>
         </w:rPr>
-        <w:t xml:space="preserve">Interactions</w:t>
+        <w:t xml:space="preserve">Structure</w:t>
       </w:r>
       <w:r>
         <w:rPr>
@@ -11936,7 +13416,7 @@
           <w:sz w:val="21"/>
           <w:szCs w:val="21"/>
         </w:rPr>
-        <w:t xml:space="preserve"> : recherche, filtre par statut, tap sur un contact → détail (statut, actions : vérifier, signaler, transférer).</w:t>
+        <w:t xml:space="preserve"> : titre « Vérifiez votre numéro », texte « Code envoyé au {numéro masqué} », champ OTP à cases, minuteur de renvoi, lien « Modifier le numéro ».</w:t>
       </w:r>
     </w:p>
     <w:p>
@@ -11960,7 +13440,7 @@
           <w:sz w:val="21"/>
           <w:szCs w:val="21"/>
         </w:rPr>
-        <w:t xml:space="preserve">États</w:t>
+        <w:t xml:space="preserve">Autofill</w:t>
       </w:r>
       <w:r>
         <w:rPr>
@@ -11973,135 +13453,7 @@
           <w:sz w:val="21"/>
           <w:szCs w:val="21"/>
         </w:rPr>
-        <w:t xml:space="preserve"> : Chargement (skeletons + analyse des numéros non statués), Vide (« Aucun contact »), Permission refusée, Erreur, Succès.</w:t>
-      </w:r>
-    </w:p>
-    <w:p>
-      <w:pPr>
-        <w:pStyle w:val="Heading2"/>
-        <w:spacing w:after="120" w:before="260"/>
-      </w:pPr>
-      <w:r>
-        <w:rPr>
-          <w:rFonts w:ascii="Aptos" w:cs="Aptos" w:eastAsia="Aptos" w:hAnsi="Aptos"/>
-          <w:b/>
-          <w:bCs/>
-          <w:color w:val="2D2E83"/>
-          <w:sz w:val="25"/>
-          <w:szCs w:val="25"/>
-        </w:rPr>
-        <w:t xml:space="preserve">8.5  Alerte WhatsApp (compte piraté)</w:t>
-      </w:r>
-    </w:p>
-    <w:p>
-      <w:pPr>
-        <w:spacing w:after="140" w:line="276"/>
-        <w:jc w:val="both"/>
-      </w:pPr>
-      <w:r>
-        <w:rPr>
-          <w:rFonts w:ascii="Aptos" w:cs="Aptos" w:eastAsia="Aptos" w:hAnsi="Aptos"/>
-          <w:b w:val="false"/>
-          <w:bCs w:val="false"/>
-          <w:i w:val="false"/>
-          <w:iCs w:val="false"/>
-          <w:color w:val="20222E"/>
-          <w:sz w:val="21"/>
-          <w:szCs w:val="21"/>
-        </w:rPr>
-        <w:t xml:space="preserve">Permet de diffuser une alerte à ses contacts lorsque le compte WhatsApp de l’utilisateur est compromis (conforme au diagramme de séquence).</w:t>
-      </w:r>
-    </w:p>
-    <w:p>
-      <w:pPr>
-        <w:pStyle w:val="ListParagraph"/>
-        <w:numPr>
-          <w:ilvl w:val="0"/>
-          <w:numId w:val="3"/>
-        </w:numPr>
-        <w:spacing w:after="70" w:line="268"/>
-      </w:pPr>
-      <w:r>
-        <w:rPr>
-          <w:rFonts w:ascii="Aptos" w:cs="Aptos" w:eastAsia="Aptos" w:hAnsi="Aptos"/>
-          <w:b w:val="false"/>
-          <w:bCs w:val="false"/>
-          <w:i w:val="false"/>
-          <w:iCs w:val="false"/>
-          <w:color w:val="20222E"/>
-          <w:sz w:val="21"/>
-          <w:szCs w:val="21"/>
-        </w:rPr>
-        <w:t xml:space="preserve">Déclarer que le compte WhatsApp est piraté (l’incident est enregistré).</w:t>
-      </w:r>
-    </w:p>
-    <w:p>
-      <w:pPr>
-        <w:pStyle w:val="ListParagraph"/>
-        <w:numPr>
-          <w:ilvl w:val="0"/>
-          <w:numId w:val="3"/>
-        </w:numPr>
-        <w:spacing w:after="70" w:line="268"/>
-      </w:pPr>
-      <w:r>
-        <w:rPr>
-          <w:rFonts w:ascii="Aptos" w:cs="Aptos" w:eastAsia="Aptos" w:hAnsi="Aptos"/>
-          <w:b w:val="false"/>
-          <w:bCs w:val="false"/>
-          <w:i w:val="false"/>
-          <w:iCs w:val="false"/>
-          <w:color w:val="20222E"/>
-          <w:sz w:val="21"/>
-          <w:szCs w:val="21"/>
-        </w:rPr>
-        <w:t xml:space="preserve">Sélectionner les contacts à alerter (multi-sélection depuis la liste).</w:t>
-      </w:r>
-    </w:p>
-    <w:p>
-      <w:pPr>
-        <w:pStyle w:val="ListParagraph"/>
-        <w:numPr>
-          <w:ilvl w:val="0"/>
-          <w:numId w:val="3"/>
-        </w:numPr>
-        <w:spacing w:after="70" w:line="268"/>
-      </w:pPr>
-      <w:r>
-        <w:rPr>
-          <w:rFonts w:ascii="Aptos" w:cs="Aptos" w:eastAsia="Aptos" w:hAnsi="Aptos"/>
-          <w:b w:val="false"/>
-          <w:bCs w:val="false"/>
-          <w:i w:val="false"/>
-          <w:iCs w:val="false"/>
-          <w:color w:val="20222E"/>
-          <w:sz w:val="21"/>
-          <w:szCs w:val="21"/>
-        </w:rPr>
-        <w:t xml:space="preserve">Rédiger ou choisir un message type d’alerte (modèles proposés, éditables).</w:t>
-      </w:r>
-    </w:p>
-    <w:p>
-      <w:pPr>
-        <w:pStyle w:val="ListParagraph"/>
-        <w:numPr>
-          <w:ilvl w:val="0"/>
-          <w:numId w:val="3"/>
-        </w:numPr>
-        <w:spacing w:after="70" w:line="268"/>
-      </w:pPr>
-      <w:r>
-        <w:rPr>
-          <w:rFonts w:ascii="Aptos" w:cs="Aptos" w:eastAsia="Aptos" w:hAnsi="Aptos"/>
-          <w:b w:val="false"/>
-          <w:bCs w:val="false"/>
-          <w:i w:val="false"/>
-          <w:iCs w:val="false"/>
-          <w:color w:val="20222E"/>
-          <w:sz w:val="21"/>
-          <w:szCs w:val="21"/>
-        </w:rPr>
-        <w:t xml:space="preserve">Diffuser le message ; confirmation d’envoi, avec signalement des éventuels échecs.</w:t>
+        <w:t xml:space="preserve"> : remplissage automatique du code reçu par SMS (autofill « one-time-code ») lorsque le système le permet.</w:t>
       </w:r>
     </w:p>
     <w:p>
@@ -12125,7 +13477,7 @@
           <w:sz w:val="21"/>
           <w:szCs w:val="21"/>
         </w:rPr>
-        <w:t xml:space="preserve">États</w:t>
+        <w:t xml:space="preserve">Résultat</w:t>
       </w:r>
       <w:r>
         <w:rPr>
@@ -12138,9 +13490,396 @@
           <w:sz w:val="21"/>
           <w:szCs w:val="21"/>
         </w:rPr>
-        <w:t xml:space="preserve"> : Défaut, Sélection, Envoi (chargement + progression), Succès (confirmation), Erreur partielle (liste des échecs + réessayer).</w:t>
-      </w:r>
-    </w:p>
+        <w:t xml:space="preserve"> : à la validation, le numéro passe au statut « Vérifié » et apparaît comme tel dans la liste.</w:t>
+      </w:r>
+    </w:p>
+    <w:p>
+      <w:pPr>
+        <w:pStyle w:val="Heading4"/>
+        <w:spacing w:after="70" w:before="150"/>
+      </w:pPr>
+      <w:r>
+        <w:rPr>
+          <w:rFonts w:ascii="Aptos" w:cs="Aptos" w:eastAsia="Aptos" w:hAnsi="Aptos"/>
+          <w:b/>
+          <w:bCs/>
+          <w:color w:val="20222E"/>
+          <w:sz w:val="20"/>
+          <w:szCs w:val="20"/>
+        </w:rPr>
+        <w:t xml:space="preserve">États</w:t>
+      </w:r>
+    </w:p>
+    <w:tbl>
+      <w:tblPr>
+        <w:tblW w:type="pct" w:w="100%"/>
+        <w:tblBorders>
+          <w:top w:val="single" w:color="D8DEE6" w:sz="4"/>
+          <w:left w:val="none"/>
+          <w:bottom w:val="single" w:color="D8DEE6" w:sz="4"/>
+          <w:right w:val="none"/>
+          <w:insideH w:val="single" w:color="D8DEE6" w:sz="4"/>
+          <w:insideV w:val="single" w:color="D8DEE6" w:sz="4"/>
+        </w:tblBorders>
+      </w:tblPr>
+      <w:tblGrid>
+        <w:gridCol w:w="2600"/>
+        <w:gridCol w:w="6760"/>
+      </w:tblGrid>
+      <w:tr>
+        <w:trPr>
+          <w:tblHeader/>
+        </w:trPr>
+        <w:tc>
+          <w:tcPr>
+            <w:tcW w:type="dxa" w:w="2600"/>
+            <w:shd w:fill="2D2E83" w:color="auto" w:val="clear"/>
+            <w:tcMar>
+              <w:top w:type="dxa" w:w="80"/>
+              <w:left w:type="dxa" w:w="110"/>
+              <w:bottom w:type="dxa" w:w="80"/>
+              <w:right w:type="dxa" w:w="110"/>
+            </w:tcMar>
+            <w:vAlign w:val="center"/>
+          </w:tcPr>
+          <w:p>
+            <w:pPr>
+              <w:jc w:val="left"/>
+            </w:pPr>
+            <w:r>
+              <w:rPr>
+                <w:rFonts w:ascii="Aptos" w:cs="Aptos" w:eastAsia="Aptos" w:hAnsi="Aptos"/>
+                <w:b/>
+                <w:bCs/>
+                <w:color w:val="FFFFFF"/>
+                <w:sz w:val="18"/>
+                <w:szCs w:val="18"/>
+              </w:rPr>
+              <w:t xml:space="preserve">État</w:t>
+            </w:r>
+          </w:p>
+        </w:tc>
+        <w:tc>
+          <w:tcPr>
+            <w:tcW w:type="dxa" w:w="6760"/>
+            <w:shd w:fill="2D2E83" w:color="auto" w:val="clear"/>
+            <w:tcMar>
+              <w:top w:type="dxa" w:w="80"/>
+              <w:left w:type="dxa" w:w="110"/>
+              <w:bottom w:type="dxa" w:w="80"/>
+              <w:right w:type="dxa" w:w="110"/>
+            </w:tcMar>
+            <w:vAlign w:val="center"/>
+          </w:tcPr>
+          <w:p>
+            <w:pPr>
+              <w:jc w:val="left"/>
+            </w:pPr>
+            <w:r>
+              <w:rPr>
+                <w:rFonts w:ascii="Aptos" w:cs="Aptos" w:eastAsia="Aptos" w:hAnsi="Aptos"/>
+                <w:b/>
+                <w:bCs/>
+                <w:color w:val="FFFFFF"/>
+                <w:sz w:val="18"/>
+                <w:szCs w:val="18"/>
+              </w:rPr>
+              <w:t xml:space="preserve">Comportement</w:t>
+            </w:r>
+          </w:p>
+        </w:tc>
+      </w:tr>
+      <w:tr>
+        <w:tc>
+          <w:tcPr>
+            <w:tcW w:type="dxa" w:w="2600"/>
+            <w:shd w:fill="FFFFFF" w:color="auto" w:val="clear"/>
+            <w:tcMar>
+              <w:top w:type="dxa" w:w="70"/>
+              <w:left w:type="dxa" w:w="110"/>
+              <w:bottom w:type="dxa" w:w="70"/>
+              <w:right w:type="dxa" w:w="110"/>
+            </w:tcMar>
+            <w:vAlign w:val="center"/>
+          </w:tcPr>
+          <w:p>
+            <w:pPr>
+              <w:spacing w:line="250"/>
+              <w:jc w:val="left"/>
+            </w:pPr>
+            <w:r>
+              <w:rPr>
+                <w:rFonts w:ascii="Aptos" w:cs="Aptos" w:eastAsia="Aptos" w:hAnsi="Aptos"/>
+                <w:color w:val="20222E"/>
+                <w:sz w:val="18"/>
+                <w:szCs w:val="18"/>
+              </w:rPr>
+              <w:t xml:space="preserve">Défaut</w:t>
+            </w:r>
+          </w:p>
+        </w:tc>
+        <w:tc>
+          <w:tcPr>
+            <w:tcW w:type="dxa" w:w="6760"/>
+            <w:shd w:fill="FFFFFF" w:color="auto" w:val="clear"/>
+            <w:tcMar>
+              <w:top w:type="dxa" w:w="70"/>
+              <w:left w:type="dxa" w:w="110"/>
+              <w:bottom w:type="dxa" w:w="70"/>
+              <w:right w:type="dxa" w:w="110"/>
+            </w:tcMar>
+            <w:vAlign w:val="center"/>
+          </w:tcPr>
+          <w:p>
+            <w:pPr>
+              <w:spacing w:line="250"/>
+              <w:jc w:val="left"/>
+            </w:pPr>
+            <w:r>
+              <w:rPr>
+                <w:rFonts w:ascii="Aptos" w:cs="Aptos" w:eastAsia="Aptos" w:hAnsi="Aptos"/>
+                <w:color w:val="20222E"/>
+                <w:sz w:val="18"/>
+                <w:szCs w:val="18"/>
+              </w:rPr>
+              <w:t xml:space="preserve">Cases vides, focus sur la première, minuteur actif.</w:t>
+            </w:r>
+          </w:p>
+        </w:tc>
+      </w:tr>
+      <w:tr>
+        <w:tc>
+          <w:tcPr>
+            <w:tcW w:type="dxa" w:w="2600"/>
+            <w:shd w:fill="FBFCFE" w:color="auto" w:val="clear"/>
+            <w:tcMar>
+              <w:top w:type="dxa" w:w="70"/>
+              <w:left w:type="dxa" w:w="110"/>
+              <w:bottom w:type="dxa" w:w="70"/>
+              <w:right w:type="dxa" w:w="110"/>
+            </w:tcMar>
+            <w:vAlign w:val="center"/>
+          </w:tcPr>
+          <w:p>
+            <w:pPr>
+              <w:spacing w:line="250"/>
+              <w:jc w:val="left"/>
+            </w:pPr>
+            <w:r>
+              <w:rPr>
+                <w:rFonts w:ascii="Aptos" w:cs="Aptos" w:eastAsia="Aptos" w:hAnsi="Aptos"/>
+                <w:color w:val="20222E"/>
+                <w:sz w:val="18"/>
+                <w:szCs w:val="18"/>
+              </w:rPr>
+              <w:t xml:space="preserve">Vérification</w:t>
+            </w:r>
+          </w:p>
+        </w:tc>
+        <w:tc>
+          <w:tcPr>
+            <w:tcW w:type="dxa" w:w="6760"/>
+            <w:shd w:fill="FBFCFE" w:color="auto" w:val="clear"/>
+            <w:tcMar>
+              <w:top w:type="dxa" w:w="70"/>
+              <w:left w:type="dxa" w:w="110"/>
+              <w:bottom w:type="dxa" w:w="70"/>
+              <w:right w:type="dxa" w:w="110"/>
+            </w:tcMar>
+            <w:vAlign w:val="center"/>
+          </w:tcPr>
+          <w:p>
+            <w:pPr>
+              <w:spacing w:line="250"/>
+              <w:jc w:val="left"/>
+            </w:pPr>
+            <w:r>
+              <w:rPr>
+                <w:rFonts w:ascii="Aptos" w:cs="Aptos" w:eastAsia="Aptos" w:hAnsi="Aptos"/>
+                <w:color w:val="20222E"/>
+                <w:sz w:val="18"/>
+                <w:szCs w:val="18"/>
+              </w:rPr>
+              <w:t xml:space="preserve">Cases désactivées + indicateur de chargement.</w:t>
+            </w:r>
+          </w:p>
+        </w:tc>
+      </w:tr>
+      <w:tr>
+        <w:tc>
+          <w:tcPr>
+            <w:tcW w:type="dxa" w:w="2600"/>
+            <w:shd w:fill="FFFFFF" w:color="auto" w:val="clear"/>
+            <w:tcMar>
+              <w:top w:type="dxa" w:w="70"/>
+              <w:left w:type="dxa" w:w="110"/>
+              <w:bottom w:type="dxa" w:w="70"/>
+              <w:right w:type="dxa" w:w="110"/>
+            </w:tcMar>
+            <w:vAlign w:val="center"/>
+          </w:tcPr>
+          <w:p>
+            <w:pPr>
+              <w:spacing w:line="250"/>
+              <w:jc w:val="left"/>
+            </w:pPr>
+            <w:r>
+              <w:rPr>
+                <w:rFonts w:ascii="Aptos" w:cs="Aptos" w:eastAsia="Aptos" w:hAnsi="Aptos"/>
+                <w:color w:val="20222E"/>
+                <w:sz w:val="18"/>
+                <w:szCs w:val="18"/>
+              </w:rPr>
+              <w:t xml:space="preserve">Erreur</w:t>
+            </w:r>
+          </w:p>
+        </w:tc>
+        <w:tc>
+          <w:tcPr>
+            <w:tcW w:type="dxa" w:w="6760"/>
+            <w:shd w:fill="FFFFFF" w:color="auto" w:val="clear"/>
+            <w:tcMar>
+              <w:top w:type="dxa" w:w="70"/>
+              <w:left w:type="dxa" w:w="110"/>
+              <w:bottom w:type="dxa" w:w="70"/>
+              <w:right w:type="dxa" w:w="110"/>
+            </w:tcMar>
+            <w:vAlign w:val="center"/>
+          </w:tcPr>
+          <w:p>
+            <w:pPr>
+              <w:spacing w:line="250"/>
+              <w:jc w:val="left"/>
+            </w:pPr>
+            <w:r>
+              <w:rPr>
+                <w:rFonts w:ascii="Aptos" w:cs="Aptos" w:eastAsia="Aptos" w:hAnsi="Aptos"/>
+                <w:color w:val="20222E"/>
+                <w:sz w:val="18"/>
+                <w:szCs w:val="18"/>
+              </w:rPr>
+              <w:t xml:space="preserve">Cases en rouge + secousse + message « Code incorrect ».</w:t>
+            </w:r>
+          </w:p>
+        </w:tc>
+      </w:tr>
+      <w:tr>
+        <w:tc>
+          <w:tcPr>
+            <w:tcW w:type="dxa" w:w="2600"/>
+            <w:shd w:fill="FBFCFE" w:color="auto" w:val="clear"/>
+            <w:tcMar>
+              <w:top w:type="dxa" w:w="70"/>
+              <w:left w:type="dxa" w:w="110"/>
+              <w:bottom w:type="dxa" w:w="70"/>
+              <w:right w:type="dxa" w:w="110"/>
+            </w:tcMar>
+            <w:vAlign w:val="center"/>
+          </w:tcPr>
+          <w:p>
+            <w:pPr>
+              <w:spacing w:line="250"/>
+              <w:jc w:val="left"/>
+            </w:pPr>
+            <w:r>
+              <w:rPr>
+                <w:rFonts w:ascii="Aptos" w:cs="Aptos" w:eastAsia="Aptos" w:hAnsi="Aptos"/>
+                <w:color w:val="20222E"/>
+                <w:sz w:val="18"/>
+                <w:szCs w:val="18"/>
+              </w:rPr>
+              <w:t xml:space="preserve">Expiré</w:t>
+            </w:r>
+          </w:p>
+        </w:tc>
+        <w:tc>
+          <w:tcPr>
+            <w:tcW w:type="dxa" w:w="6760"/>
+            <w:shd w:fill="FBFCFE" w:color="auto" w:val="clear"/>
+            <w:tcMar>
+              <w:top w:type="dxa" w:w="70"/>
+              <w:left w:type="dxa" w:w="110"/>
+              <w:bottom w:type="dxa" w:w="70"/>
+              <w:right w:type="dxa" w:w="110"/>
+            </w:tcMar>
+            <w:vAlign w:val="center"/>
+          </w:tcPr>
+          <w:p>
+            <w:pPr>
+              <w:spacing w:line="250"/>
+              <w:jc w:val="left"/>
+            </w:pPr>
+            <w:r>
+              <w:rPr>
+                <w:rFonts w:ascii="Aptos" w:cs="Aptos" w:eastAsia="Aptos" w:hAnsi="Aptos"/>
+                <w:color w:val="20222E"/>
+                <w:sz w:val="18"/>
+                <w:szCs w:val="18"/>
+              </w:rPr>
+              <w:t xml:space="preserve">Message + bouton « Renvoyer » mis en avant.</w:t>
+            </w:r>
+          </w:p>
+        </w:tc>
+      </w:tr>
+      <w:tr>
+        <w:tc>
+          <w:tcPr>
+            <w:tcW w:type="dxa" w:w="2600"/>
+            <w:shd w:fill="FFFFFF" w:color="auto" w:val="clear"/>
+            <w:tcMar>
+              <w:top w:type="dxa" w:w="70"/>
+              <w:left w:type="dxa" w:w="110"/>
+              <w:bottom w:type="dxa" w:w="70"/>
+              <w:right w:type="dxa" w:w="110"/>
+            </w:tcMar>
+            <w:vAlign w:val="center"/>
+          </w:tcPr>
+          <w:p>
+            <w:pPr>
+              <w:spacing w:line="250"/>
+              <w:jc w:val="left"/>
+            </w:pPr>
+            <w:r>
+              <w:rPr>
+                <w:rFonts w:ascii="Aptos" w:cs="Aptos" w:eastAsia="Aptos" w:hAnsi="Aptos"/>
+                <w:color w:val="20222E"/>
+                <w:sz w:val="18"/>
+                <w:szCs w:val="18"/>
+              </w:rPr>
+              <w:t xml:space="preserve">Succès</w:t>
+            </w:r>
+          </w:p>
+        </w:tc>
+        <w:tc>
+          <w:tcPr>
+            <w:tcW w:type="dxa" w:w="6760"/>
+            <w:shd w:fill="FFFFFF" w:color="auto" w:val="clear"/>
+            <w:tcMar>
+              <w:top w:type="dxa" w:w="70"/>
+              <w:left w:type="dxa" w:w="110"/>
+              <w:bottom w:type="dxa" w:w="70"/>
+              <w:right w:type="dxa" w:w="110"/>
+            </w:tcMar>
+            <w:vAlign w:val="center"/>
+          </w:tcPr>
+          <w:p>
+            <w:pPr>
+              <w:spacing w:line="250"/>
+              <w:jc w:val="left"/>
+            </w:pPr>
+            <w:r>
+              <w:rPr>
+                <w:rFonts w:ascii="Aptos" w:cs="Aptos" w:eastAsia="Aptos" w:hAnsi="Aptos"/>
+                <w:color w:val="20222E"/>
+                <w:sz w:val="18"/>
+                <w:szCs w:val="18"/>
+              </w:rPr>
+              <w:t xml:space="preserve">Coche verte animée, retour à la liste avec le badge « Vérifié ».</w:t>
+            </w:r>
+          </w:p>
+        </w:tc>
+      </w:tr>
+    </w:tbl>
     <w:p>
       <w:pPr>
         <w:pStyle w:val="Heading2"/>
@@ -12155,7 +13894,7 @@
           <w:sz w:val="25"/>
           <w:szCs w:val="25"/>
         </w:rPr>
-        <w:t xml:space="preserve">8.6  Détection d’appel suspect</w:t>
+        <w:t xml:space="preserve">8.4  Suppression d’un numéro</w:t>
       </w:r>
     </w:p>
     <w:p>
@@ -12171,19 +13910,6 @@
       <w:r>
         <w:rPr>
           <w:rFonts w:ascii="Aptos" w:cs="Aptos" w:eastAsia="Aptos" w:hAnsi="Aptos"/>
-          <w:b/>
-          <w:bCs/>
-          <w:i w:val="false"/>
-          <w:iCs w:val="false"/>
-          <w:color w:val="20222E"/>
-          <w:sz w:val="21"/>
-          <w:szCs w:val="21"/>
-        </w:rPr>
-        <w:t xml:space="preserve">Fonctionnement</w:t>
-      </w:r>
-      <w:r>
-        <w:rPr>
-          <w:rFonts w:ascii="Aptos" w:cs="Aptos" w:eastAsia="Aptos" w:hAnsi="Aptos"/>
           <w:b w:val="false"/>
           <w:bCs w:val="false"/>
           <w:i w:val="false"/>
@@ -12192,7 +13918,7 @@
           <w:sz w:val="21"/>
           <w:szCs w:val="21"/>
         </w:rPr>
-        <w:t xml:space="preserve"> : lors d’un appel entrant, l’app analyse le numéro et affiche une superposition (overlay) d’alerte si le numéro est suspect/frauduleux.</w:t>
+        <w:t xml:space="preserve">Action accessible depuis la ligne du numéro ; une modale de confirmation rappelle les conséquences (le numéro ne sera plus surveillé au titre du compte).</w:t>
       </w:r>
     </w:p>
     <w:p>
@@ -12208,28 +13934,68 @@
       <w:r>
         <w:rPr>
           <w:rFonts w:ascii="Aptos" w:cs="Aptos" w:eastAsia="Aptos" w:hAnsi="Aptos"/>
+          <w:b w:val="false"/>
+          <w:bCs w:val="false"/>
+          <w:i w:val="false"/>
+          <w:iCs w:val="false"/>
+          <w:color w:val="20222E"/>
+          <w:sz w:val="21"/>
+          <w:szCs w:val="21"/>
+        </w:rPr>
+        <w:t xml:space="preserve">États : confirmation, chargement, succès (retrait de la liste), erreur.</w:t>
+      </w:r>
+    </w:p>
+    <w:p>
+      <w:r>
+        <w:br w:type="page"/>
+      </w:r>
+    </w:p>
+    <w:p>
+      <w:pPr>
+        <w:pStyle w:val="Heading1"/>
+        <w:pBdr>
+          <w:bottom w:val="single" w:color="F39200" w:sz="14" w:space="6"/>
+        </w:pBdr>
+        <w:spacing w:after="160" w:before="320"/>
+      </w:pPr>
+      <w:r>
+        <w:rPr>
+          <w:rFonts w:ascii="Aptos" w:cs="Aptos" w:eastAsia="Aptos" w:hAnsi="Aptos"/>
           <w:b/>
           <w:bCs/>
-          <w:i w:val="false"/>
-          <w:iCs w:val="false"/>
-          <w:color w:val="20222E"/>
-          <w:sz w:val="21"/>
-          <w:szCs w:val="21"/>
-        </w:rPr>
-        <w:t xml:space="preserve">Overlay d’alerte</w:t>
-      </w:r>
-      <w:r>
-        <w:rPr>
-          <w:rFonts w:ascii="Aptos" w:cs="Aptos" w:eastAsia="Aptos" w:hAnsi="Aptos"/>
-          <w:b w:val="false"/>
-          <w:bCs w:val="false"/>
-          <w:i w:val="false"/>
-          <w:iCs w:val="false"/>
-          <w:color w:val="20222E"/>
-          <w:sz w:val="21"/>
-          <w:szCs w:val="21"/>
-        </w:rPr>
-        <w:t xml:space="preserve"> : bandeau ou carte plein écran colorée selon le risque, nom/numéro, motif, et actions (Raccrocher, Signaler, Ignorer).</w:t>
+          <w:color w:val="F39200"/>
+          <w:sz w:val="30"/>
+          <w:szCs w:val="30"/>
+        </w:rPr>
+        <w:t xml:space="preserve">9  </w:t>
+      </w:r>
+      <w:r>
+        <w:rPr>
+          <w:rFonts w:ascii="Aptos" w:cs="Aptos" w:eastAsia="Aptos" w:hAnsi="Aptos"/>
+          <w:b/>
+          <w:bCs/>
+          <w:color w:val="2D2E83"/>
+          <w:sz w:val="30"/>
+          <w:szCs w:val="30"/>
+        </w:rPr>
+        <w:t xml:space="preserve">Écrans de l’application</w:t>
+      </w:r>
+    </w:p>
+    <w:p>
+      <w:pPr>
+        <w:pStyle w:val="Heading2"/>
+        <w:spacing w:after="120" w:before="260"/>
+      </w:pPr>
+      <w:r>
+        <w:rPr>
+          <w:rFonts w:ascii="Aptos" w:cs="Aptos" w:eastAsia="Aptos" w:hAnsi="Aptos"/>
+          <w:b/>
+          <w:bCs/>
+          <w:color w:val="2D2E83"/>
+          <w:sz w:val="25"/>
+          <w:szCs w:val="25"/>
+        </w:rPr>
+        <w:t xml:space="preserve">9.1  Accueil / Dashboard (avec KPI personnels)</w:t>
       </w:r>
     </w:p>
     <w:p>
@@ -12253,7 +14019,7 @@
           <w:sz w:val="21"/>
           <w:szCs w:val="21"/>
         </w:rPr>
-        <w:t xml:space="preserve">Écran de réglages</w:t>
+        <w:t xml:space="preserve">En-tête</w:t>
       </w:r>
       <w:r>
         <w:rPr>
@@ -12266,7 +14032,7 @@
           <w:sz w:val="21"/>
           <w:szCs w:val="21"/>
         </w:rPr>
-        <w:t xml:space="preserve"> : activer/désactiver la détection, gérer les permissions requises (avec explications), liste des derniers appels analysés.</w:t>
+        <w:t xml:space="preserve"> : salutation personnalisée, logo/avatar, cloche de notifications.</w:t>
       </w:r>
     </w:p>
     <w:p>
@@ -12290,7 +14056,7 @@
           <w:sz w:val="21"/>
           <w:szCs w:val="21"/>
         </w:rPr>
-        <w:t xml:space="preserve">États</w:t>
+        <w:t xml:space="preserve">KPI personnels</w:t>
       </w:r>
       <w:r>
         <w:rPr>
@@ -12303,24 +14069,7 @@
           <w:sz w:val="21"/>
           <w:szCs w:val="21"/>
         </w:rPr>
-        <w:t xml:space="preserve"> : Actif, Inactif (permission manquante + explication), Historique vide, Erreur.</w:t>
-      </w:r>
-    </w:p>
-    <w:p>
-      <w:pPr>
-        <w:pStyle w:val="Heading2"/>
-        <w:spacing w:after="120" w:before="260"/>
-      </w:pPr>
-      <w:r>
-        <w:rPr>
-          <w:rFonts w:ascii="Aptos" w:cs="Aptos" w:eastAsia="Aptos" w:hAnsi="Aptos"/>
-          <w:b/>
-          <w:bCs/>
-          <w:color w:val="2D2E83"/>
-          <w:sz w:val="25"/>
-          <w:szCs w:val="25"/>
-        </w:rPr>
-        <w:t xml:space="preserve">8.7  Signalement</w:t>
+        <w:t xml:space="preserve"> : cartes — Numéros vérifiés, Menaces évitées, Signalements effectués, Transferts protégés. Chaque carte : valeur, variation, micro-graphe.</w:t>
       </w:r>
     </w:p>
     <w:p>
@@ -12336,6 +14085,19 @@
       <w:r>
         <w:rPr>
           <w:rFonts w:ascii="Aptos" w:cs="Aptos" w:eastAsia="Aptos" w:hAnsi="Aptos"/>
+          <w:b/>
+          <w:bCs/>
+          <w:i w:val="false"/>
+          <w:iCs w:val="false"/>
+          <w:color w:val="20222E"/>
+          <w:sz w:val="21"/>
+          <w:szCs w:val="21"/>
+        </w:rPr>
+        <w:t xml:space="preserve">Actions rapides</w:t>
+      </w:r>
+      <w:r>
+        <w:rPr>
+          <w:rFonts w:ascii="Aptos" w:cs="Aptos" w:eastAsia="Aptos" w:hAnsi="Aptos"/>
           <w:b w:val="false"/>
           <w:bCs w:val="false"/>
           <w:i w:val="false"/>
@@ -12344,7 +14106,7 @@
           <w:sz w:val="21"/>
           <w:szCs w:val="21"/>
         </w:rPr>
-        <w:t xml:space="preserve">Formulaire : numéro concerné (pré-rempli si venu d’un autre écran), motif (liste : arnaque, faux agent, phishing…), description libre optionnelle.</w:t>
+        <w:t xml:space="preserve"> : raccourcis vers Vérifier un numéro, Transfert USSD, Alerte WhatsApp, Signaler.</w:t>
       </w:r>
     </w:p>
     <w:p>
@@ -12360,6 +14122,19 @@
       <w:r>
         <w:rPr>
           <w:rFonts w:ascii="Aptos" w:cs="Aptos" w:eastAsia="Aptos" w:hAnsi="Aptos"/>
+          <w:b/>
+          <w:bCs/>
+          <w:i w:val="false"/>
+          <w:iCs w:val="false"/>
+          <w:color w:val="20222E"/>
+          <w:sz w:val="21"/>
+          <w:szCs w:val="21"/>
+        </w:rPr>
+        <w:t xml:space="preserve">Activité récente</w:t>
+      </w:r>
+      <w:r>
+        <w:rPr>
+          <w:rFonts w:ascii="Aptos" w:cs="Aptos" w:eastAsia="Aptos" w:hAnsi="Aptos"/>
           <w:b w:val="false"/>
           <w:bCs w:val="false"/>
           <w:i w:val="false"/>
@@ -12368,7 +14143,7 @@
           <w:sz w:val="21"/>
           <w:szCs w:val="21"/>
         </w:rPr>
-        <w:t xml:space="preserve">Validation puis envoi ; le signalement alimente l’intelligence communautaire (et l’entraînement continu du modèle).</w:t>
+        <w:t xml:space="preserve"> : liste des dernières vérifications/alertes avec insignes de statut.</w:t>
       </w:r>
     </w:p>
     <w:p>
@@ -12384,6 +14159,19 @@
       <w:r>
         <w:rPr>
           <w:rFonts w:ascii="Aptos" w:cs="Aptos" w:eastAsia="Aptos" w:hAnsi="Aptos"/>
+          <w:b/>
+          <w:bCs/>
+          <w:i w:val="false"/>
+          <w:iCs w:val="false"/>
+          <w:color w:val="20222E"/>
+          <w:sz w:val="21"/>
+          <w:szCs w:val="21"/>
+        </w:rPr>
+        <w:t xml:space="preserve">États</w:t>
+      </w:r>
+      <w:r>
+        <w:rPr>
+          <w:rFonts w:ascii="Aptos" w:cs="Aptos" w:eastAsia="Aptos" w:hAnsi="Aptos"/>
           <w:b w:val="false"/>
           <w:bCs w:val="false"/>
           <w:i w:val="false"/>
@@ -12392,7 +14180,7 @@
           <w:sz w:val="21"/>
           <w:szCs w:val="21"/>
         </w:rPr>
-        <w:t xml:space="preserve">États : Défaut, Validation, Envoi (chargement), Succès (remerciement + impact), Erreur.</w:t>
+        <w:t xml:space="preserve"> : Chargement (skeletons de cartes), Vide (« Commencez par vérifier un numéro »), Erreur (« Réessayer »), Succès.</w:t>
       </w:r>
     </w:p>
     <w:p>
@@ -12409,7 +14197,7 @@
           <w:sz w:val="25"/>
           <w:szCs w:val="25"/>
         </w:rPr>
-        <w:t xml:space="preserve">8.8  Formulaire d’enquête (notification)</w:t>
+        <w:t xml:space="preserve">9.2  Vérification de numéro</w:t>
       </w:r>
     </w:p>
     <w:p>
@@ -12433,7 +14221,7 @@
           <w:sz w:val="21"/>
           <w:szCs w:val="21"/>
         </w:rPr>
-        <w:t xml:space="preserve">Déclenché par une notification ; s’ouvre en bottom sheet ou écran dédié. Questions courtes (choix multiples, échelle).</w:t>
+        <w:t xml:space="preserve">Champ de saisie (ou sélection depuis les contacts) ; bouton « Vérifier ».</w:t>
       </w:r>
     </w:p>
     <w:p>
@@ -12457,7 +14245,7 @@
           <w:sz w:val="21"/>
           <w:szCs w:val="21"/>
         </w:rPr>
-        <w:t xml:space="preserve">Progression visible, possibilité de reporter, envoi des réponses ; message de remerciement.</w:t>
+        <w:t xml:space="preserve">Résultat : grande carte de statut colorée (vert « sécurisé » / orange « à signaler » / rouge « frauduleux »), score de risque, historique communautaire, boutons « Signaler » et « Transférer ».</w:t>
       </w:r>
     </w:p>
     <w:p>
@@ -12481,7 +14269,7 @@
           <w:sz w:val="21"/>
           <w:szCs w:val="21"/>
         </w:rPr>
-        <w:t xml:space="preserve">États : Défaut, En cours, Envoi, Succès, Erreur.</w:t>
+        <w:t xml:space="preserve">États : Chargement (analyse en cours, animation), Erreur, Succès (carte de résultat), Vide (avant première recherche : conseils d’usage).</w:t>
       </w:r>
     </w:p>
     <w:p>
@@ -12498,7 +14286,213 @@
           <w:sz w:val="25"/>
           <w:szCs w:val="25"/>
         </w:rPr>
-        <w:t xml:space="preserve">8.9  Profil &amp; sécurité</w:t>
+        <w:t xml:space="preserve">9.3  Transfert d’argent (USSD)</w:t>
+      </w:r>
+    </w:p>
+    <w:p>
+      <w:pPr>
+        <w:spacing w:after="140" w:line="276"/>
+        <w:jc w:val="both"/>
+      </w:pPr>
+      <w:r>
+        <w:rPr>
+          <w:rFonts w:ascii="Aptos" w:cs="Aptos" w:eastAsia="Aptos" w:hAnsi="Aptos"/>
+          <w:b w:val="false"/>
+          <w:bCs w:val="false"/>
+          <w:i w:val="false"/>
+          <w:iCs w:val="false"/>
+          <w:color w:val="20222E"/>
+          <w:sz w:val="21"/>
+          <w:szCs w:val="21"/>
+        </w:rPr>
+        <w:t xml:space="preserve">Parcours conforme au diagramme de séquence : vérification du destinataire, puis génération et composition automatique du code USSD.</w:t>
+      </w:r>
+    </w:p>
+    <w:p>
+      <w:pPr>
+        <w:pStyle w:val="ListParagraph"/>
+        <w:numPr>
+          <w:ilvl w:val="0"/>
+          <w:numId w:val="3"/>
+        </w:numPr>
+        <w:spacing w:after="70" w:line="268"/>
+      </w:pPr>
+      <w:r>
+        <w:rPr>
+          <w:rFonts w:ascii="Aptos" w:cs="Aptos" w:eastAsia="Aptos" w:hAnsi="Aptos"/>
+          <w:b w:val="false"/>
+          <w:bCs w:val="false"/>
+          <w:i w:val="false"/>
+          <w:iCs w:val="false"/>
+          <w:color w:val="20222E"/>
+          <w:sz w:val="21"/>
+          <w:szCs w:val="21"/>
+        </w:rPr>
+        <w:t xml:space="preserve">Choisir un contact ou saisir un numéro destinataire ; vérification automatique du risque.</w:t>
+      </w:r>
+    </w:p>
+    <w:p>
+      <w:pPr>
+        <w:pStyle w:val="ListParagraph"/>
+        <w:numPr>
+          <w:ilvl w:val="0"/>
+          <w:numId w:val="3"/>
+        </w:numPr>
+        <w:spacing w:after="70" w:line="268"/>
+      </w:pPr>
+      <w:r>
+        <w:rPr>
+          <w:rFonts w:ascii="Aptos" w:cs="Aptos" w:eastAsia="Aptos" w:hAnsi="Aptos"/>
+          <w:b/>
+          <w:bCs/>
+          <w:i w:val="false"/>
+          <w:iCs w:val="false"/>
+          <w:color w:val="20222E"/>
+          <w:sz w:val="21"/>
+          <w:szCs w:val="21"/>
+        </w:rPr>
+        <w:t xml:space="preserve">Si numéro suspect</w:t>
+      </w:r>
+      <w:r>
+        <w:rPr>
+          <w:rFonts w:ascii="Aptos" w:cs="Aptos" w:eastAsia="Aptos" w:hAnsi="Aptos"/>
+          <w:b w:val="false"/>
+          <w:bCs w:val="false"/>
+          <w:i w:val="false"/>
+          <w:iCs w:val="false"/>
+          <w:color w:val="20222E"/>
+          <w:sz w:val="21"/>
+          <w:szCs w:val="21"/>
+        </w:rPr>
+        <w:t xml:space="preserve"> : modale d’alerte avec bouton « Continuer » ou « Annuler ».</w:t>
+      </w:r>
+    </w:p>
+    <w:p>
+      <w:pPr>
+        <w:pStyle w:val="ListParagraph"/>
+        <w:numPr>
+          <w:ilvl w:val="0"/>
+          <w:numId w:val="3"/>
+        </w:numPr>
+        <w:spacing w:after="70" w:line="268"/>
+      </w:pPr>
+      <w:r>
+        <w:rPr>
+          <w:rFonts w:ascii="Aptos" w:cs="Aptos" w:eastAsia="Aptos" w:hAnsi="Aptos"/>
+          <w:b w:val="false"/>
+          <w:bCs w:val="false"/>
+          <w:i w:val="false"/>
+          <w:iCs w:val="false"/>
+          <w:color w:val="20222E"/>
+          <w:sz w:val="21"/>
+          <w:szCs w:val="21"/>
+        </w:rPr>
+        <w:t xml:space="preserve">Saisir le montant.</w:t>
+      </w:r>
+    </w:p>
+    <w:p>
+      <w:pPr>
+        <w:pStyle w:val="ListParagraph"/>
+        <w:numPr>
+          <w:ilvl w:val="0"/>
+          <w:numId w:val="3"/>
+        </w:numPr>
+        <w:spacing w:after="70" w:line="268"/>
+      </w:pPr>
+      <w:r>
+        <w:rPr>
+          <w:rFonts w:ascii="Aptos" w:cs="Aptos" w:eastAsia="Aptos" w:hAnsi="Aptos"/>
+          <w:b/>
+          <w:bCs/>
+          <w:i w:val="false"/>
+          <w:iCs w:val="false"/>
+          <w:color w:val="20222E"/>
+          <w:sz w:val="21"/>
+          <w:szCs w:val="21"/>
+        </w:rPr>
+        <w:t xml:space="preserve">Sélectionner la SIM active du téléphone</w:t>
+      </w:r>
+      <w:r>
+        <w:rPr>
+          <w:rFonts w:ascii="Aptos" w:cs="Aptos" w:eastAsia="Aptos" w:hAnsi="Aptos"/>
+          <w:b w:val="false"/>
+          <w:bCs w:val="false"/>
+          <w:i w:val="false"/>
+          <w:iCs w:val="false"/>
+          <w:color w:val="20222E"/>
+          <w:sz w:val="21"/>
+          <w:szCs w:val="21"/>
+        </w:rPr>
+        <w:t xml:space="preserve"> à utiliser pour l’opération (indépendante des numéros enregistrés sur le compte).</w:t>
+      </w:r>
+    </w:p>
+    <w:p>
+      <w:pPr>
+        <w:pStyle w:val="ListParagraph"/>
+        <w:numPr>
+          <w:ilvl w:val="0"/>
+          <w:numId w:val="3"/>
+        </w:numPr>
+        <w:spacing w:after="70" w:line="268"/>
+      </w:pPr>
+      <w:r>
+        <w:rPr>
+          <w:rFonts w:ascii="Aptos" w:cs="Aptos" w:eastAsia="Aptos" w:hAnsi="Aptos"/>
+          <w:b w:val="false"/>
+          <w:bCs w:val="false"/>
+          <w:i w:val="false"/>
+          <w:iCs w:val="false"/>
+          <w:color w:val="20222E"/>
+          <w:sz w:val="21"/>
+          <w:szCs w:val="21"/>
+        </w:rPr>
+        <w:t xml:space="preserve">Sélectionner le pays (Cameroun par défaut), l’opérateur, puis l’action (transfert, retrait…).</w:t>
+      </w:r>
+    </w:p>
+    <w:p>
+      <w:pPr>
+        <w:pStyle w:val="ListParagraph"/>
+        <w:numPr>
+          <w:ilvl w:val="0"/>
+          <w:numId w:val="3"/>
+        </w:numPr>
+        <w:spacing w:after="70" w:line="268"/>
+      </w:pPr>
+      <w:r>
+        <w:rPr>
+          <w:rFonts w:ascii="Aptos" w:cs="Aptos" w:eastAsia="Aptos" w:hAnsi="Aptos"/>
+          <w:b w:val="false"/>
+          <w:bCs w:val="false"/>
+          <w:i w:val="false"/>
+          <w:iCs w:val="false"/>
+          <w:color w:val="20222E"/>
+          <w:sz w:val="21"/>
+          <w:szCs w:val="21"/>
+        </w:rPr>
+        <w:t xml:space="preserve">L’app génère le code USSD (format issu de la base pays/opérateur/action) et le compose automatiquement via l’interface native de l’opérateur.</w:t>
+      </w:r>
+    </w:p>
+    <w:p>
+      <w:pPr>
+        <w:pStyle w:val="ListParagraph"/>
+        <w:numPr>
+          <w:ilvl w:val="0"/>
+          <w:numId w:val="3"/>
+        </w:numPr>
+        <w:spacing w:after="70" w:line="268"/>
+      </w:pPr>
+      <w:r>
+        <w:rPr>
+          <w:rFonts w:ascii="Aptos" w:cs="Aptos" w:eastAsia="Aptos" w:hAnsi="Aptos"/>
+          <w:b w:val="false"/>
+          <w:bCs w:val="false"/>
+          <w:i w:val="false"/>
+          <w:iCs w:val="false"/>
+          <w:color w:val="20222E"/>
+          <w:sz w:val="21"/>
+          <w:szCs w:val="21"/>
+        </w:rPr>
+        <w:t xml:space="preserve">L’utilisateur saisit son code PIN dans l’interface native, confirme ou annule.</w:t>
       </w:r>
     </w:p>
     <w:p>
@@ -12522,7 +14516,7 @@
           <w:sz w:val="21"/>
           <w:szCs w:val="21"/>
         </w:rPr>
-        <w:t xml:space="preserve">Profil</w:t>
+        <w:t xml:space="preserve">Design</w:t>
       </w:r>
       <w:r>
         <w:rPr>
@@ -12535,7 +14529,7 @@
           <w:sz w:val="21"/>
           <w:szCs w:val="21"/>
         </w:rPr>
-        <w:t xml:space="preserve"> : informations (nom, numéro, pays), photo/avatar, édition.</w:t>
+        <w:t xml:space="preserve"> : parcours par étapes (stepper) clair ; récapitulatif avant composition ; le code USSD est affiché pour transparence.</w:t>
       </w:r>
     </w:p>
     <w:p>
@@ -12559,7 +14553,7 @@
           <w:sz w:val="21"/>
           <w:szCs w:val="21"/>
         </w:rPr>
-        <w:t xml:space="preserve">Sécurité</w:t>
+        <w:t xml:space="preserve">États</w:t>
       </w:r>
       <w:r>
         <w:rPr>
@@ -12572,7 +14566,24 @@
           <w:sz w:val="21"/>
           <w:szCs w:val="21"/>
         </w:rPr>
-        <w:t xml:space="preserve"> : gestion de la session, « Se souvenir de moi », verrouillage biométrique optionnel (Face ID / empreinte), déconnexion.</w:t>
+        <w:t xml:space="preserve"> : Chargement (récupération du code USSD), Erreur (code introuvable pour la combinaison), Succès (renvoi vers l’interface native), Annulation.</w:t>
+      </w:r>
+    </w:p>
+    <w:p>
+      <w:pPr>
+        <w:pStyle w:val="Heading2"/>
+        <w:spacing w:after="120" w:before="260"/>
+      </w:pPr>
+      <w:r>
+        <w:rPr>
+          <w:rFonts w:ascii="Aptos" w:cs="Aptos" w:eastAsia="Aptos" w:hAnsi="Aptos"/>
+          <w:b/>
+          <w:bCs/>
+          <w:color w:val="2D2E83"/>
+          <w:sz w:val="25"/>
+          <w:szCs w:val="25"/>
+        </w:rPr>
+        <w:t xml:space="preserve">9.4  Liste de contacts à insignes</w:t>
       </w:r>
     </w:p>
     <w:p>
@@ -12596,7 +14607,7 @@
           <w:sz w:val="21"/>
           <w:szCs w:val="21"/>
         </w:rPr>
-        <w:t xml:space="preserve">Préférences</w:t>
+        <w:t xml:space="preserve">Contenu</w:t>
       </w:r>
       <w:r>
         <w:rPr>
@@ -12609,7 +14620,7 @@
           <w:sz w:val="21"/>
           <w:szCs w:val="21"/>
         </w:rPr>
-        <w:t xml:space="preserve"> : thème (clair/sombre/système), langue (FR/EN), notifications, détection d’appel.</w:t>
+        <w:t xml:space="preserve"> : liste des contacts du téléphone, chacun avec avatar/initiales, nom, numéro et un insigne de statut (sécurisé / à signaler / inconnu).</w:t>
       </w:r>
     </w:p>
     <w:p>
@@ -12633,7 +14644,7 @@
           <w:sz w:val="21"/>
           <w:szCs w:val="21"/>
         </w:rPr>
-        <w:t xml:space="preserve">États</w:t>
+        <w:t xml:space="preserve">Permission</w:t>
       </w:r>
       <w:r>
         <w:rPr>
@@ -12646,60 +14657,7 @@
           <w:sz w:val="21"/>
           <w:szCs w:val="21"/>
         </w:rPr>
-        <w:t xml:space="preserve"> : Chargement, Édition (validation), Succès (enregistré), Erreur.</w:t>
-      </w:r>
-    </w:p>
-    <w:p>
-      <w:r>
-        <w:br w:type="page"/>
-      </w:r>
-    </w:p>
-    <w:p>
-      <w:pPr>
-        <w:pStyle w:val="Heading1"/>
-        <w:pBdr>
-          <w:bottom w:val="single" w:color="F39200" w:sz="14" w:space="6"/>
-        </w:pBdr>
-        <w:spacing w:after="160" w:before="320"/>
-      </w:pPr>
-      <w:r>
-        <w:rPr>
-          <w:rFonts w:ascii="Aptos" w:cs="Aptos" w:eastAsia="Aptos" w:hAnsi="Aptos"/>
-          <w:b/>
-          <w:bCs/>
-          <w:color w:val="F39200"/>
-          <w:sz w:val="30"/>
-          <w:szCs w:val="30"/>
-        </w:rPr>
-        <w:t xml:space="preserve">9  </w:t>
-      </w:r>
-      <w:r>
-        <w:rPr>
-          <w:rFonts w:ascii="Aptos" w:cs="Aptos" w:eastAsia="Aptos" w:hAnsi="Aptos"/>
-          <w:b/>
-          <w:bCs/>
-          <w:color w:val="2D2E83"/>
-          <w:sz w:val="30"/>
-          <w:szCs w:val="30"/>
-        </w:rPr>
-        <w:t xml:space="preserve">Thème, internationalisation, accessibilité &amp; responsive</w:t>
-      </w:r>
-    </w:p>
-    <w:p>
-      <w:pPr>
-        <w:pStyle w:val="Heading2"/>
-        <w:spacing w:after="120" w:before="260"/>
-      </w:pPr>
-      <w:r>
-        <w:rPr>
-          <w:rFonts w:ascii="Aptos" w:cs="Aptos" w:eastAsia="Aptos" w:hAnsi="Aptos"/>
-          <w:b/>
-          <w:bCs/>
-          <w:color w:val="2D2E83"/>
-          <w:sz w:val="25"/>
-          <w:szCs w:val="25"/>
-        </w:rPr>
-        <w:t xml:space="preserve">9.1  Thème clair / sombre</w:t>
+        <w:t xml:space="preserve"> : demande d’accès aux contacts expliquée avant lecture ; si refusée, écran d’explication + bouton vers les réglages.</w:t>
       </w:r>
     </w:p>
     <w:p>
@@ -12715,6 +14673,19 @@
       <w:r>
         <w:rPr>
           <w:rFonts w:ascii="Aptos" w:cs="Aptos" w:eastAsia="Aptos" w:hAnsi="Aptos"/>
+          <w:b/>
+          <w:bCs/>
+          <w:i w:val="false"/>
+          <w:iCs w:val="false"/>
+          <w:color w:val="20222E"/>
+          <w:sz w:val="21"/>
+          <w:szCs w:val="21"/>
+        </w:rPr>
+        <w:t xml:space="preserve">Interactions</w:t>
+      </w:r>
+      <w:r>
+        <w:rPr>
+          <w:rFonts w:ascii="Aptos" w:cs="Aptos" w:eastAsia="Aptos" w:hAnsi="Aptos"/>
           <w:b w:val="false"/>
           <w:bCs w:val="false"/>
           <w:i w:val="false"/>
@@ -12723,7 +14694,7 @@
           <w:sz w:val="21"/>
           <w:szCs w:val="21"/>
         </w:rPr>
-        <w:t xml:space="preserve">NativeWind avec stratégie de thème ; toutes les couleurs issues des jetons (§2.2).</w:t>
+        <w:t xml:space="preserve"> : recherche, filtre par statut, tap sur un contact → détail (statut, actions : vérifier, signaler, transférer).</w:t>
       </w:r>
     </w:p>
     <w:p>
@@ -12739,6 +14710,19 @@
       <w:r>
         <w:rPr>
           <w:rFonts w:ascii="Aptos" w:cs="Aptos" w:eastAsia="Aptos" w:hAnsi="Aptos"/>
+          <w:b/>
+          <w:bCs/>
+          <w:i w:val="false"/>
+          <w:iCs w:val="false"/>
+          <w:color w:val="20222E"/>
+          <w:sz w:val="21"/>
+          <w:szCs w:val="21"/>
+        </w:rPr>
+        <w:t xml:space="preserve">États</w:t>
+      </w:r>
+      <w:r>
+        <w:rPr>
+          <w:rFonts w:ascii="Aptos" w:cs="Aptos" w:eastAsia="Aptos" w:hAnsi="Aptos"/>
           <w:b w:val="false"/>
           <w:bCs w:val="false"/>
           <w:i w:val="false"/>
@@ -12747,7 +14731,7 @@
           <w:sz w:val="21"/>
           <w:szCs w:val="21"/>
         </w:rPr>
-        <w:t xml:space="preserve">Bascule dans Profil (clair / sombre / système) ; persistance en AsyncStorage ; suivi de la préférence système par défaut.</w:t>
+        <w:t xml:space="preserve"> : Chargement (skeletons + analyse des numéros non statués), Vide (« Aucun contact »), Permission refusée, Erreur, Succès.</w:t>
       </w:r>
     </w:p>
     <w:p>
@@ -12764,7 +14748,880 @@
           <w:sz w:val="25"/>
           <w:szCs w:val="25"/>
         </w:rPr>
-        <w:t xml:space="preserve">9.2  Internationalisation (FR / EN)</w:t>
+        <w:t xml:space="preserve">9.5  Déclaration d’un numéro compromis &amp; alerte WhatsApp</w:t>
+      </w:r>
+    </w:p>
+    <w:p>
+      <w:pPr>
+        <w:spacing w:after="140" w:line="276"/>
+        <w:jc w:val="both"/>
+      </w:pPr>
+      <w:r>
+        <w:rPr>
+          <w:rFonts w:ascii="Aptos" w:cs="Aptos" w:eastAsia="Aptos" w:hAnsi="Aptos"/>
+          <w:b w:val="false"/>
+          <w:bCs w:val="false"/>
+          <w:i w:val="false"/>
+          <w:iCs w:val="false"/>
+          <w:color w:val="20222E"/>
+          <w:sz w:val="21"/>
+          <w:szCs w:val="21"/>
+        </w:rPr>
+        <w:t xml:space="preserve">Permet de déclarer qu’une de ses lignes est compromise (WhatsApp piraté, SIM détournée) et de diffuser une alerte aux contacts. </w:t>
+      </w:r>
+      <w:r>
+        <w:rPr>
+          <w:rFonts w:ascii="Aptos" w:cs="Aptos" w:eastAsia="Aptos" w:hAnsi="Aptos"/>
+          <w:b/>
+          <w:bCs/>
+          <w:i w:val="false"/>
+          <w:iCs w:val="false"/>
+          <w:color w:val="2D2E83"/>
+          <w:sz w:val="21"/>
+          <w:szCs w:val="21"/>
+        </w:rPr>
+        <w:t xml:space="preserve">L’utilisateur choisit d’abord LEQUEL de ses numéros est concerné</w:t>
+      </w:r>
+      <w:r>
+        <w:rPr>
+          <w:rFonts w:ascii="Aptos" w:cs="Aptos" w:eastAsia="Aptos" w:hAnsi="Aptos"/>
+          <w:b w:val="false"/>
+          <w:bCs w:val="false"/>
+          <w:i w:val="false"/>
+          <w:iCs w:val="false"/>
+          <w:color w:val="20222E"/>
+          <w:sz w:val="21"/>
+          <w:szCs w:val="21"/>
+        </w:rPr>
+        <w:t xml:space="preserve">, puisqu’un compte peut en regrouper plusieurs.</w:t>
+      </w:r>
+    </w:p>
+    <w:p>
+      <w:pPr>
+        <w:pStyle w:val="ListParagraph"/>
+        <w:numPr>
+          <w:ilvl w:val="0"/>
+          <w:numId w:val="3"/>
+        </w:numPr>
+        <w:spacing w:after="70" w:line="268"/>
+      </w:pPr>
+      <w:r>
+        <w:rPr>
+          <w:rFonts w:ascii="Aptos" w:cs="Aptos" w:eastAsia="Aptos" w:hAnsi="Aptos"/>
+          <w:b/>
+          <w:bCs/>
+          <w:i w:val="false"/>
+          <w:iCs w:val="false"/>
+          <w:color w:val="20222E"/>
+          <w:sz w:val="21"/>
+          <w:szCs w:val="21"/>
+        </w:rPr>
+        <w:t xml:space="preserve">Sélectionner le numéro compromis</w:t>
+      </w:r>
+      <w:r>
+        <w:rPr>
+          <w:rFonts w:ascii="Aptos" w:cs="Aptos" w:eastAsia="Aptos" w:hAnsi="Aptos"/>
+          <w:b w:val="false"/>
+          <w:bCs w:val="false"/>
+          <w:i w:val="false"/>
+          <w:iCs w:val="false"/>
+          <w:color w:val="20222E"/>
+          <w:sz w:val="21"/>
+          <w:szCs w:val="21"/>
+        </w:rPr>
+        <w:t xml:space="preserve"> parmi les numéros vérifiés du compte (liste avec drapeau, numéro et opérateur).</w:t>
+      </w:r>
+    </w:p>
+    <w:p>
+      <w:pPr>
+        <w:pStyle w:val="ListParagraph"/>
+        <w:numPr>
+          <w:ilvl w:val="0"/>
+          <w:numId w:val="3"/>
+        </w:numPr>
+        <w:spacing w:after="70" w:line="268"/>
+      </w:pPr>
+      <w:r>
+        <w:rPr>
+          <w:rFonts w:ascii="Aptos" w:cs="Aptos" w:eastAsia="Aptos" w:hAnsi="Aptos"/>
+          <w:b w:val="false"/>
+          <w:bCs w:val="false"/>
+          <w:i w:val="false"/>
+          <w:iCs w:val="false"/>
+          <w:color w:val="20222E"/>
+          <w:sz w:val="21"/>
+          <w:szCs w:val="21"/>
+        </w:rPr>
+        <w:t xml:space="preserve">Déclarer la compromission : l’incident est enregistré et le numéro est marqué « Compromis » dans « Mes numéros ».</w:t>
+      </w:r>
+    </w:p>
+    <w:p>
+      <w:pPr>
+        <w:pStyle w:val="ListParagraph"/>
+        <w:numPr>
+          <w:ilvl w:val="0"/>
+          <w:numId w:val="3"/>
+        </w:numPr>
+        <w:spacing w:after="70" w:line="268"/>
+      </w:pPr>
+      <w:r>
+        <w:rPr>
+          <w:rFonts w:ascii="Aptos" w:cs="Aptos" w:eastAsia="Aptos" w:hAnsi="Aptos"/>
+          <w:b w:val="false"/>
+          <w:bCs w:val="false"/>
+          <w:i w:val="false"/>
+          <w:iCs w:val="false"/>
+          <w:color w:val="20222E"/>
+          <w:sz w:val="21"/>
+          <w:szCs w:val="21"/>
+        </w:rPr>
+        <w:t xml:space="preserve">Sélectionner les contacts à alerter (multi-sélection depuis la liste).</w:t>
+      </w:r>
+    </w:p>
+    <w:p>
+      <w:pPr>
+        <w:pStyle w:val="ListParagraph"/>
+        <w:numPr>
+          <w:ilvl w:val="0"/>
+          <w:numId w:val="3"/>
+        </w:numPr>
+        <w:spacing w:after="70" w:line="268"/>
+      </w:pPr>
+      <w:r>
+        <w:rPr>
+          <w:rFonts w:ascii="Aptos" w:cs="Aptos" w:eastAsia="Aptos" w:hAnsi="Aptos"/>
+          <w:b w:val="false"/>
+          <w:bCs w:val="false"/>
+          <w:i w:val="false"/>
+          <w:iCs w:val="false"/>
+          <w:color w:val="20222E"/>
+          <w:sz w:val="21"/>
+          <w:szCs w:val="21"/>
+        </w:rPr>
+        <w:t xml:space="preserve">Rédiger ou choisir un message type d’alerte (modèles proposés, éditables, mentionnant le numéro concerné).</w:t>
+      </w:r>
+    </w:p>
+    <w:p>
+      <w:pPr>
+        <w:pStyle w:val="ListParagraph"/>
+        <w:numPr>
+          <w:ilvl w:val="0"/>
+          <w:numId w:val="3"/>
+        </w:numPr>
+        <w:spacing w:after="70" w:line="268"/>
+      </w:pPr>
+      <w:r>
+        <w:rPr>
+          <w:rFonts w:ascii="Aptos" w:cs="Aptos" w:eastAsia="Aptos" w:hAnsi="Aptos"/>
+          <w:b w:val="false"/>
+          <w:bCs w:val="false"/>
+          <w:i w:val="false"/>
+          <w:iCs w:val="false"/>
+          <w:color w:val="20222E"/>
+          <w:sz w:val="21"/>
+          <w:szCs w:val="21"/>
+        </w:rPr>
+        <w:t xml:space="preserve">Diffuser le message ; confirmation d’envoi, avec signalement des éventuels échecs.</w:t>
+      </w:r>
+    </w:p>
+    <w:p>
+      <w:pPr>
+        <w:pStyle w:val="ListParagraph"/>
+        <w:numPr>
+          <w:ilvl w:val="0"/>
+          <w:numId w:val="2"/>
+        </w:numPr>
+        <w:spacing w:after="70" w:line="268"/>
+        <w:jc w:val="left"/>
+      </w:pPr>
+      <w:r>
+        <w:rPr>
+          <w:rFonts w:ascii="Aptos" w:cs="Aptos" w:eastAsia="Aptos" w:hAnsi="Aptos"/>
+          <w:b/>
+          <w:bCs/>
+          <w:i w:val="false"/>
+          <w:iCs w:val="false"/>
+          <w:color w:val="20222E"/>
+          <w:sz w:val="21"/>
+          <w:szCs w:val="21"/>
+        </w:rPr>
+        <w:t xml:space="preserve">Cas « aucun numéro vérifié »</w:t>
+      </w:r>
+      <w:r>
+        <w:rPr>
+          <w:rFonts w:ascii="Aptos" w:cs="Aptos" w:eastAsia="Aptos" w:hAnsi="Aptos"/>
+          <w:b w:val="false"/>
+          <w:bCs w:val="false"/>
+          <w:i w:val="false"/>
+          <w:iCs w:val="false"/>
+          <w:color w:val="20222E"/>
+          <w:sz w:val="21"/>
+          <w:szCs w:val="21"/>
+        </w:rPr>
+        <w:t xml:space="preserve"> : si le compte n’a encore aucun numéro vérifié, afficher un état vide invitant à en ajouter un depuis « Mes numéros ».</w:t>
+      </w:r>
+    </w:p>
+    <w:p>
+      <w:pPr>
+        <w:pStyle w:val="ListParagraph"/>
+        <w:numPr>
+          <w:ilvl w:val="0"/>
+          <w:numId w:val="2"/>
+        </w:numPr>
+        <w:spacing w:after="70" w:line="268"/>
+        <w:jc w:val="left"/>
+      </w:pPr>
+      <w:r>
+        <w:rPr>
+          <w:rFonts w:ascii="Aptos" w:cs="Aptos" w:eastAsia="Aptos" w:hAnsi="Aptos"/>
+          <w:b/>
+          <w:bCs/>
+          <w:i w:val="false"/>
+          <w:iCs w:val="false"/>
+          <w:color w:val="20222E"/>
+          <w:sz w:val="21"/>
+          <w:szCs w:val="21"/>
+        </w:rPr>
+        <w:t xml:space="preserve">États</w:t>
+      </w:r>
+      <w:r>
+        <w:rPr>
+          <w:rFonts w:ascii="Aptos" w:cs="Aptos" w:eastAsia="Aptos" w:hAnsi="Aptos"/>
+          <w:b w:val="false"/>
+          <w:bCs w:val="false"/>
+          <w:i w:val="false"/>
+          <w:iCs w:val="false"/>
+          <w:color w:val="20222E"/>
+          <w:sz w:val="21"/>
+          <w:szCs w:val="21"/>
+        </w:rPr>
+        <w:t xml:space="preserve"> : Défaut, Aucun numéro vérifié (état vide + redirection), Sélection, Envoi (chargement + progression), Succès (confirmation), Erreur partielle (liste des échecs + réessayer).</w:t>
+      </w:r>
+    </w:p>
+    <w:p>
+      <w:pPr>
+        <w:pStyle w:val="Heading2"/>
+        <w:spacing w:after="120" w:before="260"/>
+      </w:pPr>
+      <w:r>
+        <w:rPr>
+          <w:rFonts w:ascii="Aptos" w:cs="Aptos" w:eastAsia="Aptos" w:hAnsi="Aptos"/>
+          <w:b/>
+          <w:bCs/>
+          <w:color w:val="2D2E83"/>
+          <w:sz w:val="25"/>
+          <w:szCs w:val="25"/>
+        </w:rPr>
+        <w:t xml:space="preserve">9.6  Détection d’appel suspect</w:t>
+      </w:r>
+    </w:p>
+    <w:p>
+      <w:pPr>
+        <w:pStyle w:val="ListParagraph"/>
+        <w:numPr>
+          <w:ilvl w:val="0"/>
+          <w:numId w:val="2"/>
+        </w:numPr>
+        <w:spacing w:after="70" w:line="268"/>
+        <w:jc w:val="left"/>
+      </w:pPr>
+      <w:r>
+        <w:rPr>
+          <w:rFonts w:ascii="Aptos" w:cs="Aptos" w:eastAsia="Aptos" w:hAnsi="Aptos"/>
+          <w:b/>
+          <w:bCs/>
+          <w:i w:val="false"/>
+          <w:iCs w:val="false"/>
+          <w:color w:val="20222E"/>
+          <w:sz w:val="21"/>
+          <w:szCs w:val="21"/>
+        </w:rPr>
+        <w:t xml:space="preserve">Fonctionnement</w:t>
+      </w:r>
+      <w:r>
+        <w:rPr>
+          <w:rFonts w:ascii="Aptos" w:cs="Aptos" w:eastAsia="Aptos" w:hAnsi="Aptos"/>
+          <w:b w:val="false"/>
+          <w:bCs w:val="false"/>
+          <w:i w:val="false"/>
+          <w:iCs w:val="false"/>
+          <w:color w:val="20222E"/>
+          <w:sz w:val="21"/>
+          <w:szCs w:val="21"/>
+        </w:rPr>
+        <w:t xml:space="preserve"> : lors d’un appel entrant, l’app analyse le numéro et affiche une superposition (overlay) d’alerte si le numéro est suspect/frauduleux.</w:t>
+      </w:r>
+    </w:p>
+    <w:p>
+      <w:pPr>
+        <w:pStyle w:val="ListParagraph"/>
+        <w:numPr>
+          <w:ilvl w:val="0"/>
+          <w:numId w:val="2"/>
+        </w:numPr>
+        <w:spacing w:after="70" w:line="268"/>
+        <w:jc w:val="left"/>
+      </w:pPr>
+      <w:r>
+        <w:rPr>
+          <w:rFonts w:ascii="Aptos" w:cs="Aptos" w:eastAsia="Aptos" w:hAnsi="Aptos"/>
+          <w:b/>
+          <w:bCs/>
+          <w:i w:val="false"/>
+          <w:iCs w:val="false"/>
+          <w:color w:val="20222E"/>
+          <w:sz w:val="21"/>
+          <w:szCs w:val="21"/>
+        </w:rPr>
+        <w:t xml:space="preserve">Overlay d’alerte</w:t>
+      </w:r>
+      <w:r>
+        <w:rPr>
+          <w:rFonts w:ascii="Aptos" w:cs="Aptos" w:eastAsia="Aptos" w:hAnsi="Aptos"/>
+          <w:b w:val="false"/>
+          <w:bCs w:val="false"/>
+          <w:i w:val="false"/>
+          <w:iCs w:val="false"/>
+          <w:color w:val="20222E"/>
+          <w:sz w:val="21"/>
+          <w:szCs w:val="21"/>
+        </w:rPr>
+        <w:t xml:space="preserve"> : bandeau ou carte plein écran colorée selon le risque, nom/numéro, motif, et actions (Raccrocher, Signaler, Ignorer).</w:t>
+      </w:r>
+    </w:p>
+    <w:p>
+      <w:pPr>
+        <w:pStyle w:val="ListParagraph"/>
+        <w:numPr>
+          <w:ilvl w:val="0"/>
+          <w:numId w:val="2"/>
+        </w:numPr>
+        <w:spacing w:after="70" w:line="268"/>
+        <w:jc w:val="left"/>
+      </w:pPr>
+      <w:r>
+        <w:rPr>
+          <w:rFonts w:ascii="Aptos" w:cs="Aptos" w:eastAsia="Aptos" w:hAnsi="Aptos"/>
+          <w:b/>
+          <w:bCs/>
+          <w:i w:val="false"/>
+          <w:iCs w:val="false"/>
+          <w:color w:val="20222E"/>
+          <w:sz w:val="21"/>
+          <w:szCs w:val="21"/>
+        </w:rPr>
+        <w:t xml:space="preserve">Écran de réglages</w:t>
+      </w:r>
+      <w:r>
+        <w:rPr>
+          <w:rFonts w:ascii="Aptos" w:cs="Aptos" w:eastAsia="Aptos" w:hAnsi="Aptos"/>
+          <w:b w:val="false"/>
+          <w:bCs w:val="false"/>
+          <w:i w:val="false"/>
+          <w:iCs w:val="false"/>
+          <w:color w:val="20222E"/>
+          <w:sz w:val="21"/>
+          <w:szCs w:val="21"/>
+        </w:rPr>
+        <w:t xml:space="preserve"> : activer/désactiver la détection, gérer les permissions requises (avec explications), liste des derniers appels analysés.</w:t>
+      </w:r>
+    </w:p>
+    <w:p>
+      <w:pPr>
+        <w:pStyle w:val="ListParagraph"/>
+        <w:numPr>
+          <w:ilvl w:val="0"/>
+          <w:numId w:val="2"/>
+        </w:numPr>
+        <w:spacing w:after="70" w:line="268"/>
+        <w:jc w:val="left"/>
+      </w:pPr>
+      <w:r>
+        <w:rPr>
+          <w:rFonts w:ascii="Aptos" w:cs="Aptos" w:eastAsia="Aptos" w:hAnsi="Aptos"/>
+          <w:b/>
+          <w:bCs/>
+          <w:i w:val="false"/>
+          <w:iCs w:val="false"/>
+          <w:color w:val="20222E"/>
+          <w:sz w:val="21"/>
+          <w:szCs w:val="21"/>
+        </w:rPr>
+        <w:t xml:space="preserve">États</w:t>
+      </w:r>
+      <w:r>
+        <w:rPr>
+          <w:rFonts w:ascii="Aptos" w:cs="Aptos" w:eastAsia="Aptos" w:hAnsi="Aptos"/>
+          <w:b w:val="false"/>
+          <w:bCs w:val="false"/>
+          <w:i w:val="false"/>
+          <w:iCs w:val="false"/>
+          <w:color w:val="20222E"/>
+          <w:sz w:val="21"/>
+          <w:szCs w:val="21"/>
+        </w:rPr>
+        <w:t xml:space="preserve"> : Actif, Inactif (permission manquante + explication), Historique vide, Erreur.</w:t>
+      </w:r>
+    </w:p>
+    <w:p>
+      <w:pPr>
+        <w:pStyle w:val="Heading2"/>
+        <w:spacing w:after="120" w:before="260"/>
+      </w:pPr>
+      <w:r>
+        <w:rPr>
+          <w:rFonts w:ascii="Aptos" w:cs="Aptos" w:eastAsia="Aptos" w:hAnsi="Aptos"/>
+          <w:b/>
+          <w:bCs/>
+          <w:color w:val="2D2E83"/>
+          <w:sz w:val="25"/>
+          <w:szCs w:val="25"/>
+        </w:rPr>
+        <w:t xml:space="preserve">9.7  Signalement</w:t>
+      </w:r>
+    </w:p>
+    <w:p>
+      <w:pPr>
+        <w:pStyle w:val="ListParagraph"/>
+        <w:numPr>
+          <w:ilvl w:val="0"/>
+          <w:numId w:val="2"/>
+        </w:numPr>
+        <w:spacing w:after="70" w:line="268"/>
+        <w:jc w:val="left"/>
+      </w:pPr>
+      <w:r>
+        <w:rPr>
+          <w:rFonts w:ascii="Aptos" w:cs="Aptos" w:eastAsia="Aptos" w:hAnsi="Aptos"/>
+          <w:b w:val="false"/>
+          <w:bCs w:val="false"/>
+          <w:i w:val="false"/>
+          <w:iCs w:val="false"/>
+          <w:color w:val="20222E"/>
+          <w:sz w:val="21"/>
+          <w:szCs w:val="21"/>
+        </w:rPr>
+        <w:t xml:space="preserve">Formulaire : numéro concerné (pré-rempli si venu d’un autre écran), motif (liste : arnaque, faux agent, phishing…), description libre optionnelle.</w:t>
+      </w:r>
+    </w:p>
+    <w:p>
+      <w:pPr>
+        <w:pStyle w:val="ListParagraph"/>
+        <w:numPr>
+          <w:ilvl w:val="0"/>
+          <w:numId w:val="2"/>
+        </w:numPr>
+        <w:spacing w:after="70" w:line="268"/>
+        <w:jc w:val="left"/>
+      </w:pPr>
+      <w:r>
+        <w:rPr>
+          <w:rFonts w:ascii="Aptos" w:cs="Aptos" w:eastAsia="Aptos" w:hAnsi="Aptos"/>
+          <w:b w:val="false"/>
+          <w:bCs w:val="false"/>
+          <w:i w:val="false"/>
+          <w:iCs w:val="false"/>
+          <w:color w:val="20222E"/>
+          <w:sz w:val="21"/>
+          <w:szCs w:val="21"/>
+        </w:rPr>
+        <w:t xml:space="preserve">Validation puis envoi ; le signalement alimente l’intelligence communautaire (et l’entraînement continu du modèle).</w:t>
+      </w:r>
+    </w:p>
+    <w:p>
+      <w:pPr>
+        <w:pStyle w:val="ListParagraph"/>
+        <w:numPr>
+          <w:ilvl w:val="0"/>
+          <w:numId w:val="2"/>
+        </w:numPr>
+        <w:spacing w:after="70" w:line="268"/>
+        <w:jc w:val="left"/>
+      </w:pPr>
+      <w:r>
+        <w:rPr>
+          <w:rFonts w:ascii="Aptos" w:cs="Aptos" w:eastAsia="Aptos" w:hAnsi="Aptos"/>
+          <w:b w:val="false"/>
+          <w:bCs w:val="false"/>
+          <w:i w:val="false"/>
+          <w:iCs w:val="false"/>
+          <w:color w:val="20222E"/>
+          <w:sz w:val="21"/>
+          <w:szCs w:val="21"/>
+        </w:rPr>
+        <w:t xml:space="preserve">États : Défaut, Validation, Envoi (chargement), Succès (remerciement + impact), Erreur.</w:t>
+      </w:r>
+    </w:p>
+    <w:p>
+      <w:pPr>
+        <w:pStyle w:val="Heading2"/>
+        <w:spacing w:after="120" w:before="260"/>
+      </w:pPr>
+      <w:r>
+        <w:rPr>
+          <w:rFonts w:ascii="Aptos" w:cs="Aptos" w:eastAsia="Aptos" w:hAnsi="Aptos"/>
+          <w:b/>
+          <w:bCs/>
+          <w:color w:val="2D2E83"/>
+          <w:sz w:val="25"/>
+          <w:szCs w:val="25"/>
+        </w:rPr>
+        <w:t xml:space="preserve">9.8  Formulaire d’enquête (notification)</w:t>
+      </w:r>
+    </w:p>
+    <w:p>
+      <w:pPr>
+        <w:pStyle w:val="ListParagraph"/>
+        <w:numPr>
+          <w:ilvl w:val="0"/>
+          <w:numId w:val="2"/>
+        </w:numPr>
+        <w:spacing w:after="70" w:line="268"/>
+        <w:jc w:val="left"/>
+      </w:pPr>
+      <w:r>
+        <w:rPr>
+          <w:rFonts w:ascii="Aptos" w:cs="Aptos" w:eastAsia="Aptos" w:hAnsi="Aptos"/>
+          <w:b w:val="false"/>
+          <w:bCs w:val="false"/>
+          <w:i w:val="false"/>
+          <w:iCs w:val="false"/>
+          <w:color w:val="20222E"/>
+          <w:sz w:val="21"/>
+          <w:szCs w:val="21"/>
+        </w:rPr>
+        <w:t xml:space="preserve">Déclenché par une notification ; s’ouvre en bottom sheet ou écran dédié. Questions courtes (choix multiples, échelle).</w:t>
+      </w:r>
+    </w:p>
+    <w:p>
+      <w:pPr>
+        <w:pStyle w:val="ListParagraph"/>
+        <w:numPr>
+          <w:ilvl w:val="0"/>
+          <w:numId w:val="2"/>
+        </w:numPr>
+        <w:spacing w:after="70" w:line="268"/>
+        <w:jc w:val="left"/>
+      </w:pPr>
+      <w:r>
+        <w:rPr>
+          <w:rFonts w:ascii="Aptos" w:cs="Aptos" w:eastAsia="Aptos" w:hAnsi="Aptos"/>
+          <w:b w:val="false"/>
+          <w:bCs w:val="false"/>
+          <w:i w:val="false"/>
+          <w:iCs w:val="false"/>
+          <w:color w:val="20222E"/>
+          <w:sz w:val="21"/>
+          <w:szCs w:val="21"/>
+        </w:rPr>
+        <w:t xml:space="preserve">Progression visible, possibilité de reporter, envoi des réponses ; message de remerciement.</w:t>
+      </w:r>
+    </w:p>
+    <w:p>
+      <w:pPr>
+        <w:pStyle w:val="ListParagraph"/>
+        <w:numPr>
+          <w:ilvl w:val="0"/>
+          <w:numId w:val="2"/>
+        </w:numPr>
+        <w:spacing w:after="70" w:line="268"/>
+        <w:jc w:val="left"/>
+      </w:pPr>
+      <w:r>
+        <w:rPr>
+          <w:rFonts w:ascii="Aptos" w:cs="Aptos" w:eastAsia="Aptos" w:hAnsi="Aptos"/>
+          <w:b w:val="false"/>
+          <w:bCs w:val="false"/>
+          <w:i w:val="false"/>
+          <w:iCs w:val="false"/>
+          <w:color w:val="20222E"/>
+          <w:sz w:val="21"/>
+          <w:szCs w:val="21"/>
+        </w:rPr>
+        <w:t xml:space="preserve">États : Défaut, En cours, Envoi, Succès, Erreur.</w:t>
+      </w:r>
+    </w:p>
+    <w:p>
+      <w:pPr>
+        <w:pStyle w:val="Heading2"/>
+        <w:spacing w:after="120" w:before="260"/>
+      </w:pPr>
+      <w:r>
+        <w:rPr>
+          <w:rFonts w:ascii="Aptos" w:cs="Aptos" w:eastAsia="Aptos" w:hAnsi="Aptos"/>
+          <w:b/>
+          <w:bCs/>
+          <w:color w:val="2D2E83"/>
+          <w:sz w:val="25"/>
+          <w:szCs w:val="25"/>
+        </w:rPr>
+        <w:t xml:space="preserve">9.9  Profil &amp; sécurité</w:t>
+      </w:r>
+    </w:p>
+    <w:p>
+      <w:pPr>
+        <w:pStyle w:val="ListParagraph"/>
+        <w:numPr>
+          <w:ilvl w:val="0"/>
+          <w:numId w:val="2"/>
+        </w:numPr>
+        <w:spacing w:after="70" w:line="268"/>
+        <w:jc w:val="left"/>
+      </w:pPr>
+      <w:r>
+        <w:rPr>
+          <w:rFonts w:ascii="Aptos" w:cs="Aptos" w:eastAsia="Aptos" w:hAnsi="Aptos"/>
+          <w:b/>
+          <w:bCs/>
+          <w:i w:val="false"/>
+          <w:iCs w:val="false"/>
+          <w:color w:val="20222E"/>
+          <w:sz w:val="21"/>
+          <w:szCs w:val="21"/>
+        </w:rPr>
+        <w:t xml:space="preserve">Profil</w:t>
+      </w:r>
+      <w:r>
+        <w:rPr>
+          <w:rFonts w:ascii="Aptos" w:cs="Aptos" w:eastAsia="Aptos" w:hAnsi="Aptos"/>
+          <w:b w:val="false"/>
+          <w:bCs w:val="false"/>
+          <w:i w:val="false"/>
+          <w:iCs w:val="false"/>
+          <w:color w:val="20222E"/>
+          <w:sz w:val="21"/>
+          <w:szCs w:val="21"/>
+        </w:rPr>
+        <w:t xml:space="preserve"> : informations (nom, numéro, pays), photo/avatar, édition.</w:t>
+      </w:r>
+    </w:p>
+    <w:p>
+      <w:pPr>
+        <w:pStyle w:val="ListParagraph"/>
+        <w:numPr>
+          <w:ilvl w:val="0"/>
+          <w:numId w:val="2"/>
+        </w:numPr>
+        <w:spacing w:after="70" w:line="268"/>
+        <w:jc w:val="left"/>
+      </w:pPr>
+      <w:r>
+        <w:rPr>
+          <w:rFonts w:ascii="Aptos" w:cs="Aptos" w:eastAsia="Aptos" w:hAnsi="Aptos"/>
+          <w:b/>
+          <w:bCs/>
+          <w:i w:val="false"/>
+          <w:iCs w:val="false"/>
+          <w:color w:val="20222E"/>
+          <w:sz w:val="21"/>
+          <w:szCs w:val="21"/>
+        </w:rPr>
+        <w:t xml:space="preserve">Sécurité</w:t>
+      </w:r>
+      <w:r>
+        <w:rPr>
+          <w:rFonts w:ascii="Aptos" w:cs="Aptos" w:eastAsia="Aptos" w:hAnsi="Aptos"/>
+          <w:b w:val="false"/>
+          <w:bCs w:val="false"/>
+          <w:i w:val="false"/>
+          <w:iCs w:val="false"/>
+          <w:color w:val="20222E"/>
+          <w:sz w:val="21"/>
+          <w:szCs w:val="21"/>
+        </w:rPr>
+        <w:t xml:space="preserve"> : gestion de la session, « Se souvenir de moi », verrouillage biométrique optionnel (Face ID / empreinte), déconnexion.</w:t>
+      </w:r>
+    </w:p>
+    <w:p>
+      <w:pPr>
+        <w:pStyle w:val="ListParagraph"/>
+        <w:numPr>
+          <w:ilvl w:val="0"/>
+          <w:numId w:val="2"/>
+        </w:numPr>
+        <w:spacing w:after="70" w:line="268"/>
+        <w:jc w:val="left"/>
+      </w:pPr>
+      <w:r>
+        <w:rPr>
+          <w:rFonts w:ascii="Aptos" w:cs="Aptos" w:eastAsia="Aptos" w:hAnsi="Aptos"/>
+          <w:b/>
+          <w:bCs/>
+          <w:i w:val="false"/>
+          <w:iCs w:val="false"/>
+          <w:color w:val="20222E"/>
+          <w:sz w:val="21"/>
+          <w:szCs w:val="21"/>
+        </w:rPr>
+        <w:t xml:space="preserve">Préférences</w:t>
+      </w:r>
+      <w:r>
+        <w:rPr>
+          <w:rFonts w:ascii="Aptos" w:cs="Aptos" w:eastAsia="Aptos" w:hAnsi="Aptos"/>
+          <w:b w:val="false"/>
+          <w:bCs w:val="false"/>
+          <w:i w:val="false"/>
+          <w:iCs w:val="false"/>
+          <w:color w:val="20222E"/>
+          <w:sz w:val="21"/>
+          <w:szCs w:val="21"/>
+        </w:rPr>
+        <w:t xml:space="preserve"> : thème (clair/sombre/système), langue (FR/EN), notifications, détection d’appel.</w:t>
+      </w:r>
+    </w:p>
+    <w:p>
+      <w:pPr>
+        <w:pStyle w:val="ListParagraph"/>
+        <w:numPr>
+          <w:ilvl w:val="0"/>
+          <w:numId w:val="2"/>
+        </w:numPr>
+        <w:spacing w:after="70" w:line="268"/>
+        <w:jc w:val="left"/>
+      </w:pPr>
+      <w:r>
+        <w:rPr>
+          <w:rFonts w:ascii="Aptos" w:cs="Aptos" w:eastAsia="Aptos" w:hAnsi="Aptos"/>
+          <w:b/>
+          <w:bCs/>
+          <w:i w:val="false"/>
+          <w:iCs w:val="false"/>
+          <w:color w:val="20222E"/>
+          <w:sz w:val="21"/>
+          <w:szCs w:val="21"/>
+        </w:rPr>
+        <w:t xml:space="preserve">États</w:t>
+      </w:r>
+      <w:r>
+        <w:rPr>
+          <w:rFonts w:ascii="Aptos" w:cs="Aptos" w:eastAsia="Aptos" w:hAnsi="Aptos"/>
+          <w:b w:val="false"/>
+          <w:bCs w:val="false"/>
+          <w:i w:val="false"/>
+          <w:iCs w:val="false"/>
+          <w:color w:val="20222E"/>
+          <w:sz w:val="21"/>
+          <w:szCs w:val="21"/>
+        </w:rPr>
+        <w:t xml:space="preserve"> : Chargement, Édition (validation), Succès (enregistré), Erreur.</w:t>
+      </w:r>
+    </w:p>
+    <w:p>
+      <w:r>
+        <w:br w:type="page"/>
+      </w:r>
+    </w:p>
+    <w:p>
+      <w:pPr>
+        <w:pStyle w:val="Heading1"/>
+        <w:pBdr>
+          <w:bottom w:val="single" w:color="F39200" w:sz="14" w:space="6"/>
+        </w:pBdr>
+        <w:spacing w:after="160" w:before="320"/>
+      </w:pPr>
+      <w:r>
+        <w:rPr>
+          <w:rFonts w:ascii="Aptos" w:cs="Aptos" w:eastAsia="Aptos" w:hAnsi="Aptos"/>
+          <w:b/>
+          <w:bCs/>
+          <w:color w:val="F39200"/>
+          <w:sz w:val="30"/>
+          <w:szCs w:val="30"/>
+        </w:rPr>
+        <w:t xml:space="preserve">10  </w:t>
+      </w:r>
+      <w:r>
+        <w:rPr>
+          <w:rFonts w:ascii="Aptos" w:cs="Aptos" w:eastAsia="Aptos" w:hAnsi="Aptos"/>
+          <w:b/>
+          <w:bCs/>
+          <w:color w:val="2D2E83"/>
+          <w:sz w:val="30"/>
+          <w:szCs w:val="30"/>
+        </w:rPr>
+        <w:t xml:space="preserve">Thème, internationalisation, accessibilité &amp; responsive</w:t>
+      </w:r>
+    </w:p>
+    <w:p>
+      <w:pPr>
+        <w:pStyle w:val="Heading2"/>
+        <w:spacing w:after="120" w:before="260"/>
+      </w:pPr>
+      <w:r>
+        <w:rPr>
+          <w:rFonts w:ascii="Aptos" w:cs="Aptos" w:eastAsia="Aptos" w:hAnsi="Aptos"/>
+          <w:b/>
+          <w:bCs/>
+          <w:color w:val="2D2E83"/>
+          <w:sz w:val="25"/>
+          <w:szCs w:val="25"/>
+        </w:rPr>
+        <w:t xml:space="preserve">10.1  Thème clair / sombre</w:t>
+      </w:r>
+    </w:p>
+    <w:p>
+      <w:pPr>
+        <w:pStyle w:val="ListParagraph"/>
+        <w:numPr>
+          <w:ilvl w:val="0"/>
+          <w:numId w:val="2"/>
+        </w:numPr>
+        <w:spacing w:after="70" w:line="268"/>
+        <w:jc w:val="left"/>
+      </w:pPr>
+      <w:r>
+        <w:rPr>
+          <w:rFonts w:ascii="Aptos" w:cs="Aptos" w:eastAsia="Aptos" w:hAnsi="Aptos"/>
+          <w:b w:val="false"/>
+          <w:bCs w:val="false"/>
+          <w:i w:val="false"/>
+          <w:iCs w:val="false"/>
+          <w:color w:val="20222E"/>
+          <w:sz w:val="21"/>
+          <w:szCs w:val="21"/>
+        </w:rPr>
+        <w:t xml:space="preserve">NativeWind avec stratégie de thème ; toutes les couleurs issues des jetons (§2.2).</w:t>
+      </w:r>
+    </w:p>
+    <w:p>
+      <w:pPr>
+        <w:pStyle w:val="ListParagraph"/>
+        <w:numPr>
+          <w:ilvl w:val="0"/>
+          <w:numId w:val="2"/>
+        </w:numPr>
+        <w:spacing w:after="70" w:line="268"/>
+        <w:jc w:val="left"/>
+      </w:pPr>
+      <w:r>
+        <w:rPr>
+          <w:rFonts w:ascii="Aptos" w:cs="Aptos" w:eastAsia="Aptos" w:hAnsi="Aptos"/>
+          <w:b w:val="false"/>
+          <w:bCs w:val="false"/>
+          <w:i w:val="false"/>
+          <w:iCs w:val="false"/>
+          <w:color w:val="20222E"/>
+          <w:sz w:val="21"/>
+          <w:szCs w:val="21"/>
+        </w:rPr>
+        <w:t xml:space="preserve">Bascule dans Profil (clair / sombre / système) ; persistance en AsyncStorage ; suivi de la préférence système par défaut.</w:t>
+      </w:r>
+    </w:p>
+    <w:p>
+      <w:pPr>
+        <w:pStyle w:val="Heading2"/>
+        <w:spacing w:after="120" w:before="260"/>
+      </w:pPr>
+      <w:r>
+        <w:rPr>
+          <w:rFonts w:ascii="Aptos" w:cs="Aptos" w:eastAsia="Aptos" w:hAnsi="Aptos"/>
+          <w:b/>
+          <w:bCs/>
+          <w:color w:val="2D2E83"/>
+          <w:sz w:val="25"/>
+          <w:szCs w:val="25"/>
+        </w:rPr>
+        <w:t xml:space="preserve">10.2  Internationalisation (FR / EN)</w:t>
       </w:r>
     </w:p>
     <w:p>
@@ -12914,7 +15771,7 @@
           <w:sz w:val="25"/>
           <w:szCs w:val="25"/>
         </w:rPr>
-        <w:t xml:space="preserve">9.3  Accessibilité</w:t>
+        <w:t xml:space="preserve">10.3  Accessibilité</w:t>
       </w:r>
     </w:p>
     <w:p>
@@ -13003,7 +15860,7 @@
           <w:sz w:val="25"/>
           <w:szCs w:val="25"/>
         </w:rPr>
-        <w:t xml:space="preserve">9.4  Responsive (100 %)</w:t>
+        <w:t xml:space="preserve">10.4  Responsive (100 %)</w:t>
       </w:r>
     </w:p>
     <w:tbl>
@@ -13398,7 +16255,7 @@
           <w:sz w:val="30"/>
           <w:szCs w:val="30"/>
         </w:rPr>
-        <w:t xml:space="preserve">10  </w:t>
+        <w:t xml:space="preserve">11  </w:t>
       </w:r>
       <w:r>
         <w:rPr>
@@ -13426,7 +16283,7 @@
           <w:sz w:val="25"/>
           <w:szCs w:val="25"/>
         </w:rPr>
-        <w:t xml:space="preserve">10.1  Sécurité</w:t>
+        <w:t xml:space="preserve">11.1  Sécurité</w:t>
       </w:r>
     </w:p>
     <w:p>
@@ -13539,7 +16396,7 @@
           <w:sz w:val="25"/>
           <w:szCs w:val="25"/>
         </w:rPr>
-        <w:t xml:space="preserve">10.2  Données &amp; cache</w:t>
+        <w:t xml:space="preserve">11.2  Données &amp; cache</w:t>
       </w:r>
     </w:p>
     <w:p>
@@ -13604,7 +16461,7 @@
           <w:sz w:val="25"/>
           <w:szCs w:val="25"/>
         </w:rPr>
-        <w:t xml:space="preserve">10.3  Performance</w:t>
+        <w:t xml:space="preserve">11.3  Performance</w:t>
       </w:r>
     </w:p>
     <w:p>
@@ -13677,7 +16534,7 @@
           <w:sz w:val="30"/>
           <w:szCs w:val="30"/>
         </w:rPr>
-        <w:t xml:space="preserve">11  </w:t>
+        <w:t xml:space="preserve">12  </w:t>
       </w:r>
       <w:r>
         <w:rPr>
@@ -13757,7 +16614,7 @@
           <w:sz w:val="21"/>
           <w:szCs w:val="21"/>
         </w:rPr>
-        <w:t xml:space="preserve">Page « Auth » : connexion (pays + numéro), sélecteur de pays, OTP, mot de passe oublié/réinitialisation, avec tous les états.</w:t>
+        <w:t xml:space="preserve">Page « Auth » : inscription (nom, prénom, email, mot de passe), OTP email, connexion, OTP nouvel appareil, mot de passe oublié/réinitialisation, avec tous les états.</w:t>
       </w:r>
     </w:p>
     <w:p>
@@ -13780,7 +16637,7 @@
           <w:sz w:val="21"/>
           <w:szCs w:val="21"/>
         </w:rPr>
-        <w:t xml:space="preserve">Page « App » : chaque écran (§8) en thèmes clair et sombre, avec états chargement/vide/erreur/succès.</w:t>
+        <w:t xml:space="preserve">Page « Mes numéros » : liste, ajout (sélecteur de pays + numéro), vérification OTP SMS, suppression, avec tous les états.</w:t>
       </w:r>
     </w:p>
     <w:p>
@@ -13803,7 +16660,7 @@
           <w:sz w:val="21"/>
           <w:szCs w:val="21"/>
         </w:rPr>
-        <w:t xml:space="preserve">Variantes responsive : petit téléphone, téléphone standard, tablette.</w:t>
+        <w:t xml:space="preserve">Page « App » : chaque écran (§9) en thèmes clair et sombre, avec états chargement/vide/erreur/succès.</w:t>
       </w:r>
     </w:p>
     <w:p>
@@ -13826,7 +16683,30 @@
           <w:sz w:val="21"/>
           <w:szCs w:val="21"/>
         </w:rPr>
-        <w:t xml:space="preserve">Prototype interactif : parcours connexion → OTP → accueil, navigation par onglets, parcours de transfert USSD, bascules thème et langue.</w:t>
+        <w:t xml:space="preserve">Variantes responsive : petit téléphone, téléphone standard, tablette.</w:t>
+      </w:r>
+    </w:p>
+    <w:p>
+      <w:pPr>
+        <w:pStyle w:val="ListParagraph"/>
+        <w:numPr>
+          <w:ilvl w:val="0"/>
+          <w:numId w:val="3"/>
+        </w:numPr>
+        <w:spacing w:after="70" w:line="268"/>
+      </w:pPr>
+      <w:r>
+        <w:rPr>
+          <w:rFonts w:ascii="Aptos" w:cs="Aptos" w:eastAsia="Aptos" w:hAnsi="Aptos"/>
+          <w:b w:val="false"/>
+          <w:bCs w:val="false"/>
+          <w:i w:val="false"/>
+          <w:iCs w:val="false"/>
+          <w:color w:val="20222E"/>
+          <w:sz w:val="21"/>
+          <w:szCs w:val="21"/>
+        </w:rPr>
+        <w:t xml:space="preserve">Prototype interactif : parcours inscription → OTP email → accueil, connexion, ajout d’un numéro → OTP SMS, navigation par onglets, transfert USSD, bascules thème et langue.</w:t>
       </w:r>
     </w:p>
     <w:p>
